--- a/01-电源电路/02-开关电源/全桥/全桥逆变电路/全桥逆变电路.docx
+++ b/01-电源电路/02-开关电源/全桥/全桥逆变电路/全桥逆变电路.docx
@@ -2794,6 +2794,20 @@
     </w:p>
     <w:bookmarkEnd w:id="26"/>
     <w:bookmarkEnd w:id="27"/>
+    <w:p>
+      <w:pPr>
+        <w:spacing w:before="360"/>
+        <w:jc w:val="center"/>
+      </w:pPr>
+      <w:r>
+        <w:rPr>
+          <w:rFonts w:ascii="Times New Roman" w:hAnsi="Times New Roman"/>
+          <w:color w:val="555555"/>
+          <w:sz w:val="21"/>
+        </w:rPr>
+        <w:t>材料收集者：杜文杰</w:t>
+      </w:r>
+    </w:p>
     <w:sectPr>
       <w:headerReference r:id="rId9" w:type="default"/>
       <w:footerReference r:id="rId10" w:type="default"/>

--- a/01-电源电路/02-开关电源/全桥/全桥逆变电路/全桥逆变电路.docx
+++ b/01-电源电路/02-开关电源/全桥/全桥逆变电路/全桥逆变电路.docx
@@ -1,6 +1,6 @@
 
 <file path=word/document.xml><?xml version="1.0" encoding="utf-8"?>
-<w:document xmlns:w="http://schemas.openxmlformats.org/wordprocessingml/2006/main" xmlns:m="http://schemas.openxmlformats.org/officeDocument/2006/math" xmlns:r="http://schemas.openxmlformats.org/officeDocument/2006/relationships" xmlns:o="urn:schemas-microsoft-com:office:office" xmlns:v="urn:schemas-microsoft-com:vml" xmlns:w10="urn:schemas-microsoft-com:office:word" xmlns:a="http://schemas.openxmlformats.org/drawingml/2006/main" xmlns:pic="http://schemas.openxmlformats.org/drawingml/2006/picture" xmlns:wp="http://schemas.openxmlformats.org/drawingml/2006/wordprocessingDrawing">
+<w:document xmlns:m="http://schemas.openxmlformats.org/officeDocument/2006/math" xmlns:r="http://schemas.openxmlformats.org/officeDocument/2006/relationships" xmlns:w="http://schemas.openxmlformats.org/wordprocessingml/2006/main" xmlns:o="urn:schemas-microsoft-com:office:office" xmlns:v="urn:schemas-microsoft-com:vml" xmlns:w10="urn:schemas-microsoft-com:office:word" xmlns:a="http://schemas.openxmlformats.org/drawingml/2006/main" xmlns:pic="http://schemas.openxmlformats.org/drawingml/2006/picture" xmlns:wp="http://schemas.openxmlformats.org/drawingml/2006/wordprocessingDrawing">
   <w:body>
     <w:bookmarkStart w:id="27" w:name="全桥逆变电路"/>
     <w:p>
@@ -9,7 +9,7 @@
       </w:pPr>
       <w:r>
         <w:rPr>
-          <w:rFonts w:hint="eastAsia"/>
+          <w:rFonts w:hint="eastAsia" w:eastAsia="黑体"/>
         </w:rPr>
         <w:t xml:space="preserve">全桥逆变电路</w:t>
       </w:r>
@@ -21,7 +21,7 @@
       </w:pPr>
       <w:r>
         <w:rPr>
-          <w:rFonts w:hint="eastAsia"/>
+          <w:rFonts w:hint="eastAsia" w:eastAsia="黑体"/>
         </w:rPr>
         <w:t xml:space="preserve">拓扑描述</w:t>
       </w:r>
@@ -32,16 +32,19 @@
       </w:pPr>
       <w:r>
         <w:rPr>
-          <w:rFonts w:hint="eastAsia"/>
+          <w:rFonts w:hint="eastAsia" w:eastAsia="黑体"/>
         </w:rPr>
         <w:t xml:space="preserve">由</w:t>
       </w:r>
       <w:r>
+        <w:rPr>
+          <w:rFonts w:eastAsia="黑体"/>
+        </w:rPr>
         <w:t xml:space="preserve"> </w:t>
       </w:r>
       <w:r>
         <w:rPr>
-          <w:rFonts w:hint="eastAsia"/>
+          <w:rFonts w:hint="eastAsia" w:eastAsia="黑体"/>
           <w:b/>
           <w:bCs/>
         </w:rPr>
@@ -49,6 +52,7 @@
       </w:r>
       <w:r>
         <w:rPr>
+          <w:rFonts w:eastAsia="黑体"/>
           <w:b/>
           <w:bCs/>
         </w:rPr>
@@ -70,6 +74,7 @@
       </m:oMath>
       <w:r>
         <w:rPr>
+          <w:rFonts w:eastAsia="黑体"/>
           <w:b/>
           <w:bCs/>
         </w:rPr>
@@ -90,46 +95,58 @@
         </m:sSub>
       </m:oMath>
       <w:r>
+        <w:rPr>
+          <w:rFonts w:eastAsia="黑体"/>
+        </w:rPr>
         <w:t xml:space="preserve"> </w:t>
       </w:r>
       <w:r>
         <w:rPr>
-          <w:rFonts w:hint="eastAsia"/>
+          <w:rFonts w:hint="eastAsia" w:eastAsia="黑体"/>
         </w:rPr>
         <w:t xml:space="preserve">组成</w:t>
       </w:r>
       <w:r>
+        <w:rPr>
+          <w:rFonts w:eastAsia="黑体"/>
+        </w:rPr>
         <w:t xml:space="preserve"> H </w:t>
       </w:r>
       <w:r>
         <w:rPr>
-          <w:rFonts w:hint="eastAsia"/>
+          <w:rFonts w:hint="eastAsia" w:eastAsia="黑体"/>
         </w:rPr>
         <w:t xml:space="preserve">桥主回路（直流母线跨接在桥的两臂之间）与</w:t>
       </w:r>
       <w:r>
+        <w:rPr>
+          <w:rFonts w:eastAsia="黑体"/>
+        </w:rPr>
         <w:t xml:space="preserve"> </w:t>
       </w:r>
       <w:r>
         <w:rPr>
-          <w:rFonts w:hint="eastAsia"/>
+          <w:rFonts w:hint="eastAsia" w:eastAsia="黑体"/>
           <w:b/>
           <w:bCs/>
         </w:rPr>
         <w:t xml:space="preserve">负载（或经滤波后的负载）</w:t>
       </w:r>
       <w:r>
+        <w:rPr>
+          <w:rFonts w:eastAsia="黑体"/>
+        </w:rPr>
         <w:t xml:space="preserve"> </w:t>
       </w:r>
       <w:r>
         <w:rPr>
-          <w:rFonts w:hint="eastAsia"/>
+          <w:rFonts w:hint="eastAsia" w:eastAsia="黑体"/>
         </w:rPr>
         <w:t xml:space="preserve">组成。电路关键节点：</w:t>
       </w:r>
       <w:r>
         <w:rPr>
-          <w:rFonts w:hint="eastAsia"/>
+          <w:rFonts w:hint="eastAsia" w:eastAsia="黑体"/>
           <w:b/>
           <w:bCs/>
         </w:rPr>
@@ -137,6 +154,7 @@
       </w:r>
       <w:r>
         <w:rPr>
+          <w:rFonts w:eastAsia="黑体"/>
           <w:b/>
           <w:bCs/>
         </w:rPr>
@@ -144,7 +162,7 @@
       </w:r>
       <w:r>
         <w:rPr>
-          <w:rFonts w:hint="eastAsia"/>
+          <w:rFonts w:hint="eastAsia" w:eastAsia="黑体"/>
           <w:b/>
           <w:bCs/>
         </w:rPr>
@@ -152,6 +170,7 @@
       </w:r>
       <w:r>
         <w:rPr>
+          <w:rFonts w:eastAsia="黑体"/>
           <w:b/>
           <w:bCs/>
         </w:rPr>
@@ -182,7 +201,7 @@
       </m:oMath>
       <w:r>
         <w:rPr>
-          <w:rFonts w:hint="eastAsia"/>
+          <w:rFonts w:hint="eastAsia" w:eastAsia="黑体"/>
         </w:rPr>
         <w:t xml:space="preserve">（直流母线正极，</w:t>
       </w:r>
@@ -201,15 +220,21 @@
         </m:sSub>
       </m:oMath>
       <w:r>
+        <w:rPr>
+          <w:rFonts w:eastAsia="黑体"/>
+        </w:rPr>
         <w:t xml:space="preserve"> </w:t>
       </w:r>
       <w:r>
         <w:rPr>
-          <w:rFonts w:hint="eastAsia"/>
+          <w:rFonts w:hint="eastAsia" w:eastAsia="黑体"/>
         </w:rPr>
         <w:t xml:space="preserve">与</w:t>
       </w:r>
       <w:r>
+        <w:rPr>
+          <w:rFonts w:eastAsia="黑体"/>
+        </w:rPr>
         <w:t xml:space="preserve"> </w:t>
       </w:r>
       <m:oMath>
@@ -227,17 +252,20 @@
         </m:sSub>
       </m:oMath>
       <w:r>
+        <w:rPr>
+          <w:rFonts w:eastAsia="黑体"/>
+        </w:rPr>
         <w:t xml:space="preserve"> </w:t>
       </w:r>
       <w:r>
         <w:rPr>
-          <w:rFonts w:hint="eastAsia"/>
+          <w:rFonts w:hint="eastAsia" w:eastAsia="黑体"/>
         </w:rPr>
         <w:t xml:space="preserve">的漏极相连）；</w:t>
       </w:r>
       <w:r>
         <w:rPr>
-          <w:rFonts w:hint="eastAsia"/>
+          <w:rFonts w:hint="eastAsia" w:eastAsia="黑体"/>
           <w:b/>
           <w:bCs/>
         </w:rPr>
@@ -245,6 +273,7 @@
       </w:r>
       <w:r>
         <w:rPr>
+          <w:rFonts w:eastAsia="黑体"/>
           <w:b/>
           <w:bCs/>
         </w:rPr>
@@ -252,7 +281,7 @@
       </w:r>
       <w:r>
         <w:rPr>
-          <w:rFonts w:hint="eastAsia"/>
+          <w:rFonts w:hint="eastAsia" w:eastAsia="黑体"/>
           <w:b/>
           <w:bCs/>
         </w:rPr>
@@ -260,6 +289,7 @@
       </w:r>
       <w:r>
         <w:rPr>
+          <w:rFonts w:eastAsia="黑体"/>
           <w:b/>
           <w:bCs/>
         </w:rPr>
@@ -267,7 +297,7 @@
       </w:r>
       <w:r>
         <w:rPr>
-          <w:rFonts w:hint="eastAsia"/>
+          <w:rFonts w:hint="eastAsia" w:eastAsia="黑体"/>
         </w:rPr>
         <w:t xml:space="preserve">（直流母线负极，</w:t>
       </w:r>
@@ -286,15 +316,21 @@
         </m:sSub>
       </m:oMath>
       <w:r>
+        <w:rPr>
+          <w:rFonts w:eastAsia="黑体"/>
+        </w:rPr>
         <w:t xml:space="preserve"> </w:t>
       </w:r>
       <w:r>
         <w:rPr>
-          <w:rFonts w:hint="eastAsia"/>
+          <w:rFonts w:hint="eastAsia" w:eastAsia="黑体"/>
         </w:rPr>
         <w:t xml:space="preserve">与</w:t>
       </w:r>
       <w:r>
+        <w:rPr>
+          <w:rFonts w:eastAsia="黑体"/>
+        </w:rPr>
         <w:t xml:space="preserve"> </w:t>
       </w:r>
       <m:oMath>
@@ -312,17 +348,20 @@
         </m:sSub>
       </m:oMath>
       <w:r>
+        <w:rPr>
+          <w:rFonts w:eastAsia="黑体"/>
+        </w:rPr>
         <w:t xml:space="preserve"> </w:t>
       </w:r>
       <w:r>
         <w:rPr>
-          <w:rFonts w:hint="eastAsia"/>
+          <w:rFonts w:hint="eastAsia" w:eastAsia="黑体"/>
         </w:rPr>
         <w:t xml:space="preserve">的源极相连）；</w:t>
       </w:r>
       <w:r>
         <w:rPr>
-          <w:rFonts w:hint="eastAsia"/>
+          <w:rFonts w:hint="eastAsia" w:eastAsia="黑体"/>
           <w:b/>
           <w:bCs/>
         </w:rPr>
@@ -330,6 +369,7 @@
       </w:r>
       <w:r>
         <w:rPr>
+          <w:rFonts w:eastAsia="黑体"/>
           <w:b/>
           <w:bCs/>
         </w:rPr>
@@ -337,7 +377,7 @@
       </w:r>
       <w:r>
         <w:rPr>
-          <w:rFonts w:hint="eastAsia"/>
+          <w:rFonts w:hint="eastAsia" w:eastAsia="黑体"/>
           <w:b/>
           <w:bCs/>
         </w:rPr>
@@ -345,6 +385,7 @@
       </w:r>
       <w:r>
         <w:rPr>
+          <w:rFonts w:eastAsia="黑体"/>
           <w:b/>
           <w:bCs/>
         </w:rPr>
@@ -352,7 +393,7 @@
       </w:r>
       <w:r>
         <w:rPr>
-          <w:rFonts w:hint="eastAsia"/>
+          <w:rFonts w:hint="eastAsia" w:eastAsia="黑体"/>
         </w:rPr>
         <w:t xml:space="preserve">（</w:t>
       </w:r>
@@ -371,11 +412,14 @@
         </m:sSub>
       </m:oMath>
       <w:r>
+        <w:rPr>
+          <w:rFonts w:eastAsia="黑体"/>
+        </w:rPr>
         <w:t xml:space="preserve"> </w:t>
       </w:r>
       <w:r>
         <w:rPr>
-          <w:rFonts w:hint="eastAsia"/>
+          <w:rFonts w:hint="eastAsia" w:eastAsia="黑体"/>
         </w:rPr>
         <w:t xml:space="preserve">源极、</w:t>
       </w:r>
@@ -394,17 +438,20 @@
         </m:sSub>
       </m:oMath>
       <w:r>
+        <w:rPr>
+          <w:rFonts w:eastAsia="黑体"/>
+        </w:rPr>
         <w:t xml:space="preserve"> </w:t>
       </w:r>
       <w:r>
         <w:rPr>
-          <w:rFonts w:hint="eastAsia"/>
+          <w:rFonts w:hint="eastAsia" w:eastAsia="黑体"/>
         </w:rPr>
         <w:t xml:space="preserve">漏极、负载一端相连）；</w:t>
       </w:r>
       <w:r>
         <w:rPr>
-          <w:rFonts w:hint="eastAsia"/>
+          <w:rFonts w:hint="eastAsia" w:eastAsia="黑体"/>
           <w:b/>
           <w:bCs/>
         </w:rPr>
@@ -412,6 +459,7 @@
       </w:r>
       <w:r>
         <w:rPr>
+          <w:rFonts w:eastAsia="黑体"/>
           <w:b/>
           <w:bCs/>
         </w:rPr>
@@ -419,7 +467,7 @@
       </w:r>
       <w:r>
         <w:rPr>
-          <w:rFonts w:hint="eastAsia"/>
+          <w:rFonts w:hint="eastAsia" w:eastAsia="黑体"/>
           <w:b/>
           <w:bCs/>
         </w:rPr>
@@ -427,6 +475,7 @@
       </w:r>
       <w:r>
         <w:rPr>
+          <w:rFonts w:eastAsia="黑体"/>
           <w:b/>
           <w:bCs/>
         </w:rPr>
@@ -434,7 +483,7 @@
       </w:r>
       <w:r>
         <w:rPr>
-          <w:rFonts w:hint="eastAsia"/>
+          <w:rFonts w:hint="eastAsia" w:eastAsia="黑体"/>
         </w:rPr>
         <w:t xml:space="preserve">（</w:t>
       </w:r>
@@ -453,11 +502,14 @@
         </m:sSub>
       </m:oMath>
       <w:r>
+        <w:rPr>
+          <w:rFonts w:eastAsia="黑体"/>
+        </w:rPr>
         <w:t xml:space="preserve"> </w:t>
       </w:r>
       <w:r>
         <w:rPr>
-          <w:rFonts w:hint="eastAsia"/>
+          <w:rFonts w:hint="eastAsia" w:eastAsia="黑体"/>
         </w:rPr>
         <w:t xml:space="preserve">源极、</w:t>
       </w:r>
@@ -476,11 +528,14 @@
         </m:sSub>
       </m:oMath>
       <w:r>
+        <w:rPr>
+          <w:rFonts w:eastAsia="黑体"/>
+        </w:rPr>
         <w:t xml:space="preserve"> </w:t>
       </w:r>
       <w:r>
         <w:rPr>
-          <w:rFonts w:hint="eastAsia"/>
+          <w:rFonts w:hint="eastAsia" w:eastAsia="黑体"/>
         </w:rPr>
         <w:t xml:space="preserve">漏极、负载另一端相连）。</w:t>
       </w:r>
@@ -489,7 +544,7 @@
       <w:pPr/>
       <w:r>
         <w:rPr>
-          <w:rFonts w:hint="eastAsia"/>
+          <w:rFonts w:hint="eastAsia" w:eastAsia="黑体"/>
         </w:rPr>
         <w:t xml:space="preserve">各元件管脚连接：</w:t>
       </w:r>
@@ -508,15 +563,21 @@
         </m:sSub>
       </m:oMath>
       <w:r>
+        <w:rPr>
+          <w:rFonts w:eastAsia="黑体"/>
+        </w:rPr>
         <w:t xml:space="preserve"> </w:t>
       </w:r>
       <w:r>
         <w:rPr>
-          <w:rFonts w:hint="eastAsia"/>
+          <w:rFonts w:hint="eastAsia" w:eastAsia="黑体"/>
         </w:rPr>
         <w:t xml:space="preserve">漏极接</w:t>
       </w:r>
       <w:r>
+        <w:rPr>
+          <w:rFonts w:eastAsia="黑体"/>
+        </w:rPr>
         <w:t xml:space="preserve"> </w:t>
       </w:r>
       <m:oMath>
@@ -544,16 +605,19 @@
       </m:oMath>
       <w:r>
         <w:rPr>
-          <w:rFonts w:hint="eastAsia"/>
+          <w:rFonts w:hint="eastAsia" w:eastAsia="黑体"/>
         </w:rPr>
         <w:t xml:space="preserve">、源极接输出节点</w:t>
       </w:r>
       <w:r>
+        <w:rPr>
+          <w:rFonts w:eastAsia="黑体"/>
+        </w:rPr>
         <w:t xml:space="preserve"> </w:t>
       </w:r>
       <w:r>
         <w:rPr>
-          <w:rFonts w:hint="eastAsia"/>
+          <w:rFonts w:hint="eastAsia" w:eastAsia="黑体"/>
         </w:rPr>
         <w:t xml:space="preserve">A、栅极接驱动信号；</w:t>
       </w:r>
@@ -572,20 +636,26 @@
         </m:sSub>
       </m:oMath>
       <w:r>
+        <w:rPr>
+          <w:rFonts w:eastAsia="黑体"/>
+        </w:rPr>
         <w:t xml:space="preserve"> </w:t>
       </w:r>
       <w:r>
         <w:rPr>
-          <w:rFonts w:hint="eastAsia"/>
+          <w:rFonts w:hint="eastAsia" w:eastAsia="黑体"/>
         </w:rPr>
         <w:t xml:space="preserve">漏极接输出节点</w:t>
       </w:r>
       <w:r>
+        <w:rPr>
+          <w:rFonts w:eastAsia="黑体"/>
+        </w:rPr>
         <w:t xml:space="preserve"> </w:t>
       </w:r>
       <w:r>
         <w:rPr>
-          <w:rFonts w:hint="eastAsia"/>
+          <w:rFonts w:hint="eastAsia" w:eastAsia="黑体"/>
         </w:rPr>
         <w:t xml:space="preserve">A、源极接地、栅极接驱动信号；</w:t>
       </w:r>
@@ -604,15 +674,21 @@
         </m:sSub>
       </m:oMath>
       <w:r>
+        <w:rPr>
+          <w:rFonts w:eastAsia="黑体"/>
+        </w:rPr>
         <w:t xml:space="preserve"> </w:t>
       </w:r>
       <w:r>
         <w:rPr>
-          <w:rFonts w:hint="eastAsia"/>
+          <w:rFonts w:hint="eastAsia" w:eastAsia="黑体"/>
         </w:rPr>
         <w:t xml:space="preserve">漏极接</w:t>
       </w:r>
       <w:r>
+        <w:rPr>
+          <w:rFonts w:eastAsia="黑体"/>
+        </w:rPr>
         <w:t xml:space="preserve"> </w:t>
       </w:r>
       <m:oMath>
@@ -640,16 +716,19 @@
       </m:oMath>
       <w:r>
         <w:rPr>
-          <w:rFonts w:hint="eastAsia"/>
+          <w:rFonts w:hint="eastAsia" w:eastAsia="黑体"/>
         </w:rPr>
         <w:t xml:space="preserve">、源极接输出节点</w:t>
       </w:r>
       <w:r>
+        <w:rPr>
+          <w:rFonts w:eastAsia="黑体"/>
+        </w:rPr>
         <w:t xml:space="preserve"> </w:t>
       </w:r>
       <w:r>
         <w:rPr>
-          <w:rFonts w:hint="eastAsia"/>
+          <w:rFonts w:hint="eastAsia" w:eastAsia="黑体"/>
         </w:rPr>
         <w:t xml:space="preserve">B、栅极接驱动信号；</w:t>
       </w:r>
@@ -668,38 +747,50 @@
         </m:sSub>
       </m:oMath>
       <w:r>
+        <w:rPr>
+          <w:rFonts w:eastAsia="黑体"/>
+        </w:rPr>
         <w:t xml:space="preserve"> </w:t>
       </w:r>
       <w:r>
         <w:rPr>
-          <w:rFonts w:hint="eastAsia"/>
+          <w:rFonts w:hint="eastAsia" w:eastAsia="黑体"/>
         </w:rPr>
         <w:t xml:space="preserve">漏极接输出节点</w:t>
       </w:r>
       <w:r>
+        <w:rPr>
+          <w:rFonts w:eastAsia="黑体"/>
+        </w:rPr>
         <w:t xml:space="preserve"> </w:t>
       </w:r>
       <w:r>
         <w:rPr>
-          <w:rFonts w:hint="eastAsia"/>
+          <w:rFonts w:hint="eastAsia" w:eastAsia="黑体"/>
         </w:rPr>
         <w:t xml:space="preserve">B、源极接地、栅极接驱动信号；负载（或经滤波器的负载）跨接在输出节点</w:t>
       </w:r>
       <w:r>
+        <w:rPr>
+          <w:rFonts w:eastAsia="黑体"/>
+        </w:rPr>
         <w:t xml:space="preserve"> A </w:t>
       </w:r>
       <w:r>
         <w:rPr>
-          <w:rFonts w:hint="eastAsia"/>
+          <w:rFonts w:hint="eastAsia" w:eastAsia="黑体"/>
         </w:rPr>
         <w:t xml:space="preserve">与输出节点</w:t>
       </w:r>
       <w:r>
+        <w:rPr>
+          <w:rFonts w:eastAsia="黑体"/>
+        </w:rPr>
         <w:t xml:space="preserve"> B </w:t>
       </w:r>
       <w:r>
         <w:rPr>
-          <w:rFonts w:hint="eastAsia"/>
+          <w:rFonts w:hint="eastAsia" w:eastAsia="黑体"/>
         </w:rPr>
         <w:t xml:space="preserve">之间。</w:t>
       </w:r>
@@ -708,7 +799,7 @@
       <w:pPr/>
       <w:r>
         <w:rPr>
-          <w:rFonts w:hint="eastAsia"/>
+          <w:rFonts w:hint="eastAsia" w:eastAsia="黑体"/>
         </w:rPr>
         <w:t xml:space="preserve">由此构成对角开关（</w:t>
       </w:r>
@@ -745,15 +836,21 @@
         </m:sSub>
       </m:oMath>
       <w:r>
+        <w:rPr>
+          <w:rFonts w:eastAsia="黑体"/>
+        </w:rPr>
         <w:t xml:space="preserve"> </w:t>
       </w:r>
       <w:r>
         <w:rPr>
-          <w:rFonts w:hint="eastAsia"/>
+          <w:rFonts w:hint="eastAsia" w:eastAsia="黑体"/>
         </w:rPr>
         <w:t xml:space="preserve">与</w:t>
       </w:r>
       <w:r>
+        <w:rPr>
+          <w:rFonts w:eastAsia="黑体"/>
+        </w:rPr>
         <w:t xml:space="preserve"> </w:t>
       </w:r>
       <m:oMath>
@@ -790,11 +887,14 @@
       </m:oMath>
       <w:r>
         <w:rPr>
-          <w:rFonts w:hint="eastAsia"/>
+          <w:rFonts w:hint="eastAsia" w:eastAsia="黑体"/>
         </w:rPr>
         <w:t xml:space="preserve">）交替导通、在负载两端产生</w:t>
       </w:r>
       <w:r>
+        <w:rPr>
+          <w:rFonts w:eastAsia="黑体"/>
+        </w:rPr>
         <w:t xml:space="preserve"> </w:t>
       </w:r>
       <m:oMath>
@@ -821,6 +921,9 @@
         </m:sSub>
       </m:oMath>
       <w:r>
+        <w:rPr>
+          <w:rFonts w:eastAsia="黑体"/>
+        </w:rPr>
         <w:t xml:space="preserve">/</w:t>
       </w:r>
       <m:oMath>
@@ -847,29 +950,38 @@
         </m:sSub>
       </m:oMath>
       <w:r>
+        <w:rPr>
+          <w:rFonts w:eastAsia="黑体"/>
+        </w:rPr>
         <w:t xml:space="preserve"> </w:t>
       </w:r>
       <w:r>
         <w:rPr>
-          <w:rFonts w:hint="eastAsia"/>
+          <w:rFonts w:hint="eastAsia" w:eastAsia="黑体"/>
         </w:rPr>
         <w:t xml:space="preserve">交替双极性方波的</w:t>
       </w:r>
       <w:r>
+        <w:rPr>
+          <w:rFonts w:eastAsia="黑体"/>
+        </w:rPr>
         <w:t xml:space="preserve"> H </w:t>
       </w:r>
       <w:r>
         <w:rPr>
-          <w:rFonts w:hint="eastAsia"/>
+          <w:rFonts w:hint="eastAsia" w:eastAsia="黑体"/>
         </w:rPr>
         <w:t xml:space="preserve">桥</w:t>
       </w:r>
       <w:r>
+        <w:rPr>
+          <w:rFonts w:eastAsia="黑体"/>
+        </w:rPr>
         <w:t xml:space="preserve"> DC-AC </w:t>
       </w:r>
       <w:r>
         <w:rPr>
-          <w:rFonts w:hint="eastAsia"/>
+          <w:rFonts w:hint="eastAsia" w:eastAsia="黑体"/>
         </w:rPr>
         <w:t xml:space="preserve">逆变组态，用于变频器、逆变电源与电机驱动。</w:t>
       </w:r>
@@ -882,7 +994,7 @@
       </w:pPr>
       <w:r>
         <w:rPr>
-          <w:rFonts w:hint="eastAsia"/>
+          <w:rFonts w:hint="eastAsia" w:eastAsia="黑体"/>
         </w:rPr>
         <w:t xml:space="preserve">工作原理</w:t>
       </w:r>
@@ -893,11 +1005,14 @@
       </w:pPr>
       <w:r>
         <w:rPr>
-          <w:rFonts w:hint="eastAsia"/>
+          <w:rFonts w:hint="eastAsia" w:eastAsia="黑体"/>
         </w:rPr>
         <w:t xml:space="preserve">直流母线电压经两对桥臂交替导通，在负载两端形成</w:t>
       </w:r>
       <w:r>
+        <w:rPr>
+          <w:rFonts w:eastAsia="黑体"/>
+        </w:rPr>
         <w:t xml:space="preserve"> </w:t>
       </w:r>
       <m:oMath>
@@ -924,6 +1039,9 @@
         </m:sSub>
       </m:oMath>
       <w:r>
+        <w:rPr>
+          <w:rFonts w:eastAsia="黑体"/>
+        </w:rPr>
         <w:t xml:space="preserve">、</w:t>
       </w:r>
       <m:oMath>
@@ -950,20 +1068,26 @@
         </m:sSub>
       </m:oMath>
       <w:r>
+        <w:rPr>
+          <w:rFonts w:eastAsia="黑体"/>
+        </w:rPr>
         <w:t xml:space="preserve"> </w:t>
       </w:r>
       <w:r>
         <w:rPr>
-          <w:rFonts w:hint="eastAsia"/>
+          <w:rFonts w:hint="eastAsia" w:eastAsia="黑体"/>
         </w:rPr>
         <w:t xml:space="preserve">交替的方波电压；通过改变开关频率或采用</w:t>
       </w:r>
       <w:r>
+        <w:rPr>
+          <w:rFonts w:eastAsia="黑体"/>
+        </w:rPr>
         <w:t xml:space="preserve"> PWM </w:t>
       </w:r>
       <w:r>
         <w:rPr>
-          <w:rFonts w:hint="eastAsia"/>
+          <w:rFonts w:hint="eastAsia" w:eastAsia="黑体"/>
         </w:rPr>
         <w:t xml:space="preserve">调制占空比，可控制输出交流的频率与基波幅值，从而实现直流到交流的能量变换。</w:t>
       </w:r>
@@ -976,7 +1100,7 @@
       </w:pPr>
       <w:r>
         <w:rPr>
-          <w:rFonts w:hint="eastAsia"/>
+          <w:rFonts w:hint="eastAsia" w:eastAsia="黑体"/>
         </w:rPr>
         <w:t xml:space="preserve">关键计算公式</w:t>
       </w:r>
@@ -990,7 +1114,7 @@
       </w:pPr>
       <w:r>
         <w:rPr>
-          <w:rFonts w:hint="eastAsia"/>
+          <w:rFonts w:hint="eastAsia" w:eastAsia="黑体"/>
         </w:rPr>
         <w:t xml:space="preserve">方波输出的基波峰值：</w:t>
       </w:r>
@@ -1068,7 +1192,7 @@
       </w:pPr>
       <w:r>
         <w:rPr>
-          <w:rFonts w:hint="eastAsia"/>
+          <w:rFonts w:hint="eastAsia" w:eastAsia="黑体"/>
         </w:rPr>
         <w:t xml:space="preserve">方波输出的基波有效值：</w:t>
       </w:r>
@@ -1252,7 +1376,7 @@
       </w:pPr>
       <w:r>
         <w:rPr>
-          <w:rFonts w:hint="eastAsia"/>
+          <w:rFonts w:hint="eastAsia" w:eastAsia="黑体"/>
         </w:rPr>
         <w:t xml:space="preserve">输出基波频率：</w:t>
       </w:r>
@@ -1312,20 +1436,26 @@
       </w:pPr>
       <w:r>
         <w:rPr>
-          <w:rFonts w:hint="eastAsia"/>
+          <w:rFonts w:hint="eastAsia" w:eastAsia="黑体"/>
         </w:rPr>
         <w:t xml:space="preserve">正弦</w:t>
       </w:r>
       <w:r>
+        <w:rPr>
+          <w:rFonts w:eastAsia="黑体"/>
+        </w:rPr>
         <w:t xml:space="preserve"> PWM </w:t>
       </w:r>
       <w:r>
         <w:rPr>
-          <w:rFonts w:hint="eastAsia"/>
+          <w:rFonts w:hint="eastAsia" w:eastAsia="黑体"/>
         </w:rPr>
         <w:t xml:space="preserve">调制时的基波有效值（调制比</w:t>
       </w:r>
       <w:r>
+        <w:rPr>
+          <w:rFonts w:eastAsia="黑体"/>
+        </w:rPr>
         <w:t xml:space="preserve"> </w:t>
       </w:r>
       <m:oMath>
@@ -1353,7 +1483,7 @@
       </m:oMath>
       <w:r>
         <w:rPr>
-          <w:rFonts w:hint="eastAsia"/>
+          <w:rFonts w:hint="eastAsia" w:eastAsia="黑体"/>
         </w:rPr>
         <w:t xml:space="preserve">）：</w:t>
       </w:r>
@@ -1469,7 +1599,7 @@
       </w:pPr>
       <w:r>
         <w:rPr>
-          <w:rFonts w:hint="eastAsia"/>
+          <w:rFonts w:hint="eastAsia" w:eastAsia="黑体"/>
         </w:rPr>
         <w:t xml:space="preserve">调制比：</w:t>
       </w:r>
@@ -1581,7 +1711,7 @@
             </w:pPr>
             <w:r>
               <w:rPr>
-                <w:rFonts w:hint="eastAsia"/>
+                <w:rFonts w:hint="eastAsia" w:eastAsia="黑体"/>
               </w:rPr>
               <w:t xml:space="preserve">符号</w:t>
             </w:r>
@@ -1595,7 +1725,7 @@
             </w:pPr>
             <w:r>
               <w:rPr>
-                <w:rFonts w:hint="eastAsia"/>
+                <w:rFonts w:hint="eastAsia" w:eastAsia="黑体"/>
               </w:rPr>
               <w:t xml:space="preserve">含义</w:t>
             </w:r>
@@ -1609,7 +1739,7 @@
             </w:pPr>
             <w:r>
               <w:rPr>
-                <w:rFonts w:hint="eastAsia"/>
+                <w:rFonts w:hint="eastAsia" w:eastAsia="黑体"/>
               </w:rPr>
               <w:t xml:space="preserve">单位</w:t>
             </w:r>
@@ -1641,6 +1771,9 @@
               </m:sSub>
             </m:oMath>
             <w:r>
+              <w:rPr>
+                <w:rFonts w:eastAsia="黑体"/>
+              </w:rPr>
               <w:t xml:space="preserve">​</w:t>
             </w:r>
           </w:p>
@@ -1653,7 +1786,7 @@
             </w:pPr>
             <w:r>
               <w:rPr>
-                <w:rFonts w:hint="eastAsia"/>
+                <w:rFonts w:hint="eastAsia" w:eastAsia="黑体"/>
               </w:rPr>
               <w:t xml:space="preserve">输入直流母线电压</w:t>
             </w:r>
@@ -1666,6 +1799,9 @@
               <w:pStyle w:val="Compact"/>
             </w:pPr>
             <w:r>
+              <w:rPr>
+                <w:rFonts w:eastAsia="黑体"/>
+              </w:rPr>
               <w:t xml:space="preserve">V</w:t>
             </w:r>
           </w:p>
@@ -1696,6 +1832,9 @@
               </m:sSub>
             </m:oMath>
             <w:r>
+              <w:rPr>
+                <w:rFonts w:eastAsia="黑体"/>
+              </w:rPr>
               <w:t xml:space="preserve">​</w:t>
             </w:r>
           </w:p>
@@ -1708,7 +1847,7 @@
             </w:pPr>
             <w:r>
               <w:rPr>
-                <w:rFonts w:hint="eastAsia"/>
+                <w:rFonts w:hint="eastAsia" w:eastAsia="黑体"/>
               </w:rPr>
               <w:t xml:space="preserve">输出基波峰值</w:t>
             </w:r>
@@ -1721,6 +1860,9 @@
               <w:pStyle w:val="Compact"/>
             </w:pPr>
             <w:r>
+              <w:rPr>
+                <w:rFonts w:eastAsia="黑体"/>
+              </w:rPr>
               <w:t xml:space="preserve">V</w:t>
             </w:r>
           </w:p>
@@ -1748,6 +1890,9 @@
               </m:sSub>
             </m:oMath>
             <w:r>
+              <w:rPr>
+                <w:rFonts w:eastAsia="黑体"/>
+              </w:rPr>
               <w:t xml:space="preserve">​</w:t>
             </w:r>
           </w:p>
@@ -1760,7 +1905,7 @@
             </w:pPr>
             <w:r>
               <w:rPr>
-                <w:rFonts w:hint="eastAsia"/>
+                <w:rFonts w:hint="eastAsia" w:eastAsia="黑体"/>
               </w:rPr>
               <w:t xml:space="preserve">输出基波频率</w:t>
             </w:r>
@@ -1773,6 +1918,9 @@
               <w:pStyle w:val="Compact"/>
             </w:pPr>
             <w:r>
+              <w:rPr>
+                <w:rFonts w:eastAsia="黑体"/>
+              </w:rPr>
               <w:t xml:space="preserve">Hz</w:t>
             </w:r>
           </w:p>
@@ -1803,6 +1951,9 @@
               </m:sSub>
             </m:oMath>
             <w:r>
+              <w:rPr>
+                <w:rFonts w:eastAsia="黑体"/>
+              </w:rPr>
               <w:t xml:space="preserve">​</w:t>
             </w:r>
           </w:p>
@@ -1815,7 +1966,7 @@
             </w:pPr>
             <w:r>
               <w:rPr>
-                <w:rFonts w:hint="eastAsia"/>
+                <w:rFonts w:hint="eastAsia" w:eastAsia="黑体"/>
               </w:rPr>
               <w:t xml:space="preserve">开关频率</w:t>
             </w:r>
@@ -1828,6 +1979,9 @@
               <w:pStyle w:val="Compact"/>
             </w:pPr>
             <w:r>
+              <w:rPr>
+                <w:rFonts w:eastAsia="黑体"/>
+              </w:rPr>
               <w:t xml:space="preserve">Hz</w:t>
             </w:r>
           </w:p>
@@ -1855,6 +2009,9 @@
               </m:sSub>
             </m:oMath>
             <w:r>
+              <w:rPr>
+                <w:rFonts w:eastAsia="黑体"/>
+              </w:rPr>
               <w:t xml:space="preserve">​</w:t>
             </w:r>
           </w:p>
@@ -1867,7 +2024,7 @@
             </w:pPr>
             <w:r>
               <w:rPr>
-                <w:rFonts w:hint="eastAsia"/>
+                <w:rFonts w:hint="eastAsia" w:eastAsia="黑体"/>
               </w:rPr>
               <w:t xml:space="preserve">幅度调制比</w:t>
             </w:r>
@@ -1880,6 +2037,9 @@
               <w:pStyle w:val="Compact"/>
             </w:pPr>
             <w:r>
+              <w:rPr>
+                <w:rFonts w:eastAsia="黑体"/>
+              </w:rPr>
               <w:t xml:space="preserve">—</w:t>
             </w:r>
           </w:p>
@@ -1894,7 +2054,7 @@
       </w:pPr>
       <w:r>
         <w:rPr>
-          <w:rFonts w:hint="eastAsia"/>
+          <w:rFonts w:hint="eastAsia" w:eastAsia="黑体"/>
         </w:rPr>
         <w:t xml:space="preserve">元件调整影响</w:t>
       </w:r>
@@ -1926,6 +2086,7 @@
       </m:oMath>
       <w:r>
         <w:rPr>
+          <w:rFonts w:eastAsia="黑体"/>
           <w:b/>
           <w:bCs/>
         </w:rPr>
@@ -1933,21 +2094,27 @@
       </w:r>
       <w:r>
         <w:rPr>
-          <w:rFonts w:hint="eastAsia"/>
+          <w:rFonts w:hint="eastAsia" w:eastAsia="黑体"/>
           <w:b/>
           <w:bCs/>
         </w:rPr>
         <w:t xml:space="preserve">增大</w:t>
       </w:r>
       <w:r>
+        <w:rPr>
+          <w:rFonts w:eastAsia="黑体"/>
+        </w:rPr>
         <w:t xml:space="preserve"> </w:t>
       </w:r>
       <w:r>
+        <w:rPr>
+          <w:rFonts w:eastAsia="黑体"/>
+        </w:rPr>
         <w:t xml:space="preserve">→ </w:t>
       </w:r>
       <w:r>
         <w:rPr>
-          <w:rFonts w:hint="eastAsia"/>
+          <w:rFonts w:hint="eastAsia" w:eastAsia="黑体"/>
         </w:rPr>
         <w:t xml:space="preserve">输出基波幅值线性增大，开关管承受压降固定（即母线电压），需校验耐压。</w:t>
       </w:r>
@@ -1962,7 +2129,7 @@
       </w:pPr>
       <w:r>
         <w:rPr>
-          <w:rFonts w:hint="eastAsia"/>
+          <w:rFonts w:hint="eastAsia" w:eastAsia="黑体"/>
           <w:b/>
           <w:bCs/>
         </w:rPr>
@@ -1970,6 +2137,7 @@
       </w:r>
       <w:r>
         <w:rPr>
+          <w:rFonts w:eastAsia="黑体"/>
           <w:b/>
           <w:bCs/>
         </w:rPr>
@@ -1994,6 +2162,7 @@
       </m:oMath>
       <w:r>
         <w:rPr>
+          <w:rFonts w:eastAsia="黑体"/>
           <w:b/>
           <w:bCs/>
         </w:rPr>
@@ -2001,21 +2170,27 @@
       </w:r>
       <w:r>
         <w:rPr>
-          <w:rFonts w:hint="eastAsia"/>
+          <w:rFonts w:hint="eastAsia" w:eastAsia="黑体"/>
           <w:b/>
           <w:bCs/>
         </w:rPr>
         <w:t xml:space="preserve">增大</w:t>
       </w:r>
       <w:r>
+        <w:rPr>
+          <w:rFonts w:eastAsia="黑体"/>
+        </w:rPr>
         <w:t xml:space="preserve"> </w:t>
       </w:r>
       <w:r>
+        <w:rPr>
+          <w:rFonts w:eastAsia="黑体"/>
+        </w:rPr>
         <w:t xml:space="preserve">→ </w:t>
       </w:r>
       <w:r>
         <w:rPr>
-          <w:rFonts w:hint="eastAsia"/>
+          <w:rFonts w:hint="eastAsia" w:eastAsia="黑体"/>
         </w:rPr>
         <w:t xml:space="preserve">输出频率升高，但开关损耗与开关管温升增大。</w:t>
       </w:r>
@@ -2030,7 +2205,7 @@
       </w:pPr>
       <w:r>
         <w:rPr>
-          <w:rFonts w:hint="eastAsia"/>
+          <w:rFonts w:hint="eastAsia" w:eastAsia="黑体"/>
           <w:b/>
           <w:bCs/>
         </w:rPr>
@@ -2038,6 +2213,7 @@
       </w:r>
       <w:r>
         <w:rPr>
+          <w:rFonts w:eastAsia="黑体"/>
           <w:b/>
           <w:bCs/>
         </w:rPr>
@@ -2059,6 +2235,7 @@
       </m:oMath>
       <w:r>
         <w:rPr>
+          <w:rFonts w:eastAsia="黑体"/>
           <w:b/>
           <w:bCs/>
         </w:rPr>
@@ -2066,7 +2243,7 @@
       </w:r>
       <w:r>
         <w:rPr>
-          <w:rFonts w:hint="eastAsia"/>
+          <w:rFonts w:hint="eastAsia" w:eastAsia="黑体"/>
           <w:b/>
           <w:bCs/>
         </w:rPr>
@@ -2074,16 +2251,19 @@
       </w:r>
       <w:r>
         <w:rPr>
-          <w:rFonts w:hint="eastAsia"/>
+          <w:rFonts w:hint="eastAsia" w:eastAsia="黑体"/>
         </w:rPr>
         <w:t xml:space="preserve">（≤1）→</w:t>
       </w:r>
       <w:r>
+        <w:rPr>
+          <w:rFonts w:eastAsia="黑体"/>
+        </w:rPr>
         <w:t xml:space="preserve"> </w:t>
       </w:r>
       <w:r>
         <w:rPr>
-          <w:rFonts w:hint="eastAsia"/>
+          <w:rFonts w:hint="eastAsia" w:eastAsia="黑体"/>
         </w:rPr>
         <w:t xml:space="preserve">输出基波有效值线性增大，谐波频谱分布改变。</w:t>
       </w:r>
@@ -2098,16 +2278,19 @@
       </w:pPr>
       <w:r>
         <w:rPr>
-          <w:rFonts w:hint="eastAsia"/>
+          <w:rFonts w:hint="eastAsia" w:eastAsia="黑体"/>
         </w:rPr>
         <w:t xml:space="preserve">死区时间设置偏大</w:t>
       </w:r>
       <w:r>
+        <w:rPr>
+          <w:rFonts w:eastAsia="黑体"/>
+        </w:rPr>
         <w:t xml:space="preserve"> → </w:t>
       </w:r>
       <w:r>
         <w:rPr>
-          <w:rFonts w:hint="eastAsia"/>
+          <w:rFonts w:hint="eastAsia" w:eastAsia="黑体"/>
         </w:rPr>
         <w:t xml:space="preserve">输出波形畸变、基波幅值略降，但可防上下桥臂直通。</w:t>
       </w:r>
@@ -2120,7 +2303,7 @@
       </w:pPr>
       <w:r>
         <w:rPr>
-          <w:rFonts w:hint="eastAsia"/>
+          <w:rFonts w:hint="eastAsia" w:eastAsia="黑体"/>
         </w:rPr>
         <w:t xml:space="preserve">典型参数示例</w:t>
       </w:r>
@@ -2135,11 +2318,14 @@
       </w:pPr>
       <w:r>
         <w:rPr>
-          <w:rFonts w:hint="eastAsia"/>
+          <w:rFonts w:hint="eastAsia" w:eastAsia="黑体"/>
         </w:rPr>
         <w:t xml:space="preserve">取</w:t>
       </w:r>
       <w:r>
+        <w:rPr>
+          <w:rFonts w:eastAsia="黑体"/>
+        </w:rPr>
         <w:t xml:space="preserve"> </w:t>
       </w:r>
       <m:oMath>
@@ -2180,11 +2366,14 @@
       </m:oMath>
       <w:r>
         <w:rPr>
-          <w:rFonts w:hint="eastAsia"/>
+          <w:rFonts w:hint="eastAsia" w:eastAsia="黑体"/>
         </w:rPr>
         <w:t xml:space="preserve">、采用方波输出：基波峰值</w:t>
       </w:r>
       <w:r>
+        <w:rPr>
+          <w:rFonts w:eastAsia="黑体"/>
+        </w:rPr>
         <w:t xml:space="preserve"> </w:t>
       </w:r>
       <m:oMath>
@@ -2255,11 +2444,14 @@
       </m:oMath>
       <w:r>
         <w:rPr>
-          <w:rFonts w:hint="eastAsia"/>
+          <w:rFonts w:hint="eastAsia" w:eastAsia="黑体"/>
         </w:rPr>
         <w:t xml:space="preserve">；若负载为</w:t>
       </w:r>
       <w:r>
+        <w:rPr>
+          <w:rFonts w:eastAsia="黑体"/>
+        </w:rPr>
         <w:t xml:space="preserve"> </w:t>
       </w:r>
       <m:oMath>
@@ -2278,15 +2470,21 @@
         </m:r>
       </m:oMath>
       <w:r>
+        <w:rPr>
+          <w:rFonts w:eastAsia="黑体"/>
+        </w:rPr>
         <w:t xml:space="preserve"> </w:t>
       </w:r>
       <w:r>
         <w:rPr>
-          <w:rFonts w:hint="eastAsia"/>
+          <w:rFonts w:hint="eastAsia" w:eastAsia="黑体"/>
         </w:rPr>
         <w:t xml:space="preserve">电阻，方波峰值电流</w:t>
       </w:r>
       <w:r>
+        <w:rPr>
+          <w:rFonts w:eastAsia="黑体"/>
+        </w:rPr>
         <w:t xml:space="preserve"> </w:t>
       </w:r>
       <m:oMath>
@@ -2341,6 +2539,9 @@
         </m:r>
       </m:oMath>
       <w:r>
+        <w:rPr>
+          <w:rFonts w:eastAsia="黑体"/>
+        </w:rPr>
         <w:t xml:space="preserve">。</w:t>
       </w:r>
     </w:p>
@@ -2354,11 +2555,14 @@
       </w:pPr>
       <w:r>
         <w:rPr>
-          <w:rFonts w:hint="eastAsia"/>
+          <w:rFonts w:hint="eastAsia" w:eastAsia="黑体"/>
         </w:rPr>
         <w:t xml:space="preserve">取</w:t>
       </w:r>
       <w:r>
+        <w:rPr>
+          <w:rFonts w:eastAsia="黑体"/>
+        </w:rPr>
         <w:t xml:space="preserve"> </w:t>
       </w:r>
       <m:oMath>
@@ -2398,6 +2602,9 @@
         </m:r>
       </m:oMath>
       <w:r>
+        <w:rPr>
+          <w:rFonts w:eastAsia="黑体"/>
+        </w:rPr>
         <w:t xml:space="preserve">、</w:t>
       </w:r>
       <m:oMath>
@@ -2424,20 +2631,26 @@
         </m:r>
       </m:oMath>
       <w:r>
+        <w:rPr>
+          <w:rFonts w:eastAsia="黑体"/>
+        </w:rPr>
         <w:t xml:space="preserve"> </w:t>
       </w:r>
       <w:r>
         <w:rPr>
-          <w:rFonts w:hint="eastAsia"/>
+          <w:rFonts w:hint="eastAsia" w:eastAsia="黑体"/>
         </w:rPr>
         <w:t xml:space="preserve">的</w:t>
       </w:r>
       <w:r>
+        <w:rPr>
+          <w:rFonts w:eastAsia="黑体"/>
+        </w:rPr>
         <w:t xml:space="preserve"> </w:t>
       </w:r>
       <w:r>
         <w:rPr>
-          <w:rFonts w:hint="eastAsia"/>
+          <w:rFonts w:hint="eastAsia" w:eastAsia="黑体"/>
         </w:rPr>
         <w:t xml:space="preserve">SPWM：</w:t>
       </w:r>
@@ -2534,6 +2747,9 @@
         </m:r>
       </m:oMath>
       <w:r>
+        <w:rPr>
+          <w:rFonts w:eastAsia="黑体"/>
+        </w:rPr>
         <w:t xml:space="preserve">。</w:t>
       </w:r>
     </w:p>
@@ -2545,7 +2761,7 @@
       </w:pPr>
       <w:r>
         <w:rPr>
-          <w:rFonts w:hint="eastAsia"/>
+          <w:rFonts w:hint="eastAsia" w:eastAsia="黑体"/>
         </w:rPr>
         <w:t xml:space="preserve">常见器件型号</w:t>
       </w:r>
@@ -2559,24 +2775,33 @@
         </w:numPr>
       </w:pPr>
       <w:r>
+        <w:rPr>
+          <w:rFonts w:eastAsia="黑体"/>
+        </w:rPr>
         <w:t xml:space="preserve">IGBT </w:t>
       </w:r>
       <w:r>
         <w:rPr>
-          <w:rFonts w:hint="eastAsia"/>
+          <w:rFonts w:hint="eastAsia" w:eastAsia="黑体"/>
         </w:rPr>
         <w:t xml:space="preserve">模块：英飞凌</w:t>
       </w:r>
       <w:r>
+        <w:rPr>
+          <w:rFonts w:eastAsia="黑体"/>
+        </w:rPr>
         <w:t xml:space="preserve"> </w:t>
       </w:r>
       <w:r>
         <w:rPr>
-          <w:rFonts w:hint="eastAsia"/>
+          <w:rFonts w:hint="eastAsia" w:eastAsia="黑体"/>
         </w:rPr>
         <w:t xml:space="preserve">FS75R12、FZ1200R12；三菱</w:t>
       </w:r>
       <w:r>
+        <w:rPr>
+          <w:rFonts w:eastAsia="黑体"/>
+        </w:rPr>
         <w:t xml:space="preserve"> CM75、CM100。</w:t>
       </w:r>
     </w:p>
@@ -2590,16 +2815,19 @@
       </w:pPr>
       <w:r>
         <w:rPr>
-          <w:rFonts w:hint="eastAsia"/>
+          <w:rFonts w:hint="eastAsia" w:eastAsia="黑体"/>
         </w:rPr>
         <w:t xml:space="preserve">MOSFET：IRFP460、STP80NF70、IPW60R</w:t>
       </w:r>
       <w:r>
+        <w:rPr>
+          <w:rFonts w:eastAsia="黑体"/>
+        </w:rPr>
         <w:t xml:space="preserve"> </w:t>
       </w:r>
       <w:r>
         <w:rPr>
-          <w:rFonts w:hint="eastAsia"/>
+          <w:rFonts w:hint="eastAsia" w:eastAsia="黑体"/>
         </w:rPr>
         <w:t xml:space="preserve">系列（CoolMOS）。</w:t>
       </w:r>
@@ -2614,7 +2842,7 @@
       </w:pPr>
       <w:r>
         <w:rPr>
-          <w:rFonts w:hint="eastAsia"/>
+          <w:rFonts w:hint="eastAsia" w:eastAsia="黑体"/>
         </w:rPr>
         <w:t xml:space="preserve">驱动芯片：IR2110、IR2113、UCC21520、FOD3184。</w:t>
       </w:r>
@@ -2629,7 +2857,7 @@
       </w:pPr>
       <w:r>
         <w:rPr>
-          <w:rFonts w:hint="eastAsia"/>
+          <w:rFonts w:hint="eastAsia" w:eastAsia="黑体"/>
         </w:rPr>
         <w:t xml:space="preserve">栅极光耦：TLP250、HCPL3120。</w:t>
       </w:r>
@@ -2642,7 +2870,7 @@
       </w:pPr>
       <w:r>
         <w:rPr>
-          <w:rFonts w:hint="eastAsia"/>
+          <w:rFonts w:hint="eastAsia" w:eastAsia="黑体"/>
         </w:rPr>
         <w:t xml:space="preserve">注意事项</w:t>
       </w:r>
@@ -2657,7 +2885,7 @@
       </w:pPr>
       <w:r>
         <w:rPr>
-          <w:rFonts w:hint="eastAsia"/>
+          <w:rFonts w:hint="eastAsia" w:eastAsia="黑体"/>
         </w:rPr>
         <w:t xml:space="preserve">上下桥臂必须设死区时间，防止直通短路烧毁器件。</w:t>
       </w:r>
@@ -2672,25 +2900,31 @@
       </w:pPr>
       <w:r>
         <w:rPr>
-          <w:rFonts w:hint="eastAsia"/>
+          <w:rFonts w:hint="eastAsia" w:eastAsia="黑体"/>
         </w:rPr>
         <w:t xml:space="preserve">开关管需配吸收电路（RCD</w:t>
       </w:r>
       <w:r>
+        <w:rPr>
+          <w:rFonts w:eastAsia="黑体"/>
+        </w:rPr>
         <w:t xml:space="preserve"> </w:t>
       </w:r>
       <w:r>
         <w:rPr>
-          <w:rFonts w:hint="eastAsia"/>
+          <w:rFonts w:hint="eastAsia" w:eastAsia="黑体"/>
         </w:rPr>
         <w:t xml:space="preserve">或</w:t>
       </w:r>
       <w:r>
+        <w:rPr>
+          <w:rFonts w:eastAsia="黑体"/>
+        </w:rPr>
         <w:t xml:space="preserve"> </w:t>
       </w:r>
       <w:r>
         <w:rPr>
-          <w:rFonts w:hint="eastAsia"/>
+          <w:rFonts w:hint="eastAsia" w:eastAsia="黑体"/>
         </w:rPr>
         <w:t xml:space="preserve">RC），抑制换流时的电压尖峰。</w:t>
       </w:r>
@@ -2705,7 +2939,7 @@
       </w:pPr>
       <w:r>
         <w:rPr>
-          <w:rFonts w:hint="eastAsia"/>
+          <w:rFonts w:hint="eastAsia" w:eastAsia="黑体"/>
         </w:rPr>
         <w:t xml:space="preserve">感性负载需并联续流二极管或采用带体二极管的开关器件。</w:t>
       </w:r>
@@ -2720,7 +2954,7 @@
       </w:pPr>
       <w:r>
         <w:rPr>
-          <w:rFonts w:hint="eastAsia"/>
+          <w:rFonts w:hint="eastAsia" w:eastAsia="黑体"/>
         </w:rPr>
         <w:t xml:space="preserve">需为桥臂提供隔离栅极驱动与自举供电。</w:t>
       </w:r>
@@ -2733,7 +2967,7 @@
       </w:pPr>
       <w:r>
         <w:rPr>
-          <w:rFonts w:hint="eastAsia"/>
+          <w:rFonts w:hint="eastAsia" w:eastAsia="黑体"/>
         </w:rPr>
         <w:t xml:space="preserve">参考资料</w:t>
       </w:r>
@@ -2747,6 +2981,9 @@
         </w:numPr>
       </w:pPr>
       <w:r>
+        <w:rPr>
+          <w:rFonts w:eastAsia="黑体"/>
+        </w:rPr>
         <w:t xml:space="preserve">Wikipedia: H-bridge / Power inverter。</w:t>
       </w:r>
     </w:p>
@@ -2760,7 +2997,7 @@
       </w:pPr>
       <w:r>
         <w:rPr>
-          <w:rFonts w:hint="eastAsia"/>
+          <w:rFonts w:hint="eastAsia" w:eastAsia="黑体"/>
         </w:rPr>
         <w:t xml:space="preserve">《电力电子技术》（王兆安、刘进军）。</w:t>
       </w:r>
@@ -2774,20 +3011,26 @@
         </w:numPr>
       </w:pPr>
       <w:r>
+        <w:rPr>
+          <w:rFonts w:eastAsia="黑体"/>
+        </w:rPr>
         <w:t xml:space="preserve">TI </w:t>
       </w:r>
       <w:r>
         <w:rPr>
-          <w:rFonts w:hint="eastAsia"/>
+          <w:rFonts w:hint="eastAsia" w:eastAsia="黑体"/>
         </w:rPr>
         <w:t xml:space="preserve">应用笔记</w:t>
       </w:r>
       <w:r>
+        <w:rPr>
+          <w:rFonts w:eastAsia="黑体"/>
+        </w:rPr>
         <w:t xml:space="preserve"> </w:t>
       </w:r>
       <w:r>
         <w:rPr>
-          <w:rFonts w:hint="eastAsia"/>
+          <w:rFonts w:hint="eastAsia" w:eastAsia="黑体"/>
         </w:rPr>
         <w:t xml:space="preserve">SLUA618（半桥驱动）。</w:t>
       </w:r>
@@ -2801,11 +3044,11 @@
       </w:pPr>
       <w:r>
         <w:rPr>
-          <w:rFonts w:ascii="Times New Roman" w:hAnsi="Times New Roman"/>
+          <w:rFonts w:ascii="Times New Roman" w:hAnsi="Times New Roman" w:eastAsia="黑体"/>
           <w:color w:val="555555"/>
           <w:sz w:val="21"/>
         </w:rPr>
-        <w:t>材料收集者：杜文杰</w:t>
+        <w:t>材料收集者：杜文杰，WX手机：19519196569，QQ:3478827729</w:t>
       </w:r>
     </w:p>
     <w:sectPr>
@@ -2825,7 +3068,7 @@
 </file>
 
 <file path=word/footer1.xml><?xml version="1.0" encoding="utf-8"?>
-<w:ftr xmlns:m="http://schemas.openxmlformats.org/officeDocument/2006/math" xmlns:mc="http://schemas.openxmlformats.org/markup-compatibility/2006" xmlns:mo="http://schemas.microsoft.com/office/mac/office/2008/main" xmlns:mv="urn:schemas-microsoft-com:mac:vml" xmlns:o="urn:schemas-microsoft-com:office:office" xmlns:r="http://schemas.openxmlformats.org/officeDocument/2006/relationships" xmlns:v="urn:schemas-microsoft-com:vml" xmlns:w10="urn:schemas-microsoft-com:office:word" xmlns:w14="http://schemas.microsoft.com/office/word/2010/wordml" xmlns:w="http://schemas.openxmlformats.org/wordprocessingml/2006/main" xmlns:wne="http://schemas.microsoft.com/office/word/2006/wordml" xmlns:wp14="http://schemas.microsoft.com/office/word/2010/wordprocessingDrawing" xmlns:wp="http://schemas.openxmlformats.org/drawingml/2006/wordprocessingDrawing" xmlns:wpc="http://schemas.microsoft.com/office/word/2010/wordprocessingCanvas" xmlns:wpg="http://schemas.microsoft.com/office/word/2010/wordprocessingGroup" xmlns:wpi="http://schemas.microsoft.com/office/word/2010/wordprocessingInk" xmlns:wps="http://schemas.microsoft.com/office/word/2010/wordprocessingShape" mc:Ignorable="w14 wp14">
+<w:ftr xmlns:mc="http://schemas.openxmlformats.org/markup-compatibility/2006" xmlns:w="http://schemas.openxmlformats.org/wordprocessingml/2006/main" xmlns:m="http://schemas.openxmlformats.org/officeDocument/2006/math" xmlns:mo="http://schemas.microsoft.com/office/mac/office/2008/main" xmlns:mv="urn:schemas-microsoft-com:mac:vml" xmlns:o="urn:schemas-microsoft-com:office:office" xmlns:r="http://schemas.openxmlformats.org/officeDocument/2006/relationships" xmlns:v="urn:schemas-microsoft-com:vml" xmlns:w10="urn:schemas-microsoft-com:office:word" xmlns:w14="http://schemas.microsoft.com/office/word/2010/wordml" xmlns:wne="http://schemas.microsoft.com/office/word/2006/wordml" xmlns:wp14="http://schemas.microsoft.com/office/word/2010/wordprocessingDrawing" xmlns:wp="http://schemas.openxmlformats.org/drawingml/2006/wordprocessingDrawing" xmlns:wpc="http://schemas.microsoft.com/office/word/2010/wordprocessingCanvas" xmlns:wpg="http://schemas.microsoft.com/office/word/2010/wordprocessingGroup" xmlns:wpi="http://schemas.microsoft.com/office/word/2010/wordprocessingInk" xmlns:wps="http://schemas.microsoft.com/office/word/2010/wordprocessingShape" mc:Ignorable="w14 wp14">
   <w:p>
     <w:pPr>
       <w:pStyle w:val="Footer"/>
@@ -2833,12 +3076,14 @@
     </w:pPr>
     <w:r>
       <w:rPr>
+        <w:rFonts w:eastAsia="黑体"/>
         <w:sz w:val="18"/>
       </w:rPr>
       <w:t xml:space="preserve">第 </w:t>
     </w:r>
     <w:r>
       <w:rPr>
+        <w:rFonts w:eastAsia="黑体"/>
         <w:sz w:val="18"/>
       </w:rPr>
       <w:fldChar w:fldCharType="begin"/>
@@ -2847,6 +3092,7 @@
     </w:r>
     <w:r>
       <w:rPr>
+        <w:rFonts w:eastAsia="黑体"/>
         <w:sz w:val="18"/>
       </w:rPr>
       <w:t xml:space="preserve"> 页</w:t>
@@ -2860,6 +3106,9 @@
   <w:footnote w:type="continuationSeparator" w:id="0">
     <w:p>
       <w:r>
+        <w:rPr>
+          <w:rFonts w:eastAsia="黑体"/>
+        </w:rPr>
         <w:continuationSeparator/>
       </w:r>
     </w:p>
@@ -2867,6 +3116,9 @@
   <w:footnote w:type="separator" w:id="-1">
     <w:p>
       <w:r>
+        <w:rPr>
+          <w:rFonts w:eastAsia="黑体"/>
+        </w:rPr>
         <w:separator/>
       </w:r>
     </w:p>
@@ -2875,7 +3127,7 @@
 </file>
 
 <file path=word/header1.xml><?xml version="1.0" encoding="utf-8"?>
-<w:hdr xmlns:m="http://schemas.openxmlformats.org/officeDocument/2006/math" xmlns:mc="http://schemas.openxmlformats.org/markup-compatibility/2006" xmlns:mo="http://schemas.microsoft.com/office/mac/office/2008/main" xmlns:mv="urn:schemas-microsoft-com:mac:vml" xmlns:o="urn:schemas-microsoft-com:office:office" xmlns:r="http://schemas.openxmlformats.org/officeDocument/2006/relationships" xmlns:v="urn:schemas-microsoft-com:vml" xmlns:w10="urn:schemas-microsoft-com:office:word" xmlns:w14="http://schemas.microsoft.com/office/word/2010/wordml" xmlns:w="http://schemas.openxmlformats.org/wordprocessingml/2006/main" xmlns:wne="http://schemas.microsoft.com/office/word/2006/wordml" xmlns:wp14="http://schemas.microsoft.com/office/word/2010/wordprocessingDrawing" xmlns:wp="http://schemas.openxmlformats.org/drawingml/2006/wordprocessingDrawing" xmlns:wpc="http://schemas.microsoft.com/office/word/2010/wordprocessingCanvas" xmlns:wpg="http://schemas.microsoft.com/office/word/2010/wordprocessingGroup" xmlns:wpi="http://schemas.microsoft.com/office/word/2010/wordprocessingInk" xmlns:wps="http://schemas.microsoft.com/office/word/2010/wordprocessingShape" mc:Ignorable="w14 wp14">
+<w:hdr xmlns:mc="http://schemas.openxmlformats.org/markup-compatibility/2006" xmlns:w="http://schemas.openxmlformats.org/wordprocessingml/2006/main" xmlns:m="http://schemas.openxmlformats.org/officeDocument/2006/math" xmlns:mo="http://schemas.microsoft.com/office/mac/office/2008/main" xmlns:mv="urn:schemas-microsoft-com:mac:vml" xmlns:o="urn:schemas-microsoft-com:office:office" xmlns:r="http://schemas.openxmlformats.org/officeDocument/2006/relationships" xmlns:v="urn:schemas-microsoft-com:vml" xmlns:w10="urn:schemas-microsoft-com:office:word" xmlns:w14="http://schemas.microsoft.com/office/word/2010/wordml" xmlns:wne="http://schemas.microsoft.com/office/word/2006/wordml" xmlns:wp14="http://schemas.microsoft.com/office/word/2010/wordprocessingDrawing" xmlns:wp="http://schemas.openxmlformats.org/drawingml/2006/wordprocessingDrawing" xmlns:wpc="http://schemas.microsoft.com/office/word/2010/wordprocessingCanvas" xmlns:wpg="http://schemas.microsoft.com/office/word/2010/wordprocessingGroup" xmlns:wpi="http://schemas.microsoft.com/office/word/2010/wordprocessingInk" xmlns:wps="http://schemas.microsoft.com/office/word/2010/wordprocessingShape" mc:Ignorable="w14 wp14">
   <w:p>
     <w:pPr>
       <w:pStyle w:val="Header"/>
@@ -2883,7 +3135,7 @@
     </w:pPr>
     <w:r>
       <w:rPr>
-        <w:rFonts w:ascii="Times New Roman" w:hAnsi="Times New Roman"/>
+        <w:rFonts w:ascii="Times New Roman" w:hAnsi="Times New Roman" w:eastAsia="黑体"/>
         <w:sz w:val="18"/>
         <w:rFonts w:eastAsia="黑体"/>
         <w:rFonts w:eastAsia="黑体"/>
@@ -2895,7 +3147,7 @@
 </file>
 
 <file path=word/numbering.xml><?xml version="1.0" encoding="utf-8"?>
-<w:numbering xmlns:m="http://schemas.openxmlformats.org/officeDocument/2006/math" xmlns:mc="http://schemas.openxmlformats.org/markup-compatibility/2006" xmlns:mo="http://schemas.microsoft.com/office/mac/office/2008/main" xmlns:mv="urn:schemas-microsoft-com:mac:vml" xmlns:o="urn:schemas-microsoft-com:office:office" xmlns:r="http://schemas.openxmlformats.org/officeDocument/2006/relationships" xmlns:v="urn:schemas-microsoft-com:vml" xmlns:w="http://schemas.openxmlformats.org/wordprocessingml/2006/main" xmlns:w10="urn:schemas-microsoft-com:office:word" xmlns:w14="http://schemas.microsoft.com/office/word/2010/wordml" xmlns:wne="http://schemas.microsoft.com/office/word/2006/wordml" xmlns:wp="http://schemas.openxmlformats.org/drawingml/2006/wordprocessingDrawing" xmlns:wp14="http://schemas.microsoft.com/office/word/2010/wordprocessingDrawing" xmlns:wpc="http://schemas.microsoft.com/office/word/2010/wordprocessingCanvas" xmlns:wpg="http://schemas.microsoft.com/office/word/2010/wordprocessingGroup" xmlns:wpi="http://schemas.microsoft.com/office/word/2010/wordprocessingInk" xmlns:wps="http://schemas.microsoft.com/office/word/2010/wordprocessingShape" mc:Ignorable="w14 wp14">
+<w:numbering xmlns:mc="http://schemas.openxmlformats.org/markup-compatibility/2006" xmlns:w="http://schemas.openxmlformats.org/wordprocessingml/2006/main" xmlns:m="http://schemas.openxmlformats.org/officeDocument/2006/math" xmlns:mo="http://schemas.microsoft.com/office/mac/office/2008/main" xmlns:mv="urn:schemas-microsoft-com:mac:vml" xmlns:o="urn:schemas-microsoft-com:office:office" xmlns:r="http://schemas.openxmlformats.org/officeDocument/2006/relationships" xmlns:v="urn:schemas-microsoft-com:vml" xmlns:w10="urn:schemas-microsoft-com:office:word" xmlns:w14="http://schemas.microsoft.com/office/word/2010/wordml" xmlns:wne="http://schemas.microsoft.com/office/word/2006/wordml" xmlns:wp="http://schemas.openxmlformats.org/drawingml/2006/wordprocessingDrawing" xmlns:wp14="http://schemas.microsoft.com/office/word/2010/wordprocessingDrawing" xmlns:wpc="http://schemas.microsoft.com/office/word/2010/wordprocessingCanvas" xmlns:wpg="http://schemas.microsoft.com/office/word/2010/wordprocessingGroup" xmlns:wpi="http://schemas.microsoft.com/office/word/2010/wordprocessingInk" xmlns:wps="http://schemas.microsoft.com/office/word/2010/wordprocessingShape" mc:Ignorable="w14 wp14">
   <w:abstractNum w:abstractNumId="0">
     <w:nsid w:val="FFFFFF7C"/>
     <w:multiLevelType w:val="singleLevel"/>
@@ -2982,7 +3234,7 @@
         <w:ind w:hanging="360" w:left="1440"/>
       </w:pPr>
       <w:rPr>
-        <w:rFonts w:ascii="Symbol" w:hAnsi="Symbol" w:hint="default"/>
+        <w:rFonts w:ascii="Symbol" w:hAnsi="Symbol" w:hint="default" w:eastAsia="黑体"/>
       </w:rPr>
     </w:lvl>
   </w:abstractNum>
@@ -3003,7 +3255,7 @@
         <w:ind w:hanging="360" w:left="1080"/>
       </w:pPr>
       <w:rPr>
-        <w:rFonts w:ascii="Symbol" w:hAnsi="Symbol" w:hint="default"/>
+        <w:rFonts w:ascii="Symbol" w:hAnsi="Symbol" w:hint="default" w:eastAsia="黑体"/>
       </w:rPr>
     </w:lvl>
   </w:abstractNum>
@@ -3024,7 +3276,7 @@
         <w:ind w:hanging="360" w:left="720"/>
       </w:pPr>
       <w:rPr>
-        <w:rFonts w:ascii="Symbol" w:hAnsi="Symbol" w:hint="default"/>
+        <w:rFonts w:ascii="Symbol" w:hAnsi="Symbol" w:hint="default" w:eastAsia="黑体"/>
       </w:rPr>
     </w:lvl>
   </w:abstractNum>
@@ -3063,7 +3315,7 @@
         <w:ind w:hanging="360" w:left="360"/>
       </w:pPr>
       <w:rPr>
-        <w:rFonts w:ascii="Symbol" w:hAnsi="Symbol" w:hint="default"/>
+        <w:rFonts w:ascii="Symbol" w:hAnsi="Symbol" w:hint="default" w:eastAsia="黑体"/>
       </w:rPr>
     </w:lvl>
   </w:abstractNum>
@@ -3154,7 +3406,7 @@
         <w:ind w:left="720" w:hanging="360"/>
       </w:pPr>
       <w:rPr>
-        <w:rFonts w:ascii="Symbol" w:hAnsi="Symbol" w:cs="Symbol" w:hint="default"/>
+        <w:rFonts w:ascii="Symbol" w:hAnsi="Symbol" w:cs="Symbol" w:hint="default" w:eastAsia="黑体"/>
       </w:rPr>
     </w:lvl>
     <w:lvl w:ilvl="1">
@@ -3165,7 +3417,7 @@
         <w:ind w:left="1440" w:hanging="360"/>
       </w:pPr>
       <w:rPr>
-        <w:rFonts w:ascii="Courier New" w:hAnsi="Courier New" w:cs="Courier New" w:hint="default"/>
+        <w:rFonts w:ascii="Courier New" w:hAnsi="Courier New" w:cs="Courier New" w:hint="default" w:eastAsia="黑体"/>
       </w:rPr>
     </w:lvl>
     <w:lvl w:ilvl="2">
@@ -3176,7 +3428,7 @@
         <w:ind w:left="2160" w:hanging="360"/>
       </w:pPr>
       <w:rPr>
-        <w:rFonts w:ascii="Wingdings" w:hAnsi="Wingdings" w:cs="Wingdings" w:hint="default"/>
+        <w:rFonts w:ascii="Wingdings" w:hAnsi="Wingdings" w:cs="Wingdings" w:hint="default" w:eastAsia="黑体"/>
       </w:rPr>
     </w:lvl>
     <w:lvl w:ilvl="3">
@@ -3187,7 +3439,7 @@
         <w:ind w:left="2880" w:hanging="360"/>
       </w:pPr>
       <w:rPr>
-        <w:rFonts w:ascii="Symbol" w:hAnsi="Symbol" w:cs="Symbol" w:hint="default"/>
+        <w:rFonts w:ascii="Symbol" w:hAnsi="Symbol" w:cs="Symbol" w:hint="default" w:eastAsia="黑体"/>
       </w:rPr>
     </w:lvl>
     <w:lvl w:ilvl="4">
@@ -3198,7 +3450,7 @@
         <w:ind w:left="3600" w:hanging="360"/>
       </w:pPr>
       <w:rPr>
-        <w:rFonts w:ascii="Courier New" w:hAnsi="Courier New" w:cs="Courier New" w:hint="default"/>
+        <w:rFonts w:ascii="Courier New" w:hAnsi="Courier New" w:cs="Courier New" w:hint="default" w:eastAsia="黑体"/>
       </w:rPr>
     </w:lvl>
     <w:lvl w:ilvl="5">
@@ -3209,7 +3461,7 @@
         <w:ind w:left="4320" w:hanging="360"/>
       </w:pPr>
       <w:rPr>
-        <w:rFonts w:ascii="Wingdings" w:hAnsi="Wingdings" w:cs="Wingdings" w:hint="default"/>
+        <w:rFonts w:ascii="Wingdings" w:hAnsi="Wingdings" w:cs="Wingdings" w:hint="default" w:eastAsia="黑体"/>
       </w:rPr>
     </w:lvl>
     <w:lvl w:ilvl="6">
@@ -3220,7 +3472,7 @@
         <w:ind w:left="5040" w:hanging="360"/>
       </w:pPr>
       <w:rPr>
-        <w:rFonts w:ascii="Symbol" w:hAnsi="Symbol" w:cs="Symbol" w:hint="default"/>
+        <w:rFonts w:ascii="Symbol" w:hAnsi="Symbol" w:cs="Symbol" w:hint="default" w:eastAsia="黑体"/>
       </w:rPr>
     </w:lvl>
     <w:lvl w:ilvl="7">
@@ -3231,7 +3483,7 @@
         <w:ind w:left="5760" w:hanging="360"/>
       </w:pPr>
       <w:rPr>
-        <w:rFonts w:ascii="Courier New" w:hAnsi="Courier New" w:cs="Courier New" w:hint="default"/>
+        <w:rFonts w:ascii="Courier New" w:hAnsi="Courier New" w:cs="Courier New" w:hint="default" w:eastAsia="黑体"/>
       </w:rPr>
     </w:lvl>
     <w:lvl w:ilvl="8">
@@ -3242,7 +3494,7 @@
         <w:ind w:left="6480" w:hanging="360"/>
       </w:pPr>
       <w:rPr>
-        <w:rFonts w:ascii="Wingdings" w:hAnsi="Wingdings" w:cs="Wingdings" w:hint="default"/>
+        <w:rFonts w:ascii="Wingdings" w:hAnsi="Wingdings" w:cs="Wingdings" w:hint="default" w:eastAsia="黑体"/>
       </w:rPr>
     </w:lvl>
   </w:abstractNum>
@@ -3298,11 +3550,11 @@
 </file>
 
 <file path=word/styles.xml><?xml version="1.0" encoding="utf-8"?>
-<w:styles xmlns:mc="http://schemas.openxmlformats.org/markup-compatibility/2006" xmlns:r="http://schemas.openxmlformats.org/officeDocument/2006/relationships" xmlns:w="http://schemas.openxmlformats.org/wordprocessingml/2006/main" xmlns:w14="http://schemas.microsoft.com/office/word/2010/wordml" mc:Ignorable="w14">
+<w:styles xmlns:mc="http://schemas.openxmlformats.org/markup-compatibility/2006" xmlns:w="http://schemas.openxmlformats.org/wordprocessingml/2006/main" xmlns:r="http://schemas.openxmlformats.org/officeDocument/2006/relationships" xmlns:w14="http://schemas.microsoft.com/office/word/2010/wordml" mc:Ignorable="w14">
   <w:docDefaults>
     <w:rPrDefault>
       <w:rPr>
-        <w:rFonts w:asciiTheme="minorHAnsi" w:cstheme="minorBidi" w:eastAsiaTheme="minorEastAsia" w:hAnsiTheme="minorHAnsi"/>
+        <w:rFonts w:asciiTheme="minorHAnsi" w:cstheme="minorBidi" w:hAnsiTheme="minorHAnsi" w:eastAsia="黑体"/>
         <w:sz w:val="22"/>
         <w:szCs w:val="22"/>
         <w:lang w:bidi="ar-SA" w:eastAsia="en-US" w:val="en-US"/>
@@ -3524,7 +3776,7 @@
       <w:outlineLvl w:val="0"/>
     </w:pPr>
     <w:rPr>
-      <w:rFonts w:ascii="Times New Roman" w:asciiTheme="majorHAnsi" w:cstheme="majorBidi" w:eastAsia="黑体" w:eastAsiaTheme="majorEastAsia" w:hAnsi="Times New Roman" w:hAnsiTheme="majorHAnsi"/>
+      <w:rFonts w:ascii="Times New Roman" w:asciiTheme="majorHAnsi" w:cstheme="majorBidi" w:eastAsia="黑体" w:hAnsi="Times New Roman" w:hAnsiTheme="majorHAnsi"/>
       <w:b/>
       <w:bCs/>
       <w:color w:val="1F3864"/>
@@ -3548,7 +3800,7 @@
       <w:outlineLvl w:val="1"/>
     </w:pPr>
     <w:rPr>
-      <w:rFonts w:ascii="Times New Roman" w:asciiTheme="majorHAnsi" w:cstheme="majorBidi" w:eastAsia="黑体" w:eastAsiaTheme="majorEastAsia" w:hAnsi="Times New Roman" w:hAnsiTheme="majorHAnsi"/>
+      <w:rFonts w:ascii="Times New Roman" w:asciiTheme="majorHAnsi" w:cstheme="majorBidi" w:eastAsia="黑体" w:hAnsi="Times New Roman" w:hAnsiTheme="majorHAnsi"/>
       <w:b/>
       <w:bCs/>
       <w:color w:val="2E4E7E"/>
@@ -3572,7 +3824,7 @@
       <w:outlineLvl w:val="2"/>
     </w:pPr>
     <w:rPr>
-      <w:rFonts w:ascii="Times New Roman" w:asciiTheme="majorHAnsi" w:cstheme="majorBidi" w:eastAsia="黑体" w:eastAsiaTheme="majorEastAsia" w:hAnsi="Times New Roman" w:hAnsiTheme="majorHAnsi"/>
+      <w:rFonts w:ascii="Times New Roman" w:asciiTheme="majorHAnsi" w:cstheme="majorBidi" w:eastAsia="黑体" w:hAnsi="Times New Roman" w:hAnsiTheme="majorHAnsi"/>
       <w:b/>
       <w:bCs/>
       <w:color w:val="2E4E7E"/>
@@ -3596,7 +3848,7 @@
       <w:outlineLvl w:val="3"/>
     </w:pPr>
     <w:rPr>
-      <w:rFonts w:ascii="Times New Roman" w:asciiTheme="majorHAnsi" w:cstheme="majorBidi" w:eastAsia="黑体" w:eastAsiaTheme="majorEastAsia" w:hAnsi="Times New Roman" w:hAnsiTheme="majorHAnsi"/>
+      <w:rFonts w:ascii="Times New Roman" w:asciiTheme="majorHAnsi" w:cstheme="majorBidi" w:eastAsia="黑体" w:hAnsi="Times New Roman" w:hAnsiTheme="majorHAnsi"/>
       <w:b/>
       <w:bCs/>
       <w:i/>
@@ -3622,7 +3874,7 @@
       <w:outlineLvl w:val="4"/>
     </w:pPr>
     <w:rPr>
-      <w:rFonts w:ascii="Times New Roman" w:asciiTheme="majorHAnsi" w:cstheme="majorBidi" w:eastAsia="黑体" w:eastAsiaTheme="majorEastAsia" w:hAnsi="Times New Roman" w:hAnsiTheme="majorHAnsi"/>
+      <w:rFonts w:ascii="Times New Roman" w:asciiTheme="majorHAnsi" w:cstheme="majorBidi" w:eastAsia="黑体" w:hAnsi="Times New Roman" w:hAnsiTheme="majorHAnsi"/>
       <w:b/>
       <w:color w:val="333333"/>
       <w:sz w:val="22"/>
@@ -3645,7 +3897,7 @@
       <w:outlineLvl w:val="5"/>
     </w:pPr>
     <w:rPr>
-      <w:rFonts w:asciiTheme="majorHAnsi" w:cstheme="majorBidi" w:eastAsiaTheme="majorEastAsia" w:hAnsiTheme="majorHAnsi"/>
+      <w:rFonts w:asciiTheme="majorHAnsi" w:cstheme="majorBidi" w:hAnsiTheme="majorHAnsi" w:eastAsia="黑体"/>
       <w:i/>
       <w:iCs/>
       <w:color w:themeColor="accent1" w:themeShade="7F" w:val="243F60"/>
@@ -3668,7 +3920,7 @@
       <w:outlineLvl w:val="6"/>
     </w:pPr>
     <w:rPr>
-      <w:rFonts w:asciiTheme="majorHAnsi" w:cstheme="majorBidi" w:eastAsiaTheme="majorEastAsia" w:hAnsiTheme="majorHAnsi"/>
+      <w:rFonts w:asciiTheme="majorHAnsi" w:cstheme="majorBidi" w:hAnsiTheme="majorHAnsi" w:eastAsia="黑体"/>
       <w:i/>
       <w:iCs/>
       <w:color w:themeColor="text1" w:themeTint="BF" w:val="404040"/>
@@ -3691,7 +3943,7 @@
       <w:outlineLvl w:val="7"/>
     </w:pPr>
     <w:rPr>
-      <w:rFonts w:asciiTheme="majorHAnsi" w:cstheme="majorBidi" w:eastAsiaTheme="majorEastAsia" w:hAnsiTheme="majorHAnsi"/>
+      <w:rFonts w:asciiTheme="majorHAnsi" w:cstheme="majorBidi" w:hAnsiTheme="majorHAnsi" w:eastAsia="黑体"/>
       <w:color w:themeColor="accent1" w:val="4F81BD"/>
       <w:sz w:val="20"/>
       <w:szCs w:val="20"/>
@@ -3714,7 +3966,7 @@
       <w:outlineLvl w:val="8"/>
     </w:pPr>
     <w:rPr>
-      <w:rFonts w:asciiTheme="majorHAnsi" w:cstheme="majorBidi" w:eastAsiaTheme="majorEastAsia" w:hAnsiTheme="majorHAnsi"/>
+      <w:rFonts w:asciiTheme="majorHAnsi" w:cstheme="majorBidi" w:hAnsiTheme="majorHAnsi" w:eastAsia="黑体"/>
       <w:i/>
       <w:iCs/>
       <w:color w:themeColor="text1" w:themeTint="BF" w:val="404040"/>
@@ -3765,7 +4017,7 @@
     <w:uiPriority w:val="9"/>
     <w:rsid w:val="00FC693F"/>
     <w:rPr>
-      <w:rFonts w:asciiTheme="majorHAnsi" w:cstheme="majorBidi" w:eastAsiaTheme="majorEastAsia" w:hAnsiTheme="majorHAnsi"/>
+      <w:rFonts w:asciiTheme="majorHAnsi" w:cstheme="majorBidi" w:hAnsiTheme="majorHAnsi" w:eastAsia="黑体"/>
       <w:b/>
       <w:bCs/>
       <w:color w:themeColor="accent1" w:themeShade="BF" w:val="365F91"/>
@@ -3780,7 +4032,7 @@
     <w:uiPriority w:val="9"/>
     <w:rsid w:val="00FC693F"/>
     <w:rPr>
-      <w:rFonts w:asciiTheme="majorHAnsi" w:cstheme="majorBidi" w:eastAsiaTheme="majorEastAsia" w:hAnsiTheme="majorHAnsi"/>
+      <w:rFonts w:asciiTheme="majorHAnsi" w:cstheme="majorBidi" w:hAnsiTheme="majorHAnsi" w:eastAsia="黑体"/>
       <w:b/>
       <w:bCs/>
       <w:color w:themeColor="accent1" w:val="4F81BD"/>
@@ -3795,7 +4047,7 @@
     <w:uiPriority w:val="9"/>
     <w:rsid w:val="00FC693F"/>
     <w:rPr>
-      <w:rFonts w:asciiTheme="majorHAnsi" w:cstheme="majorBidi" w:eastAsiaTheme="majorEastAsia" w:hAnsiTheme="majorHAnsi"/>
+      <w:rFonts w:asciiTheme="majorHAnsi" w:cstheme="majorBidi" w:hAnsiTheme="majorHAnsi" w:eastAsia="黑体"/>
       <w:b/>
       <w:bCs/>
       <w:color w:themeColor="accent1" w:val="4F81BD"/>
@@ -3818,7 +4070,7 @@
       <w:contextualSpacing/>
     </w:pPr>
     <w:rPr>
-      <w:rFonts w:ascii="Times New Roman" w:asciiTheme="majorHAnsi" w:cstheme="majorBidi" w:eastAsia="黑体" w:eastAsiaTheme="majorEastAsia" w:hAnsi="Times New Roman" w:hAnsiTheme="majorHAnsi"/>
+      <w:rFonts w:ascii="Times New Roman" w:asciiTheme="majorHAnsi" w:cstheme="majorBidi" w:eastAsia="黑体" w:hAnsi="Times New Roman" w:hAnsiTheme="majorHAnsi"/>
       <w:b/>
       <w:color w:val="1F3864"/>
       <w:spacing w:val="5"/>
@@ -3834,7 +4086,7 @@
     <w:uiPriority w:val="10"/>
     <w:rsid w:val="00FC693F"/>
     <w:rPr>
-      <w:rFonts w:asciiTheme="majorHAnsi" w:cstheme="majorBidi" w:eastAsiaTheme="majorEastAsia" w:hAnsiTheme="majorHAnsi"/>
+      <w:rFonts w:asciiTheme="majorHAnsi" w:cstheme="majorBidi" w:hAnsiTheme="majorHAnsi" w:eastAsia="黑体"/>
       <w:color w:themeColor="text2" w:themeShade="BF" w:val="17365D"/>
       <w:spacing w:val="5"/>
       <w:kern w:val="28"/>
@@ -3856,7 +4108,7 @@
       </w:numPr>
     </w:pPr>
     <w:rPr>
-      <w:rFonts w:asciiTheme="majorHAnsi" w:cstheme="majorBidi" w:eastAsiaTheme="majorEastAsia" w:hAnsiTheme="majorHAnsi"/>
+      <w:rFonts w:asciiTheme="majorHAnsi" w:cstheme="majorBidi" w:hAnsiTheme="majorHAnsi" w:eastAsia="黑体"/>
       <w:i/>
       <w:iCs/>
       <w:color w:themeColor="accent1" w:val="4F81BD"/>
@@ -3872,7 +4124,7 @@
     <w:uiPriority w:val="11"/>
     <w:rsid w:val="00FC693F"/>
     <w:rPr>
-      <w:rFonts w:asciiTheme="majorHAnsi" w:cstheme="majorBidi" w:eastAsiaTheme="majorEastAsia" w:hAnsiTheme="majorHAnsi"/>
+      <w:rFonts w:asciiTheme="majorHAnsi" w:cstheme="majorBidi" w:hAnsiTheme="majorHAnsi" w:eastAsia="黑体"/>
       <w:i/>
       <w:iCs/>
       <w:color w:themeColor="accent1" w:val="4F81BD"/>
@@ -3939,6 +4191,7 @@
       <w:spacing w:after="120"/>
     </w:pPr>
     <w:rPr>
+      <w:rFonts w:eastAsia="黑体"/>
       <w:sz w:val="16"/>
       <w:szCs w:val="16"/>
     </w:rPr>
@@ -3950,6 +4203,7 @@
     <w:uiPriority w:val="99"/>
     <w:rsid w:val="00AA1D8D"/>
     <w:rPr>
+      <w:rFonts w:eastAsia="黑体"/>
       <w:sz w:val="16"/>
       <w:szCs w:val="16"/>
     </w:rPr>
@@ -4119,7 +4373,7 @@
       </w:tabs>
     </w:pPr>
     <w:rPr>
-      <w:rFonts w:ascii="Courier" w:hAnsi="Courier"/>
+      <w:rFonts w:ascii="Courier" w:hAnsi="Courier" w:eastAsia="黑体"/>
       <w:sz w:val="20"/>
       <w:szCs w:val="20"/>
     </w:rPr>
@@ -4131,7 +4385,7 @@
     <w:uiPriority w:val="99"/>
     <w:rsid w:val="0029639D"/>
     <w:rPr>
-      <w:rFonts w:ascii="Courier" w:hAnsi="Courier"/>
+      <w:rFonts w:ascii="Courier" w:hAnsi="Courier" w:eastAsia="黑体"/>
       <w:sz w:val="20"/>
       <w:szCs w:val="20"/>
     </w:rPr>
@@ -4167,6 +4421,7 @@
     <w:uiPriority w:val="29"/>
     <w:rsid w:val="00FC693F"/>
     <w:rPr>
+      <w:rFonts w:eastAsia="黑体"/>
       <w:i/>
       <w:iCs/>
       <w:color w:themeColor="text1" w:val="000000"/>
@@ -4180,7 +4435,7 @@
     <w:semiHidden/>
     <w:rsid w:val="00FC693F"/>
     <w:rPr>
-      <w:rFonts w:asciiTheme="majorHAnsi" w:cstheme="majorBidi" w:eastAsiaTheme="majorEastAsia" w:hAnsiTheme="majorHAnsi"/>
+      <w:rFonts w:asciiTheme="majorHAnsi" w:cstheme="majorBidi" w:hAnsiTheme="majorHAnsi" w:eastAsia="黑体"/>
       <w:b/>
       <w:bCs/>
       <w:i/>
@@ -4196,7 +4451,7 @@
     <w:semiHidden/>
     <w:rsid w:val="00FC693F"/>
     <w:rPr>
-      <w:rFonts w:asciiTheme="majorHAnsi" w:cstheme="majorBidi" w:eastAsiaTheme="majorEastAsia" w:hAnsiTheme="majorHAnsi"/>
+      <w:rFonts w:asciiTheme="majorHAnsi" w:cstheme="majorBidi" w:hAnsiTheme="majorHAnsi" w:eastAsia="黑体"/>
       <w:color w:themeColor="accent1" w:themeShade="7F" w:val="243F60"/>
     </w:rPr>
   </w:style>
@@ -4208,7 +4463,7 @@
     <w:semiHidden/>
     <w:rsid w:val="00FC693F"/>
     <w:rPr>
-      <w:rFonts w:asciiTheme="majorHAnsi" w:cstheme="majorBidi" w:eastAsiaTheme="majorEastAsia" w:hAnsiTheme="majorHAnsi"/>
+      <w:rFonts w:asciiTheme="majorHAnsi" w:cstheme="majorBidi" w:hAnsiTheme="majorHAnsi" w:eastAsia="黑体"/>
       <w:i/>
       <w:iCs/>
       <w:color w:themeColor="accent1" w:themeShade="7F" w:val="243F60"/>
@@ -4222,7 +4477,7 @@
     <w:semiHidden/>
     <w:rsid w:val="00FC693F"/>
     <w:rPr>
-      <w:rFonts w:asciiTheme="majorHAnsi" w:cstheme="majorBidi" w:eastAsiaTheme="majorEastAsia" w:hAnsiTheme="majorHAnsi"/>
+      <w:rFonts w:asciiTheme="majorHAnsi" w:cstheme="majorBidi" w:hAnsiTheme="majorHAnsi" w:eastAsia="黑体"/>
       <w:i/>
       <w:iCs/>
       <w:color w:themeColor="text1" w:themeTint="BF" w:val="404040"/>
@@ -4236,7 +4491,7 @@
     <w:semiHidden/>
     <w:rsid w:val="00FC693F"/>
     <w:rPr>
-      <w:rFonts w:asciiTheme="majorHAnsi" w:cstheme="majorBidi" w:eastAsiaTheme="majorEastAsia" w:hAnsiTheme="majorHAnsi"/>
+      <w:rFonts w:asciiTheme="majorHAnsi" w:cstheme="majorBidi" w:hAnsiTheme="majorHAnsi" w:eastAsia="黑体"/>
       <w:color w:themeColor="accent1" w:val="4F81BD"/>
       <w:sz w:val="20"/>
       <w:szCs w:val="20"/>
@@ -4250,7 +4505,7 @@
     <w:semiHidden/>
     <w:rsid w:val="00FC693F"/>
     <w:rPr>
-      <w:rFonts w:asciiTheme="majorHAnsi" w:cstheme="majorBidi" w:eastAsiaTheme="majorEastAsia" w:hAnsiTheme="majorHAnsi"/>
+      <w:rFonts w:asciiTheme="majorHAnsi" w:cstheme="majorBidi" w:hAnsiTheme="majorHAnsi" w:eastAsia="黑体"/>
       <w:i/>
       <w:iCs/>
       <w:color w:themeColor="text1" w:themeTint="BF" w:val="404040"/>
@@ -4271,6 +4526,7 @@
       <w:spacing w:line="240" w:lineRule="auto"/>
     </w:pPr>
     <w:rPr>
+      <w:rFonts w:eastAsia="黑体"/>
       <w:b/>
       <w:bCs/>
       <w:color w:themeColor="accent1" w:val="4F81BD"/>
@@ -4285,6 +4541,7 @@
     <w:qFormat/>
     <w:rsid w:val="00FC693F"/>
     <w:rPr>
+      <w:rFonts w:eastAsia="黑体"/>
       <w:b/>
       <w:bCs/>
     </w:rPr>
@@ -4296,6 +4553,7 @@
     <w:qFormat/>
     <w:rsid w:val="00FC693F"/>
     <w:rPr>
+      <w:rFonts w:eastAsia="黑体"/>
       <w:i/>
       <w:iCs/>
     </w:rPr>
@@ -4316,6 +4574,7 @@
       <w:ind w:left="936" w:right="936"/>
     </w:pPr>
     <w:rPr>
+      <w:rFonts w:eastAsia="黑体"/>
       <w:b/>
       <w:bCs/>
       <w:i/>
@@ -4330,6 +4589,7 @@
     <w:uiPriority w:val="30"/>
     <w:rsid w:val="00FC693F"/>
     <w:rPr>
+      <w:rFonts w:eastAsia="黑体"/>
       <w:b/>
       <w:bCs/>
       <w:i/>
@@ -4344,6 +4604,7 @@
     <w:qFormat/>
     <w:rsid w:val="00FC693F"/>
     <w:rPr>
+      <w:rFonts w:eastAsia="黑体"/>
       <w:i/>
       <w:iCs/>
       <w:color w:themeColor="text1" w:themeTint="7F" w:val="808080"/>
@@ -4356,6 +4617,7 @@
     <w:qFormat/>
     <w:rsid w:val="00FC693F"/>
     <w:rPr>
+      <w:rFonts w:eastAsia="黑体"/>
       <w:b/>
       <w:bCs/>
       <w:i/>
@@ -4370,6 +4632,7 @@
     <w:qFormat/>
     <w:rsid w:val="00FC693F"/>
     <w:rPr>
+      <w:rFonts w:eastAsia="黑体"/>
       <w:smallCaps/>
       <w:color w:themeColor="accent2" w:val="C0504D"/>
       <w:u w:val="single"/>
@@ -4382,6 +4645,7 @@
     <w:qFormat/>
     <w:rsid w:val="00FC693F"/>
     <w:rPr>
+      <w:rFonts w:eastAsia="黑体"/>
       <w:b/>
       <w:bCs/>
       <w:smallCaps/>
@@ -4397,6 +4661,7 @@
     <w:qFormat/>
     <w:rsid w:val="00FC693F"/>
     <w:rPr>
+      <w:rFonts w:eastAsia="黑体"/>
       <w:b/>
       <w:bCs/>
       <w:smallCaps/>
@@ -4451,6 +4716,7 @@
       <w:spacing w:after="0" w:line="240" w:lineRule="auto"/>
     </w:pPr>
     <w:rPr>
+      <w:rFonts w:eastAsia="黑体"/>
       <w:color w:themeColor="text1" w:themeShade="BF" w:val="000000"/>
     </w:rPr>
     <w:tblPr>
@@ -4473,6 +4739,7 @@
         <w:spacing w:after="0" w:before="0" w:line="240" w:lineRule="auto"/>
       </w:pPr>
       <w:rPr>
+        <w:rFonts w:eastAsia="黑体"/>
         <w:b/>
         <w:bCs/>
       </w:rPr>
@@ -4493,6 +4760,7 @@
         <w:spacing w:after="0" w:before="0" w:line="240" w:lineRule="auto"/>
       </w:pPr>
       <w:rPr>
+        <w:rFonts w:eastAsia="黑体"/>
         <w:b/>
         <w:bCs/>
       </w:rPr>
@@ -4510,12 +4778,14 @@
     </w:tblStylePr>
     <w:tblStylePr w:type="firstCol">
       <w:rPr>
+        <w:rFonts w:eastAsia="黑体"/>
         <w:b/>
         <w:bCs/>
       </w:rPr>
     </w:tblStylePr>
     <w:tblStylePr w:type="lastCol">
       <w:rPr>
+        <w:rFonts w:eastAsia="黑体"/>
         <w:b/>
         <w:bCs/>
       </w:rPr>
@@ -4554,6 +4824,7 @@
       <w:spacing w:after="0" w:line="240" w:lineRule="auto"/>
     </w:pPr>
     <w:rPr>
+      <w:rFonts w:eastAsia="黑体"/>
       <w:color w:themeColor="accent1" w:themeShade="BF" w:val="365F91"/>
     </w:rPr>
     <w:tblPr>
@@ -4576,6 +4847,7 @@
         <w:spacing w:after="0" w:before="0" w:line="240" w:lineRule="auto"/>
       </w:pPr>
       <w:rPr>
+        <w:rFonts w:eastAsia="黑体"/>
         <w:b/>
         <w:bCs/>
       </w:rPr>
@@ -4596,6 +4868,7 @@
         <w:spacing w:after="0" w:before="0" w:line="240" w:lineRule="auto"/>
       </w:pPr>
       <w:rPr>
+        <w:rFonts w:eastAsia="黑体"/>
         <w:b/>
         <w:bCs/>
       </w:rPr>
@@ -4613,12 +4886,14 @@
     </w:tblStylePr>
     <w:tblStylePr w:type="firstCol">
       <w:rPr>
+        <w:rFonts w:eastAsia="黑体"/>
         <w:b/>
         <w:bCs/>
       </w:rPr>
     </w:tblStylePr>
     <w:tblStylePr w:type="lastCol">
       <w:rPr>
+        <w:rFonts w:eastAsia="黑体"/>
         <w:b/>
         <w:bCs/>
       </w:rPr>
@@ -4657,6 +4932,7 @@
       <w:spacing w:after="0" w:line="240" w:lineRule="auto"/>
     </w:pPr>
     <w:rPr>
+      <w:rFonts w:eastAsia="黑体"/>
       <w:color w:themeColor="accent2" w:themeShade="BF" w:val="943634"/>
     </w:rPr>
     <w:tblPr>
@@ -4679,6 +4955,7 @@
         <w:spacing w:after="0" w:before="0" w:line="240" w:lineRule="auto"/>
       </w:pPr>
       <w:rPr>
+        <w:rFonts w:eastAsia="黑体"/>
         <w:b/>
         <w:bCs/>
       </w:rPr>
@@ -4699,6 +4976,7 @@
         <w:spacing w:after="0" w:before="0" w:line="240" w:lineRule="auto"/>
       </w:pPr>
       <w:rPr>
+        <w:rFonts w:eastAsia="黑体"/>
         <w:b/>
         <w:bCs/>
       </w:rPr>
@@ -4716,12 +4994,14 @@
     </w:tblStylePr>
     <w:tblStylePr w:type="firstCol">
       <w:rPr>
+        <w:rFonts w:eastAsia="黑体"/>
         <w:b/>
         <w:bCs/>
       </w:rPr>
     </w:tblStylePr>
     <w:tblStylePr w:type="lastCol">
       <w:rPr>
+        <w:rFonts w:eastAsia="黑体"/>
         <w:b/>
         <w:bCs/>
       </w:rPr>
@@ -4760,6 +5040,7 @@
       <w:spacing w:after="0" w:line="240" w:lineRule="auto"/>
     </w:pPr>
     <w:rPr>
+      <w:rFonts w:eastAsia="黑体"/>
       <w:color w:themeColor="accent3" w:themeShade="BF" w:val="76923C"/>
     </w:rPr>
     <w:tblPr>
@@ -4782,6 +5063,7 @@
         <w:spacing w:after="0" w:before="0" w:line="240" w:lineRule="auto"/>
       </w:pPr>
       <w:rPr>
+        <w:rFonts w:eastAsia="黑体"/>
         <w:b/>
         <w:bCs/>
       </w:rPr>
@@ -4802,6 +5084,7 @@
         <w:spacing w:after="0" w:before="0" w:line="240" w:lineRule="auto"/>
       </w:pPr>
       <w:rPr>
+        <w:rFonts w:eastAsia="黑体"/>
         <w:b/>
         <w:bCs/>
       </w:rPr>
@@ -4819,12 +5102,14 @@
     </w:tblStylePr>
     <w:tblStylePr w:type="firstCol">
       <w:rPr>
+        <w:rFonts w:eastAsia="黑体"/>
         <w:b/>
         <w:bCs/>
       </w:rPr>
     </w:tblStylePr>
     <w:tblStylePr w:type="lastCol">
       <w:rPr>
+        <w:rFonts w:eastAsia="黑体"/>
         <w:b/>
         <w:bCs/>
       </w:rPr>
@@ -4863,6 +5148,7 @@
       <w:spacing w:after="0" w:line="240" w:lineRule="auto"/>
     </w:pPr>
     <w:rPr>
+      <w:rFonts w:eastAsia="黑体"/>
       <w:color w:themeColor="accent4" w:themeShade="BF" w:val="5F497A"/>
     </w:rPr>
     <w:tblPr>
@@ -4885,6 +5171,7 @@
         <w:spacing w:after="0" w:before="0" w:line="240" w:lineRule="auto"/>
       </w:pPr>
       <w:rPr>
+        <w:rFonts w:eastAsia="黑体"/>
         <w:b/>
         <w:bCs/>
       </w:rPr>
@@ -4905,6 +5192,7 @@
         <w:spacing w:after="0" w:before="0" w:line="240" w:lineRule="auto"/>
       </w:pPr>
       <w:rPr>
+        <w:rFonts w:eastAsia="黑体"/>
         <w:b/>
         <w:bCs/>
       </w:rPr>
@@ -4922,12 +5210,14 @@
     </w:tblStylePr>
     <w:tblStylePr w:type="firstCol">
       <w:rPr>
+        <w:rFonts w:eastAsia="黑体"/>
         <w:b/>
         <w:bCs/>
       </w:rPr>
     </w:tblStylePr>
     <w:tblStylePr w:type="lastCol">
       <w:rPr>
+        <w:rFonts w:eastAsia="黑体"/>
         <w:b/>
         <w:bCs/>
       </w:rPr>
@@ -4966,6 +5256,7 @@
       <w:spacing w:after="0" w:line="240" w:lineRule="auto"/>
     </w:pPr>
     <w:rPr>
+      <w:rFonts w:eastAsia="黑体"/>
       <w:color w:themeColor="accent5" w:themeShade="BF" w:val="31849B"/>
     </w:rPr>
     <w:tblPr>
@@ -4988,6 +5279,7 @@
         <w:spacing w:after="0" w:before="0" w:line="240" w:lineRule="auto"/>
       </w:pPr>
       <w:rPr>
+        <w:rFonts w:eastAsia="黑体"/>
         <w:b/>
         <w:bCs/>
       </w:rPr>
@@ -5008,6 +5300,7 @@
         <w:spacing w:after="0" w:before="0" w:line="240" w:lineRule="auto"/>
       </w:pPr>
       <w:rPr>
+        <w:rFonts w:eastAsia="黑体"/>
         <w:b/>
         <w:bCs/>
       </w:rPr>
@@ -5025,12 +5318,14 @@
     </w:tblStylePr>
     <w:tblStylePr w:type="firstCol">
       <w:rPr>
+        <w:rFonts w:eastAsia="黑体"/>
         <w:b/>
         <w:bCs/>
       </w:rPr>
     </w:tblStylePr>
     <w:tblStylePr w:type="lastCol">
       <w:rPr>
+        <w:rFonts w:eastAsia="黑体"/>
         <w:b/>
         <w:bCs/>
       </w:rPr>
@@ -5069,6 +5364,7 @@
       <w:spacing w:after="0" w:line="240" w:lineRule="auto"/>
     </w:pPr>
     <w:rPr>
+      <w:rFonts w:eastAsia="黑体"/>
       <w:color w:themeColor="accent6" w:themeShade="BF" w:val="E36C0A"/>
     </w:rPr>
     <w:tblPr>
@@ -5091,6 +5387,7 @@
         <w:spacing w:after="0" w:before="0" w:line="240" w:lineRule="auto"/>
       </w:pPr>
       <w:rPr>
+        <w:rFonts w:eastAsia="黑体"/>
         <w:b/>
         <w:bCs/>
       </w:rPr>
@@ -5111,6 +5408,7 @@
         <w:spacing w:after="0" w:before="0" w:line="240" w:lineRule="auto"/>
       </w:pPr>
       <w:rPr>
+        <w:rFonts w:eastAsia="黑体"/>
         <w:b/>
         <w:bCs/>
       </w:rPr>
@@ -5128,12 +5426,14 @@
     </w:tblStylePr>
     <w:tblStylePr w:type="firstCol">
       <w:rPr>
+        <w:rFonts w:eastAsia="黑体"/>
         <w:b/>
         <w:bCs/>
       </w:rPr>
     </w:tblStylePr>
     <w:tblStylePr w:type="lastCol">
       <w:rPr>
+        <w:rFonts w:eastAsia="黑体"/>
         <w:b/>
         <w:bCs/>
       </w:rPr>
@@ -5193,6 +5493,7 @@
         <w:spacing w:after="0" w:before="0" w:line="240" w:lineRule="auto"/>
       </w:pPr>
       <w:rPr>
+        <w:rFonts w:eastAsia="黑体"/>
         <w:b/>
         <w:bCs/>
         <w:color w:themeColor="background1" w:val="FFFFFF"/>
@@ -5207,6 +5508,7 @@
         <w:spacing w:after="0" w:before="0" w:line="240" w:lineRule="auto"/>
       </w:pPr>
       <w:rPr>
+        <w:rFonts w:eastAsia="黑体"/>
         <w:b/>
         <w:bCs/>
       </w:rPr>
@@ -5222,12 +5524,14 @@
     </w:tblStylePr>
     <w:tblStylePr w:type="firstCol">
       <w:rPr>
+        <w:rFonts w:eastAsia="黑体"/>
         <w:b/>
         <w:bCs/>
       </w:rPr>
     </w:tblStylePr>
     <w:tblStylePr w:type="lastCol">
       <w:rPr>
+        <w:rFonts w:eastAsia="黑体"/>
         <w:b/>
         <w:bCs/>
       </w:rPr>
@@ -5285,6 +5589,7 @@
         <w:spacing w:after="0" w:before="0" w:line="240" w:lineRule="auto"/>
       </w:pPr>
       <w:rPr>
+        <w:rFonts w:eastAsia="黑体"/>
         <w:b/>
         <w:bCs/>
         <w:color w:themeColor="background1" w:val="FFFFFF"/>
@@ -5299,6 +5604,7 @@
         <w:spacing w:after="0" w:before="0" w:line="240" w:lineRule="auto"/>
       </w:pPr>
       <w:rPr>
+        <w:rFonts w:eastAsia="黑体"/>
         <w:b/>
         <w:bCs/>
       </w:rPr>
@@ -5314,12 +5620,14 @@
     </w:tblStylePr>
     <w:tblStylePr w:type="firstCol">
       <w:rPr>
+        <w:rFonts w:eastAsia="黑体"/>
         <w:b/>
         <w:bCs/>
       </w:rPr>
     </w:tblStylePr>
     <w:tblStylePr w:type="lastCol">
       <w:rPr>
+        <w:rFonts w:eastAsia="黑体"/>
         <w:b/>
         <w:bCs/>
       </w:rPr>
@@ -5377,6 +5685,7 @@
         <w:spacing w:after="0" w:before="0" w:line="240" w:lineRule="auto"/>
       </w:pPr>
       <w:rPr>
+        <w:rFonts w:eastAsia="黑体"/>
         <w:b/>
         <w:bCs/>
         <w:color w:themeColor="background1" w:val="FFFFFF"/>
@@ -5391,6 +5700,7 @@
         <w:spacing w:after="0" w:before="0" w:line="240" w:lineRule="auto"/>
       </w:pPr>
       <w:rPr>
+        <w:rFonts w:eastAsia="黑体"/>
         <w:b/>
         <w:bCs/>
       </w:rPr>
@@ -5406,12 +5716,14 @@
     </w:tblStylePr>
     <w:tblStylePr w:type="firstCol">
       <w:rPr>
+        <w:rFonts w:eastAsia="黑体"/>
         <w:b/>
         <w:bCs/>
       </w:rPr>
     </w:tblStylePr>
     <w:tblStylePr w:type="lastCol">
       <w:rPr>
+        <w:rFonts w:eastAsia="黑体"/>
         <w:b/>
         <w:bCs/>
       </w:rPr>
@@ -5469,6 +5781,7 @@
         <w:spacing w:after="0" w:before="0" w:line="240" w:lineRule="auto"/>
       </w:pPr>
       <w:rPr>
+        <w:rFonts w:eastAsia="黑体"/>
         <w:b/>
         <w:bCs/>
         <w:color w:themeColor="background1" w:val="FFFFFF"/>
@@ -5483,6 +5796,7 @@
         <w:spacing w:after="0" w:before="0" w:line="240" w:lineRule="auto"/>
       </w:pPr>
       <w:rPr>
+        <w:rFonts w:eastAsia="黑体"/>
         <w:b/>
         <w:bCs/>
       </w:rPr>
@@ -5498,12 +5812,14 @@
     </w:tblStylePr>
     <w:tblStylePr w:type="firstCol">
       <w:rPr>
+        <w:rFonts w:eastAsia="黑体"/>
         <w:b/>
         <w:bCs/>
       </w:rPr>
     </w:tblStylePr>
     <w:tblStylePr w:type="lastCol">
       <w:rPr>
+        <w:rFonts w:eastAsia="黑体"/>
         <w:b/>
         <w:bCs/>
       </w:rPr>
@@ -5561,6 +5877,7 @@
         <w:spacing w:after="0" w:before="0" w:line="240" w:lineRule="auto"/>
       </w:pPr>
       <w:rPr>
+        <w:rFonts w:eastAsia="黑体"/>
         <w:b/>
         <w:bCs/>
         <w:color w:themeColor="background1" w:val="FFFFFF"/>
@@ -5575,6 +5892,7 @@
         <w:spacing w:after="0" w:before="0" w:line="240" w:lineRule="auto"/>
       </w:pPr>
       <w:rPr>
+        <w:rFonts w:eastAsia="黑体"/>
         <w:b/>
         <w:bCs/>
       </w:rPr>
@@ -5590,12 +5908,14 @@
     </w:tblStylePr>
     <w:tblStylePr w:type="firstCol">
       <w:rPr>
+        <w:rFonts w:eastAsia="黑体"/>
         <w:b/>
         <w:bCs/>
       </w:rPr>
     </w:tblStylePr>
     <w:tblStylePr w:type="lastCol">
       <w:rPr>
+        <w:rFonts w:eastAsia="黑体"/>
         <w:b/>
         <w:bCs/>
       </w:rPr>
@@ -5653,6 +5973,7 @@
         <w:spacing w:after="0" w:before="0" w:line="240" w:lineRule="auto"/>
       </w:pPr>
       <w:rPr>
+        <w:rFonts w:eastAsia="黑体"/>
         <w:b/>
         <w:bCs/>
         <w:color w:themeColor="background1" w:val="FFFFFF"/>
@@ -5667,6 +5988,7 @@
         <w:spacing w:after="0" w:before="0" w:line="240" w:lineRule="auto"/>
       </w:pPr>
       <w:rPr>
+        <w:rFonts w:eastAsia="黑体"/>
         <w:b/>
         <w:bCs/>
       </w:rPr>
@@ -5682,12 +6004,14 @@
     </w:tblStylePr>
     <w:tblStylePr w:type="firstCol">
       <w:rPr>
+        <w:rFonts w:eastAsia="黑体"/>
         <w:b/>
         <w:bCs/>
       </w:rPr>
     </w:tblStylePr>
     <w:tblStylePr w:type="lastCol">
       <w:rPr>
+        <w:rFonts w:eastAsia="黑体"/>
         <w:b/>
         <w:bCs/>
       </w:rPr>
@@ -5745,6 +6069,7 @@
         <w:spacing w:after="0" w:before="0" w:line="240" w:lineRule="auto"/>
       </w:pPr>
       <w:rPr>
+        <w:rFonts w:eastAsia="黑体"/>
         <w:b/>
         <w:bCs/>
         <w:color w:themeColor="background1" w:val="FFFFFF"/>
@@ -5759,6 +6084,7 @@
         <w:spacing w:after="0" w:before="0" w:line="240" w:lineRule="auto"/>
       </w:pPr>
       <w:rPr>
+        <w:rFonts w:eastAsia="黑体"/>
         <w:b/>
         <w:bCs/>
       </w:rPr>
@@ -5774,12 +6100,14 @@
     </w:tblStylePr>
     <w:tblStylePr w:type="firstCol">
       <w:rPr>
+        <w:rFonts w:eastAsia="黑体"/>
         <w:b/>
         <w:bCs/>
       </w:rPr>
     </w:tblStylePr>
     <w:tblStylePr w:type="lastCol">
       <w:rPr>
+        <w:rFonts w:eastAsia="黑体"/>
         <w:b/>
         <w:bCs/>
       </w:rPr>
@@ -5839,7 +6167,7 @@
         <w:spacing w:after="0" w:before="0" w:line="240" w:lineRule="auto"/>
       </w:pPr>
       <w:rPr>
-        <w:rFonts w:asciiTheme="majorHAnsi" w:cstheme="majorBidi" w:eastAsiaTheme="majorEastAsia" w:hAnsiTheme="majorHAnsi"/>
+        <w:rFonts w:asciiTheme="majorHAnsi" w:cstheme="majorBidi" w:hAnsiTheme="majorHAnsi" w:eastAsia="黑体"/>
         <w:b/>
         <w:bCs/>
       </w:rPr>
@@ -5860,7 +6188,7 @@
         <w:spacing w:after="0" w:before="0" w:line="240" w:lineRule="auto"/>
       </w:pPr>
       <w:rPr>
-        <w:rFonts w:asciiTheme="majorHAnsi" w:cstheme="majorBidi" w:eastAsiaTheme="majorEastAsia" w:hAnsiTheme="majorHAnsi"/>
+        <w:rFonts w:asciiTheme="majorHAnsi" w:cstheme="majorBidi" w:hAnsiTheme="majorHAnsi" w:eastAsia="黑体"/>
         <w:b/>
         <w:bCs/>
       </w:rPr>
@@ -5878,14 +6206,14 @@
     </w:tblStylePr>
     <w:tblStylePr w:type="firstCol">
       <w:rPr>
-        <w:rFonts w:asciiTheme="majorHAnsi" w:cstheme="majorBidi" w:eastAsiaTheme="majorEastAsia" w:hAnsiTheme="majorHAnsi"/>
+        <w:rFonts w:asciiTheme="majorHAnsi" w:cstheme="majorBidi" w:hAnsiTheme="majorHAnsi" w:eastAsia="黑体"/>
         <w:b/>
         <w:bCs/>
       </w:rPr>
     </w:tblStylePr>
     <w:tblStylePr w:type="lastCol">
       <w:rPr>
-        <w:rFonts w:asciiTheme="majorHAnsi" w:cstheme="majorBidi" w:eastAsiaTheme="majorEastAsia" w:hAnsiTheme="majorHAnsi"/>
+        <w:rFonts w:asciiTheme="majorHAnsi" w:cstheme="majorBidi" w:hAnsiTheme="majorHAnsi" w:eastAsia="黑体"/>
         <w:b/>
         <w:bCs/>
       </w:rPr>
@@ -5969,7 +6297,7 @@
         <w:spacing w:after="0" w:before="0" w:line="240" w:lineRule="auto"/>
       </w:pPr>
       <w:rPr>
-        <w:rFonts w:asciiTheme="majorHAnsi" w:cstheme="majorBidi" w:eastAsiaTheme="majorEastAsia" w:hAnsiTheme="majorHAnsi"/>
+        <w:rFonts w:asciiTheme="majorHAnsi" w:cstheme="majorBidi" w:hAnsiTheme="majorHAnsi" w:eastAsia="黑体"/>
         <w:b/>
         <w:bCs/>
       </w:rPr>
@@ -5990,7 +6318,7 @@
         <w:spacing w:after="0" w:before="0" w:line="240" w:lineRule="auto"/>
       </w:pPr>
       <w:rPr>
-        <w:rFonts w:asciiTheme="majorHAnsi" w:cstheme="majorBidi" w:eastAsiaTheme="majorEastAsia" w:hAnsiTheme="majorHAnsi"/>
+        <w:rFonts w:asciiTheme="majorHAnsi" w:cstheme="majorBidi" w:hAnsiTheme="majorHAnsi" w:eastAsia="黑体"/>
         <w:b/>
         <w:bCs/>
       </w:rPr>
@@ -6008,14 +6336,14 @@
     </w:tblStylePr>
     <w:tblStylePr w:type="firstCol">
       <w:rPr>
-        <w:rFonts w:asciiTheme="majorHAnsi" w:cstheme="majorBidi" w:eastAsiaTheme="majorEastAsia" w:hAnsiTheme="majorHAnsi"/>
+        <w:rFonts w:asciiTheme="majorHAnsi" w:cstheme="majorBidi" w:hAnsiTheme="majorHAnsi" w:eastAsia="黑体"/>
         <w:b/>
         <w:bCs/>
       </w:rPr>
     </w:tblStylePr>
     <w:tblStylePr w:type="lastCol">
       <w:rPr>
-        <w:rFonts w:asciiTheme="majorHAnsi" w:cstheme="majorBidi" w:eastAsiaTheme="majorEastAsia" w:hAnsiTheme="majorHAnsi"/>
+        <w:rFonts w:asciiTheme="majorHAnsi" w:cstheme="majorBidi" w:hAnsiTheme="majorHAnsi" w:eastAsia="黑体"/>
         <w:b/>
         <w:bCs/>
       </w:rPr>
@@ -6099,7 +6427,7 @@
         <w:spacing w:after="0" w:before="0" w:line="240" w:lineRule="auto"/>
       </w:pPr>
       <w:rPr>
-        <w:rFonts w:asciiTheme="majorHAnsi" w:cstheme="majorBidi" w:eastAsiaTheme="majorEastAsia" w:hAnsiTheme="majorHAnsi"/>
+        <w:rFonts w:asciiTheme="majorHAnsi" w:cstheme="majorBidi" w:hAnsiTheme="majorHAnsi" w:eastAsia="黑体"/>
         <w:b/>
         <w:bCs/>
       </w:rPr>
@@ -6120,7 +6448,7 @@
         <w:spacing w:after="0" w:before="0" w:line="240" w:lineRule="auto"/>
       </w:pPr>
       <w:rPr>
-        <w:rFonts w:asciiTheme="majorHAnsi" w:cstheme="majorBidi" w:eastAsiaTheme="majorEastAsia" w:hAnsiTheme="majorHAnsi"/>
+        <w:rFonts w:asciiTheme="majorHAnsi" w:cstheme="majorBidi" w:hAnsiTheme="majorHAnsi" w:eastAsia="黑体"/>
         <w:b/>
         <w:bCs/>
       </w:rPr>
@@ -6138,14 +6466,14 @@
     </w:tblStylePr>
     <w:tblStylePr w:type="firstCol">
       <w:rPr>
-        <w:rFonts w:asciiTheme="majorHAnsi" w:cstheme="majorBidi" w:eastAsiaTheme="majorEastAsia" w:hAnsiTheme="majorHAnsi"/>
+        <w:rFonts w:asciiTheme="majorHAnsi" w:cstheme="majorBidi" w:hAnsiTheme="majorHAnsi" w:eastAsia="黑体"/>
         <w:b/>
         <w:bCs/>
       </w:rPr>
     </w:tblStylePr>
     <w:tblStylePr w:type="lastCol">
       <w:rPr>
-        <w:rFonts w:asciiTheme="majorHAnsi" w:cstheme="majorBidi" w:eastAsiaTheme="majorEastAsia" w:hAnsiTheme="majorHAnsi"/>
+        <w:rFonts w:asciiTheme="majorHAnsi" w:cstheme="majorBidi" w:hAnsiTheme="majorHAnsi" w:eastAsia="黑体"/>
         <w:b/>
         <w:bCs/>
       </w:rPr>
@@ -6229,7 +6557,7 @@
         <w:spacing w:after="0" w:before="0" w:line="240" w:lineRule="auto"/>
       </w:pPr>
       <w:rPr>
-        <w:rFonts w:asciiTheme="majorHAnsi" w:cstheme="majorBidi" w:eastAsiaTheme="majorEastAsia" w:hAnsiTheme="majorHAnsi"/>
+        <w:rFonts w:asciiTheme="majorHAnsi" w:cstheme="majorBidi" w:hAnsiTheme="majorHAnsi" w:eastAsia="黑体"/>
         <w:b/>
         <w:bCs/>
       </w:rPr>
@@ -6250,7 +6578,7 @@
         <w:spacing w:after="0" w:before="0" w:line="240" w:lineRule="auto"/>
       </w:pPr>
       <w:rPr>
-        <w:rFonts w:asciiTheme="majorHAnsi" w:cstheme="majorBidi" w:eastAsiaTheme="majorEastAsia" w:hAnsiTheme="majorHAnsi"/>
+        <w:rFonts w:asciiTheme="majorHAnsi" w:cstheme="majorBidi" w:hAnsiTheme="majorHAnsi" w:eastAsia="黑体"/>
         <w:b/>
         <w:bCs/>
       </w:rPr>
@@ -6268,14 +6596,14 @@
     </w:tblStylePr>
     <w:tblStylePr w:type="firstCol">
       <w:rPr>
-        <w:rFonts w:asciiTheme="majorHAnsi" w:cstheme="majorBidi" w:eastAsiaTheme="majorEastAsia" w:hAnsiTheme="majorHAnsi"/>
+        <w:rFonts w:asciiTheme="majorHAnsi" w:cstheme="majorBidi" w:hAnsiTheme="majorHAnsi" w:eastAsia="黑体"/>
         <w:b/>
         <w:bCs/>
       </w:rPr>
     </w:tblStylePr>
     <w:tblStylePr w:type="lastCol">
       <w:rPr>
-        <w:rFonts w:asciiTheme="majorHAnsi" w:cstheme="majorBidi" w:eastAsiaTheme="majorEastAsia" w:hAnsiTheme="majorHAnsi"/>
+        <w:rFonts w:asciiTheme="majorHAnsi" w:cstheme="majorBidi" w:hAnsiTheme="majorHAnsi" w:eastAsia="黑体"/>
         <w:b/>
         <w:bCs/>
       </w:rPr>
@@ -6359,7 +6687,7 @@
         <w:spacing w:after="0" w:before="0" w:line="240" w:lineRule="auto"/>
       </w:pPr>
       <w:rPr>
-        <w:rFonts w:asciiTheme="majorHAnsi" w:cstheme="majorBidi" w:eastAsiaTheme="majorEastAsia" w:hAnsiTheme="majorHAnsi"/>
+        <w:rFonts w:asciiTheme="majorHAnsi" w:cstheme="majorBidi" w:hAnsiTheme="majorHAnsi" w:eastAsia="黑体"/>
         <w:b/>
         <w:bCs/>
       </w:rPr>
@@ -6380,7 +6708,7 @@
         <w:spacing w:after="0" w:before="0" w:line="240" w:lineRule="auto"/>
       </w:pPr>
       <w:rPr>
-        <w:rFonts w:asciiTheme="majorHAnsi" w:cstheme="majorBidi" w:eastAsiaTheme="majorEastAsia" w:hAnsiTheme="majorHAnsi"/>
+        <w:rFonts w:asciiTheme="majorHAnsi" w:cstheme="majorBidi" w:hAnsiTheme="majorHAnsi" w:eastAsia="黑体"/>
         <w:b/>
         <w:bCs/>
       </w:rPr>
@@ -6398,14 +6726,14 @@
     </w:tblStylePr>
     <w:tblStylePr w:type="firstCol">
       <w:rPr>
-        <w:rFonts w:asciiTheme="majorHAnsi" w:cstheme="majorBidi" w:eastAsiaTheme="majorEastAsia" w:hAnsiTheme="majorHAnsi"/>
+        <w:rFonts w:asciiTheme="majorHAnsi" w:cstheme="majorBidi" w:hAnsiTheme="majorHAnsi" w:eastAsia="黑体"/>
         <w:b/>
         <w:bCs/>
       </w:rPr>
     </w:tblStylePr>
     <w:tblStylePr w:type="lastCol">
       <w:rPr>
-        <w:rFonts w:asciiTheme="majorHAnsi" w:cstheme="majorBidi" w:eastAsiaTheme="majorEastAsia" w:hAnsiTheme="majorHAnsi"/>
+        <w:rFonts w:asciiTheme="majorHAnsi" w:cstheme="majorBidi" w:hAnsiTheme="majorHAnsi" w:eastAsia="黑体"/>
         <w:b/>
         <w:bCs/>
       </w:rPr>
@@ -6489,7 +6817,7 @@
         <w:spacing w:after="0" w:before="0" w:line="240" w:lineRule="auto"/>
       </w:pPr>
       <w:rPr>
-        <w:rFonts w:asciiTheme="majorHAnsi" w:cstheme="majorBidi" w:eastAsiaTheme="majorEastAsia" w:hAnsiTheme="majorHAnsi"/>
+        <w:rFonts w:asciiTheme="majorHAnsi" w:cstheme="majorBidi" w:hAnsiTheme="majorHAnsi" w:eastAsia="黑体"/>
         <w:b/>
         <w:bCs/>
       </w:rPr>
@@ -6510,7 +6838,7 @@
         <w:spacing w:after="0" w:before="0" w:line="240" w:lineRule="auto"/>
       </w:pPr>
       <w:rPr>
-        <w:rFonts w:asciiTheme="majorHAnsi" w:cstheme="majorBidi" w:eastAsiaTheme="majorEastAsia" w:hAnsiTheme="majorHAnsi"/>
+        <w:rFonts w:asciiTheme="majorHAnsi" w:cstheme="majorBidi" w:hAnsiTheme="majorHAnsi" w:eastAsia="黑体"/>
         <w:b/>
         <w:bCs/>
       </w:rPr>
@@ -6528,14 +6856,14 @@
     </w:tblStylePr>
     <w:tblStylePr w:type="firstCol">
       <w:rPr>
-        <w:rFonts w:asciiTheme="majorHAnsi" w:cstheme="majorBidi" w:eastAsiaTheme="majorEastAsia" w:hAnsiTheme="majorHAnsi"/>
+        <w:rFonts w:asciiTheme="majorHAnsi" w:cstheme="majorBidi" w:hAnsiTheme="majorHAnsi" w:eastAsia="黑体"/>
         <w:b/>
         <w:bCs/>
       </w:rPr>
     </w:tblStylePr>
     <w:tblStylePr w:type="lastCol">
       <w:rPr>
-        <w:rFonts w:asciiTheme="majorHAnsi" w:cstheme="majorBidi" w:eastAsiaTheme="majorEastAsia" w:hAnsiTheme="majorHAnsi"/>
+        <w:rFonts w:asciiTheme="majorHAnsi" w:cstheme="majorBidi" w:hAnsiTheme="majorHAnsi" w:eastAsia="黑体"/>
         <w:b/>
         <w:bCs/>
       </w:rPr>
@@ -6619,7 +6947,7 @@
         <w:spacing w:after="0" w:before="0" w:line="240" w:lineRule="auto"/>
       </w:pPr>
       <w:rPr>
-        <w:rFonts w:asciiTheme="majorHAnsi" w:cstheme="majorBidi" w:eastAsiaTheme="majorEastAsia" w:hAnsiTheme="majorHAnsi"/>
+        <w:rFonts w:asciiTheme="majorHAnsi" w:cstheme="majorBidi" w:hAnsiTheme="majorHAnsi" w:eastAsia="黑体"/>
         <w:b/>
         <w:bCs/>
       </w:rPr>
@@ -6640,7 +6968,7 @@
         <w:spacing w:after="0" w:before="0" w:line="240" w:lineRule="auto"/>
       </w:pPr>
       <w:rPr>
-        <w:rFonts w:asciiTheme="majorHAnsi" w:cstheme="majorBidi" w:eastAsiaTheme="majorEastAsia" w:hAnsiTheme="majorHAnsi"/>
+        <w:rFonts w:asciiTheme="majorHAnsi" w:cstheme="majorBidi" w:hAnsiTheme="majorHAnsi" w:eastAsia="黑体"/>
         <w:b/>
         <w:bCs/>
       </w:rPr>
@@ -6658,14 +6986,14 @@
     </w:tblStylePr>
     <w:tblStylePr w:type="firstCol">
       <w:rPr>
-        <w:rFonts w:asciiTheme="majorHAnsi" w:cstheme="majorBidi" w:eastAsiaTheme="majorEastAsia" w:hAnsiTheme="majorHAnsi"/>
+        <w:rFonts w:asciiTheme="majorHAnsi" w:cstheme="majorBidi" w:hAnsiTheme="majorHAnsi" w:eastAsia="黑体"/>
         <w:b/>
         <w:bCs/>
       </w:rPr>
     </w:tblStylePr>
     <w:tblStylePr w:type="lastCol">
       <w:rPr>
-        <w:rFonts w:asciiTheme="majorHAnsi" w:cstheme="majorBidi" w:eastAsiaTheme="majorEastAsia" w:hAnsiTheme="majorHAnsi"/>
+        <w:rFonts w:asciiTheme="majorHAnsi" w:cstheme="majorBidi" w:hAnsiTheme="majorHAnsi" w:eastAsia="黑体"/>
         <w:b/>
         <w:bCs/>
       </w:rPr>
@@ -6748,6 +7076,7 @@
         <w:spacing w:after="0" w:before="0" w:line="240" w:lineRule="auto"/>
       </w:pPr>
       <w:rPr>
+        <w:rFonts w:eastAsia="黑体"/>
         <w:b/>
         <w:bCs/>
         <w:color w:themeColor="background1" w:val="FFFFFF"/>
@@ -6770,6 +7099,7 @@
         <w:spacing w:after="0" w:before="0" w:line="240" w:lineRule="auto"/>
       </w:pPr>
       <w:rPr>
+        <w:rFonts w:eastAsia="黑体"/>
         <w:b/>
         <w:bCs/>
       </w:rPr>
@@ -6787,12 +7117,14 @@
     </w:tblStylePr>
     <w:tblStylePr w:type="firstCol">
       <w:rPr>
+        <w:rFonts w:eastAsia="黑体"/>
         <w:b/>
         <w:bCs/>
       </w:rPr>
     </w:tblStylePr>
     <w:tblStylePr w:type="lastCol">
       <w:rPr>
+        <w:rFonts w:eastAsia="黑体"/>
         <w:b/>
         <w:bCs/>
       </w:rPr>
@@ -6854,6 +7186,7 @@
         <w:spacing w:after="0" w:before="0" w:line="240" w:lineRule="auto"/>
       </w:pPr>
       <w:rPr>
+        <w:rFonts w:eastAsia="黑体"/>
         <w:b/>
         <w:bCs/>
         <w:color w:themeColor="background1" w:val="FFFFFF"/>
@@ -6876,6 +7209,7 @@
         <w:spacing w:after="0" w:before="0" w:line="240" w:lineRule="auto"/>
       </w:pPr>
       <w:rPr>
+        <w:rFonts w:eastAsia="黑体"/>
         <w:b/>
         <w:bCs/>
       </w:rPr>
@@ -6893,12 +7227,14 @@
     </w:tblStylePr>
     <w:tblStylePr w:type="firstCol">
       <w:rPr>
+        <w:rFonts w:eastAsia="黑体"/>
         <w:b/>
         <w:bCs/>
       </w:rPr>
     </w:tblStylePr>
     <w:tblStylePr w:type="lastCol">
       <w:rPr>
+        <w:rFonts w:eastAsia="黑体"/>
         <w:b/>
         <w:bCs/>
       </w:rPr>
@@ -6960,6 +7296,7 @@
         <w:spacing w:after="0" w:before="0" w:line="240" w:lineRule="auto"/>
       </w:pPr>
       <w:rPr>
+        <w:rFonts w:eastAsia="黑体"/>
         <w:b/>
         <w:bCs/>
         <w:color w:themeColor="background1" w:val="FFFFFF"/>
@@ -6982,6 +7319,7 @@
         <w:spacing w:after="0" w:before="0" w:line="240" w:lineRule="auto"/>
       </w:pPr>
       <w:rPr>
+        <w:rFonts w:eastAsia="黑体"/>
         <w:b/>
         <w:bCs/>
       </w:rPr>
@@ -6999,12 +7337,14 @@
     </w:tblStylePr>
     <w:tblStylePr w:type="firstCol">
       <w:rPr>
+        <w:rFonts w:eastAsia="黑体"/>
         <w:b/>
         <w:bCs/>
       </w:rPr>
     </w:tblStylePr>
     <w:tblStylePr w:type="lastCol">
       <w:rPr>
+        <w:rFonts w:eastAsia="黑体"/>
         <w:b/>
         <w:bCs/>
       </w:rPr>
@@ -7066,6 +7406,7 @@
         <w:spacing w:after="0" w:before="0" w:line="240" w:lineRule="auto"/>
       </w:pPr>
       <w:rPr>
+        <w:rFonts w:eastAsia="黑体"/>
         <w:b/>
         <w:bCs/>
         <w:color w:themeColor="background1" w:val="FFFFFF"/>
@@ -7088,6 +7429,7 @@
         <w:spacing w:after="0" w:before="0" w:line="240" w:lineRule="auto"/>
       </w:pPr>
       <w:rPr>
+        <w:rFonts w:eastAsia="黑体"/>
         <w:b/>
         <w:bCs/>
       </w:rPr>
@@ -7105,12 +7447,14 @@
     </w:tblStylePr>
     <w:tblStylePr w:type="firstCol">
       <w:rPr>
+        <w:rFonts w:eastAsia="黑体"/>
         <w:b/>
         <w:bCs/>
       </w:rPr>
     </w:tblStylePr>
     <w:tblStylePr w:type="lastCol">
       <w:rPr>
+        <w:rFonts w:eastAsia="黑体"/>
         <w:b/>
         <w:bCs/>
       </w:rPr>
@@ -7172,6 +7516,7 @@
         <w:spacing w:after="0" w:before="0" w:line="240" w:lineRule="auto"/>
       </w:pPr>
       <w:rPr>
+        <w:rFonts w:eastAsia="黑体"/>
         <w:b/>
         <w:bCs/>
         <w:color w:themeColor="background1" w:val="FFFFFF"/>
@@ -7194,6 +7539,7 @@
         <w:spacing w:after="0" w:before="0" w:line="240" w:lineRule="auto"/>
       </w:pPr>
       <w:rPr>
+        <w:rFonts w:eastAsia="黑体"/>
         <w:b/>
         <w:bCs/>
       </w:rPr>
@@ -7211,12 +7557,14 @@
     </w:tblStylePr>
     <w:tblStylePr w:type="firstCol">
       <w:rPr>
+        <w:rFonts w:eastAsia="黑体"/>
         <w:b/>
         <w:bCs/>
       </w:rPr>
     </w:tblStylePr>
     <w:tblStylePr w:type="lastCol">
       <w:rPr>
+        <w:rFonts w:eastAsia="黑体"/>
         <w:b/>
         <w:bCs/>
       </w:rPr>
@@ -7278,6 +7626,7 @@
         <w:spacing w:after="0" w:before="0" w:line="240" w:lineRule="auto"/>
       </w:pPr>
       <w:rPr>
+        <w:rFonts w:eastAsia="黑体"/>
         <w:b/>
         <w:bCs/>
         <w:color w:themeColor="background1" w:val="FFFFFF"/>
@@ -7300,6 +7649,7 @@
         <w:spacing w:after="0" w:before="0" w:line="240" w:lineRule="auto"/>
       </w:pPr>
       <w:rPr>
+        <w:rFonts w:eastAsia="黑体"/>
         <w:b/>
         <w:bCs/>
       </w:rPr>
@@ -7317,12 +7667,14 @@
     </w:tblStylePr>
     <w:tblStylePr w:type="firstCol">
       <w:rPr>
+        <w:rFonts w:eastAsia="黑体"/>
         <w:b/>
         <w:bCs/>
       </w:rPr>
     </w:tblStylePr>
     <w:tblStylePr w:type="lastCol">
       <w:rPr>
+        <w:rFonts w:eastAsia="黑体"/>
         <w:b/>
         <w:bCs/>
       </w:rPr>
@@ -7384,6 +7736,7 @@
         <w:spacing w:after="0" w:before="0" w:line="240" w:lineRule="auto"/>
       </w:pPr>
       <w:rPr>
+        <w:rFonts w:eastAsia="黑体"/>
         <w:b/>
         <w:bCs/>
         <w:color w:themeColor="background1" w:val="FFFFFF"/>
@@ -7406,6 +7759,7 @@
         <w:spacing w:after="0" w:before="0" w:line="240" w:lineRule="auto"/>
       </w:pPr>
       <w:rPr>
+        <w:rFonts w:eastAsia="黑体"/>
         <w:b/>
         <w:bCs/>
       </w:rPr>
@@ -7423,12 +7777,14 @@
     </w:tblStylePr>
     <w:tblStylePr w:type="firstCol">
       <w:rPr>
+        <w:rFonts w:eastAsia="黑体"/>
         <w:b/>
         <w:bCs/>
       </w:rPr>
     </w:tblStylePr>
     <w:tblStylePr w:type="lastCol">
       <w:rPr>
+        <w:rFonts w:eastAsia="黑体"/>
         <w:b/>
         <w:bCs/>
       </w:rPr>
@@ -7487,6 +7843,7 @@
         <w:spacing w:after="0" w:before="0" w:line="240" w:lineRule="auto"/>
       </w:pPr>
       <w:rPr>
+        <w:rFonts w:eastAsia="黑体"/>
         <w:b/>
         <w:bCs/>
         <w:color w:themeColor="background1" w:val="FFFFFF"/>
@@ -7509,6 +7866,7 @@
         <w:spacing w:after="0" w:before="0" w:line="240" w:lineRule="auto"/>
       </w:pPr>
       <w:rPr>
+        <w:rFonts w:eastAsia="黑体"/>
         <w:color w:val="auto"/>
       </w:rPr>
       <w:tblPr/>
@@ -7526,6 +7884,7 @@
     </w:tblStylePr>
     <w:tblStylePr w:type="firstCol">
       <w:rPr>
+        <w:rFonts w:eastAsia="黑体"/>
         <w:b/>
         <w:bCs/>
         <w:color w:themeColor="background1" w:val="FFFFFF"/>
@@ -7545,6 +7904,7 @@
     </w:tblStylePr>
     <w:tblStylePr w:type="lastCol">
       <w:rPr>
+        <w:rFonts w:eastAsia="黑体"/>
         <w:b/>
         <w:bCs/>
         <w:color w:themeColor="background1" w:val="FFFFFF"/>
@@ -7593,6 +7953,7 @@
     </w:tblStylePr>
     <w:tblStylePr w:type="nwCell">
       <w:rPr>
+        <w:rFonts w:eastAsia="黑体"/>
         <w:color w:themeColor="background1" w:val="FFFFFF"/>
       </w:rPr>
       <w:tblPr/>
@@ -7636,6 +7997,7 @@
         <w:spacing w:after="0" w:before="0" w:line="240" w:lineRule="auto"/>
       </w:pPr>
       <w:rPr>
+        <w:rFonts w:eastAsia="黑体"/>
         <w:b/>
         <w:bCs/>
         <w:color w:themeColor="background1" w:val="FFFFFF"/>
@@ -7658,6 +8020,7 @@
         <w:spacing w:after="0" w:before="0" w:line="240" w:lineRule="auto"/>
       </w:pPr>
       <w:rPr>
+        <w:rFonts w:eastAsia="黑体"/>
         <w:color w:val="auto"/>
       </w:rPr>
       <w:tblPr/>
@@ -7675,6 +8038,7 @@
     </w:tblStylePr>
     <w:tblStylePr w:type="firstCol">
       <w:rPr>
+        <w:rFonts w:eastAsia="黑体"/>
         <w:b/>
         <w:bCs/>
         <w:color w:themeColor="background1" w:val="FFFFFF"/>
@@ -7694,6 +8058,7 @@
     </w:tblStylePr>
     <w:tblStylePr w:type="lastCol">
       <w:rPr>
+        <w:rFonts w:eastAsia="黑体"/>
         <w:b/>
         <w:bCs/>
         <w:color w:themeColor="background1" w:val="FFFFFF"/>
@@ -7742,6 +8107,7 @@
     </w:tblStylePr>
     <w:tblStylePr w:type="nwCell">
       <w:rPr>
+        <w:rFonts w:eastAsia="黑体"/>
         <w:color w:themeColor="background1" w:val="FFFFFF"/>
       </w:rPr>
       <w:tblPr/>
@@ -7785,6 +8151,7 @@
         <w:spacing w:after="0" w:before="0" w:line="240" w:lineRule="auto"/>
       </w:pPr>
       <w:rPr>
+        <w:rFonts w:eastAsia="黑体"/>
         <w:b/>
         <w:bCs/>
         <w:color w:themeColor="background1" w:val="FFFFFF"/>
@@ -7807,6 +8174,7 @@
         <w:spacing w:after="0" w:before="0" w:line="240" w:lineRule="auto"/>
       </w:pPr>
       <w:rPr>
+        <w:rFonts w:eastAsia="黑体"/>
         <w:color w:val="auto"/>
       </w:rPr>
       <w:tblPr/>
@@ -7824,6 +8192,7 @@
     </w:tblStylePr>
     <w:tblStylePr w:type="firstCol">
       <w:rPr>
+        <w:rFonts w:eastAsia="黑体"/>
         <w:b/>
         <w:bCs/>
         <w:color w:themeColor="background1" w:val="FFFFFF"/>
@@ -7843,6 +8212,7 @@
     </w:tblStylePr>
     <w:tblStylePr w:type="lastCol">
       <w:rPr>
+        <w:rFonts w:eastAsia="黑体"/>
         <w:b/>
         <w:bCs/>
         <w:color w:themeColor="background1" w:val="FFFFFF"/>
@@ -7891,6 +8261,7 @@
     </w:tblStylePr>
     <w:tblStylePr w:type="nwCell">
       <w:rPr>
+        <w:rFonts w:eastAsia="黑体"/>
         <w:color w:themeColor="background1" w:val="FFFFFF"/>
       </w:rPr>
       <w:tblPr/>
@@ -7934,6 +8305,7 @@
         <w:spacing w:after="0" w:before="0" w:line="240" w:lineRule="auto"/>
       </w:pPr>
       <w:rPr>
+        <w:rFonts w:eastAsia="黑体"/>
         <w:b/>
         <w:bCs/>
         <w:color w:themeColor="background1" w:val="FFFFFF"/>
@@ -7956,6 +8328,7 @@
         <w:spacing w:after="0" w:before="0" w:line="240" w:lineRule="auto"/>
       </w:pPr>
       <w:rPr>
+        <w:rFonts w:eastAsia="黑体"/>
         <w:color w:val="auto"/>
       </w:rPr>
       <w:tblPr/>
@@ -7973,6 +8346,7 @@
     </w:tblStylePr>
     <w:tblStylePr w:type="firstCol">
       <w:rPr>
+        <w:rFonts w:eastAsia="黑体"/>
         <w:b/>
         <w:bCs/>
         <w:color w:themeColor="background1" w:val="FFFFFF"/>
@@ -7992,6 +8366,7 @@
     </w:tblStylePr>
     <w:tblStylePr w:type="lastCol">
       <w:rPr>
+        <w:rFonts w:eastAsia="黑体"/>
         <w:b/>
         <w:bCs/>
         <w:color w:themeColor="background1" w:val="FFFFFF"/>
@@ -8040,6 +8415,7 @@
     </w:tblStylePr>
     <w:tblStylePr w:type="nwCell">
       <w:rPr>
+        <w:rFonts w:eastAsia="黑体"/>
         <w:color w:themeColor="background1" w:val="FFFFFF"/>
       </w:rPr>
       <w:tblPr/>
@@ -8083,6 +8459,7 @@
         <w:spacing w:after="0" w:before="0" w:line="240" w:lineRule="auto"/>
       </w:pPr>
       <w:rPr>
+        <w:rFonts w:eastAsia="黑体"/>
         <w:b/>
         <w:bCs/>
         <w:color w:themeColor="background1" w:val="FFFFFF"/>
@@ -8105,6 +8482,7 @@
         <w:spacing w:after="0" w:before="0" w:line="240" w:lineRule="auto"/>
       </w:pPr>
       <w:rPr>
+        <w:rFonts w:eastAsia="黑体"/>
         <w:color w:val="auto"/>
       </w:rPr>
       <w:tblPr/>
@@ -8122,6 +8500,7 @@
     </w:tblStylePr>
     <w:tblStylePr w:type="firstCol">
       <w:rPr>
+        <w:rFonts w:eastAsia="黑体"/>
         <w:b/>
         <w:bCs/>
         <w:color w:themeColor="background1" w:val="FFFFFF"/>
@@ -8141,6 +8520,7 @@
     </w:tblStylePr>
     <w:tblStylePr w:type="lastCol">
       <w:rPr>
+        <w:rFonts w:eastAsia="黑体"/>
         <w:b/>
         <w:bCs/>
         <w:color w:themeColor="background1" w:val="FFFFFF"/>
@@ -8189,6 +8569,7 @@
     </w:tblStylePr>
     <w:tblStylePr w:type="nwCell">
       <w:rPr>
+        <w:rFonts w:eastAsia="黑体"/>
         <w:color w:themeColor="background1" w:val="FFFFFF"/>
       </w:rPr>
       <w:tblPr/>
@@ -8232,6 +8613,7 @@
         <w:spacing w:after="0" w:before="0" w:line="240" w:lineRule="auto"/>
       </w:pPr>
       <w:rPr>
+        <w:rFonts w:eastAsia="黑体"/>
         <w:b/>
         <w:bCs/>
         <w:color w:themeColor="background1" w:val="FFFFFF"/>
@@ -8254,6 +8636,7 @@
         <w:spacing w:after="0" w:before="0" w:line="240" w:lineRule="auto"/>
       </w:pPr>
       <w:rPr>
+        <w:rFonts w:eastAsia="黑体"/>
         <w:color w:val="auto"/>
       </w:rPr>
       <w:tblPr/>
@@ -8271,6 +8654,7 @@
     </w:tblStylePr>
     <w:tblStylePr w:type="firstCol">
       <w:rPr>
+        <w:rFonts w:eastAsia="黑体"/>
         <w:b/>
         <w:bCs/>
         <w:color w:themeColor="background1" w:val="FFFFFF"/>
@@ -8290,6 +8674,7 @@
     </w:tblStylePr>
     <w:tblStylePr w:type="lastCol">
       <w:rPr>
+        <w:rFonts w:eastAsia="黑体"/>
         <w:b/>
         <w:bCs/>
         <w:color w:themeColor="background1" w:val="FFFFFF"/>
@@ -8338,6 +8723,7 @@
     </w:tblStylePr>
     <w:tblStylePr w:type="nwCell">
       <w:rPr>
+        <w:rFonts w:eastAsia="黑体"/>
         <w:color w:themeColor="background1" w:val="FFFFFF"/>
       </w:rPr>
       <w:tblPr/>
@@ -8381,6 +8767,7 @@
         <w:spacing w:after="0" w:before="0" w:line="240" w:lineRule="auto"/>
       </w:pPr>
       <w:rPr>
+        <w:rFonts w:eastAsia="黑体"/>
         <w:b/>
         <w:bCs/>
         <w:color w:themeColor="background1" w:val="FFFFFF"/>
@@ -8403,6 +8790,7 @@
         <w:spacing w:after="0" w:before="0" w:line="240" w:lineRule="auto"/>
       </w:pPr>
       <w:rPr>
+        <w:rFonts w:eastAsia="黑体"/>
         <w:color w:val="auto"/>
       </w:rPr>
       <w:tblPr/>
@@ -8420,6 +8808,7 @@
     </w:tblStylePr>
     <w:tblStylePr w:type="firstCol">
       <w:rPr>
+        <w:rFonts w:eastAsia="黑体"/>
         <w:b/>
         <w:bCs/>
         <w:color w:themeColor="background1" w:val="FFFFFF"/>
@@ -8439,6 +8828,7 @@
     </w:tblStylePr>
     <w:tblStylePr w:type="lastCol">
       <w:rPr>
+        <w:rFonts w:eastAsia="黑体"/>
         <w:b/>
         <w:bCs/>
         <w:color w:themeColor="background1" w:val="FFFFFF"/>
@@ -8487,6 +8877,7 @@
     </w:tblStylePr>
     <w:tblStylePr w:type="nwCell">
       <w:rPr>
+        <w:rFonts w:eastAsia="黑体"/>
         <w:color w:themeColor="background1" w:val="FFFFFF"/>
       </w:rPr>
       <w:tblPr/>
@@ -8511,6 +8902,7 @@
       <w:spacing w:after="0" w:line="240" w:lineRule="auto"/>
     </w:pPr>
     <w:rPr>
+      <w:rFonts w:eastAsia="黑体"/>
       <w:color w:themeColor="text1" w:val="000000"/>
     </w:rPr>
     <w:tblPr>
@@ -8530,7 +8922,7 @@
     </w:tblPr>
     <w:tblStylePr w:type="firstRow">
       <w:rPr>
-        <w:rFonts w:asciiTheme="majorHAnsi" w:cstheme="majorBidi" w:eastAsiaTheme="majorEastAsia" w:hAnsiTheme="majorHAnsi"/>
+        <w:rFonts w:asciiTheme="majorHAnsi" w:cstheme="majorBidi" w:hAnsiTheme="majorHAnsi" w:eastAsia="黑体"/>
       </w:rPr>
       <w:tblPr/>
       <w:tcPr>
@@ -8542,6 +8934,7 @@
     </w:tblStylePr>
     <w:tblStylePr w:type="lastRow">
       <w:rPr>
+        <w:rFonts w:eastAsia="黑体"/>
         <w:b/>
         <w:bCs/>
         <w:color w:themeColor="text2" w:val="1F497D"/>
@@ -8556,12 +8949,14 @@
     </w:tblStylePr>
     <w:tblStylePr w:type="firstCol">
       <w:rPr>
+        <w:rFonts w:eastAsia="黑体"/>
         <w:b/>
         <w:bCs/>
       </w:rPr>
     </w:tblStylePr>
     <w:tblStylePr w:type="lastCol">
       <w:rPr>
+        <w:rFonts w:eastAsia="黑体"/>
         <w:b/>
         <w:bCs/>
       </w:rPr>
@@ -8595,6 +8990,7 @@
       <w:spacing w:after="0" w:line="240" w:lineRule="auto"/>
     </w:pPr>
     <w:rPr>
+      <w:rFonts w:eastAsia="黑体"/>
       <w:color w:themeColor="text1" w:val="000000"/>
     </w:rPr>
     <w:tblPr>
@@ -8614,7 +9010,7 @@
     </w:tblPr>
     <w:tblStylePr w:type="firstRow">
       <w:rPr>
-        <w:rFonts w:asciiTheme="majorHAnsi" w:cstheme="majorBidi" w:eastAsiaTheme="majorEastAsia" w:hAnsiTheme="majorHAnsi"/>
+        <w:rFonts w:asciiTheme="majorHAnsi" w:cstheme="majorBidi" w:hAnsiTheme="majorHAnsi" w:eastAsia="黑体"/>
       </w:rPr>
       <w:tblPr/>
       <w:tcPr>
@@ -8626,6 +9022,7 @@
     </w:tblStylePr>
     <w:tblStylePr w:type="lastRow">
       <w:rPr>
+        <w:rFonts w:eastAsia="黑体"/>
         <w:b/>
         <w:bCs/>
         <w:color w:themeColor="text2" w:val="1F497D"/>
@@ -8640,12 +9037,14 @@
     </w:tblStylePr>
     <w:tblStylePr w:type="firstCol">
       <w:rPr>
+        <w:rFonts w:eastAsia="黑体"/>
         <w:b/>
         <w:bCs/>
       </w:rPr>
     </w:tblStylePr>
     <w:tblStylePr w:type="lastCol">
       <w:rPr>
+        <w:rFonts w:eastAsia="黑体"/>
         <w:b/>
         <w:bCs/>
       </w:rPr>
@@ -8679,6 +9078,7 @@
       <w:spacing w:after="0" w:line="240" w:lineRule="auto"/>
     </w:pPr>
     <w:rPr>
+      <w:rFonts w:eastAsia="黑体"/>
       <w:color w:themeColor="text1" w:val="000000"/>
     </w:rPr>
     <w:tblPr>
@@ -8698,7 +9098,7 @@
     </w:tblPr>
     <w:tblStylePr w:type="firstRow">
       <w:rPr>
-        <w:rFonts w:asciiTheme="majorHAnsi" w:cstheme="majorBidi" w:eastAsiaTheme="majorEastAsia" w:hAnsiTheme="majorHAnsi"/>
+        <w:rFonts w:asciiTheme="majorHAnsi" w:cstheme="majorBidi" w:hAnsiTheme="majorHAnsi" w:eastAsia="黑体"/>
       </w:rPr>
       <w:tblPr/>
       <w:tcPr>
@@ -8710,6 +9110,7 @@
     </w:tblStylePr>
     <w:tblStylePr w:type="lastRow">
       <w:rPr>
+        <w:rFonts w:eastAsia="黑体"/>
         <w:b/>
         <w:bCs/>
         <w:color w:themeColor="text2" w:val="1F497D"/>
@@ -8724,12 +9125,14 @@
     </w:tblStylePr>
     <w:tblStylePr w:type="firstCol">
       <w:rPr>
+        <w:rFonts w:eastAsia="黑体"/>
         <w:b/>
         <w:bCs/>
       </w:rPr>
     </w:tblStylePr>
     <w:tblStylePr w:type="lastCol">
       <w:rPr>
+        <w:rFonts w:eastAsia="黑体"/>
         <w:b/>
         <w:bCs/>
       </w:rPr>
@@ -8763,6 +9166,7 @@
       <w:spacing w:after="0" w:line="240" w:lineRule="auto"/>
     </w:pPr>
     <w:rPr>
+      <w:rFonts w:eastAsia="黑体"/>
       <w:color w:themeColor="text1" w:val="000000"/>
     </w:rPr>
     <w:tblPr>
@@ -8782,7 +9186,7 @@
     </w:tblPr>
     <w:tblStylePr w:type="firstRow">
       <w:rPr>
-        <w:rFonts w:asciiTheme="majorHAnsi" w:cstheme="majorBidi" w:eastAsiaTheme="majorEastAsia" w:hAnsiTheme="majorHAnsi"/>
+        <w:rFonts w:asciiTheme="majorHAnsi" w:cstheme="majorBidi" w:hAnsiTheme="majorHAnsi" w:eastAsia="黑体"/>
       </w:rPr>
       <w:tblPr/>
       <w:tcPr>
@@ -8794,6 +9198,7 @@
     </w:tblStylePr>
     <w:tblStylePr w:type="lastRow">
       <w:rPr>
+        <w:rFonts w:eastAsia="黑体"/>
         <w:b/>
         <w:bCs/>
         <w:color w:themeColor="text2" w:val="1F497D"/>
@@ -8808,12 +9213,14 @@
     </w:tblStylePr>
     <w:tblStylePr w:type="firstCol">
       <w:rPr>
+        <w:rFonts w:eastAsia="黑体"/>
         <w:b/>
         <w:bCs/>
       </w:rPr>
     </w:tblStylePr>
     <w:tblStylePr w:type="lastCol">
       <w:rPr>
+        <w:rFonts w:eastAsia="黑体"/>
         <w:b/>
         <w:bCs/>
       </w:rPr>
@@ -8847,6 +9254,7 @@
       <w:spacing w:after="0" w:line="240" w:lineRule="auto"/>
     </w:pPr>
     <w:rPr>
+      <w:rFonts w:eastAsia="黑体"/>
       <w:color w:themeColor="text1" w:val="000000"/>
     </w:rPr>
     <w:tblPr>
@@ -8866,7 +9274,7 @@
     </w:tblPr>
     <w:tblStylePr w:type="firstRow">
       <w:rPr>
-        <w:rFonts w:asciiTheme="majorHAnsi" w:cstheme="majorBidi" w:eastAsiaTheme="majorEastAsia" w:hAnsiTheme="majorHAnsi"/>
+        <w:rFonts w:asciiTheme="majorHAnsi" w:cstheme="majorBidi" w:hAnsiTheme="majorHAnsi" w:eastAsia="黑体"/>
       </w:rPr>
       <w:tblPr/>
       <w:tcPr>
@@ -8878,6 +9286,7 @@
     </w:tblStylePr>
     <w:tblStylePr w:type="lastRow">
       <w:rPr>
+        <w:rFonts w:eastAsia="黑体"/>
         <w:b/>
         <w:bCs/>
         <w:color w:themeColor="text2" w:val="1F497D"/>
@@ -8892,12 +9301,14 @@
     </w:tblStylePr>
     <w:tblStylePr w:type="firstCol">
       <w:rPr>
+        <w:rFonts w:eastAsia="黑体"/>
         <w:b/>
         <w:bCs/>
       </w:rPr>
     </w:tblStylePr>
     <w:tblStylePr w:type="lastCol">
       <w:rPr>
+        <w:rFonts w:eastAsia="黑体"/>
         <w:b/>
         <w:bCs/>
       </w:rPr>
@@ -8931,6 +9342,7 @@
       <w:spacing w:after="0" w:line="240" w:lineRule="auto"/>
     </w:pPr>
     <w:rPr>
+      <w:rFonts w:eastAsia="黑体"/>
       <w:color w:themeColor="text1" w:val="000000"/>
     </w:rPr>
     <w:tblPr>
@@ -8950,7 +9362,7 @@
     </w:tblPr>
     <w:tblStylePr w:type="firstRow">
       <w:rPr>
-        <w:rFonts w:asciiTheme="majorHAnsi" w:cstheme="majorBidi" w:eastAsiaTheme="majorEastAsia" w:hAnsiTheme="majorHAnsi"/>
+        <w:rFonts w:asciiTheme="majorHAnsi" w:cstheme="majorBidi" w:hAnsiTheme="majorHAnsi" w:eastAsia="黑体"/>
       </w:rPr>
       <w:tblPr/>
       <w:tcPr>
@@ -8962,6 +9374,7 @@
     </w:tblStylePr>
     <w:tblStylePr w:type="lastRow">
       <w:rPr>
+        <w:rFonts w:eastAsia="黑体"/>
         <w:b/>
         <w:bCs/>
         <w:color w:themeColor="text2" w:val="1F497D"/>
@@ -8976,12 +9389,14 @@
     </w:tblStylePr>
     <w:tblStylePr w:type="firstCol">
       <w:rPr>
+        <w:rFonts w:eastAsia="黑体"/>
         <w:b/>
         <w:bCs/>
       </w:rPr>
     </w:tblStylePr>
     <w:tblStylePr w:type="lastCol">
       <w:rPr>
+        <w:rFonts w:eastAsia="黑体"/>
         <w:b/>
         <w:bCs/>
       </w:rPr>
@@ -9015,6 +9430,7 @@
       <w:spacing w:after="0" w:line="240" w:lineRule="auto"/>
     </w:pPr>
     <w:rPr>
+      <w:rFonts w:eastAsia="黑体"/>
       <w:color w:themeColor="text1" w:val="000000"/>
     </w:rPr>
     <w:tblPr>
@@ -9034,7 +9450,7 @@
     </w:tblPr>
     <w:tblStylePr w:type="firstRow">
       <w:rPr>
-        <w:rFonts w:asciiTheme="majorHAnsi" w:cstheme="majorBidi" w:eastAsiaTheme="majorEastAsia" w:hAnsiTheme="majorHAnsi"/>
+        <w:rFonts w:asciiTheme="majorHAnsi" w:cstheme="majorBidi" w:hAnsiTheme="majorHAnsi" w:eastAsia="黑体"/>
       </w:rPr>
       <w:tblPr/>
       <w:tcPr>
@@ -9046,6 +9462,7 @@
     </w:tblStylePr>
     <w:tblStylePr w:type="lastRow">
       <w:rPr>
+        <w:rFonts w:eastAsia="黑体"/>
         <w:b/>
         <w:bCs/>
         <w:color w:themeColor="text2" w:val="1F497D"/>
@@ -9060,12 +9477,14 @@
     </w:tblStylePr>
     <w:tblStylePr w:type="firstCol">
       <w:rPr>
+        <w:rFonts w:eastAsia="黑体"/>
         <w:b/>
         <w:bCs/>
       </w:rPr>
     </w:tblStylePr>
     <w:tblStylePr w:type="lastCol">
       <w:rPr>
+        <w:rFonts w:eastAsia="黑体"/>
         <w:b/>
         <w:bCs/>
       </w:rPr>
@@ -9099,7 +9518,7 @@
       <w:spacing w:after="0" w:line="240" w:lineRule="auto"/>
     </w:pPr>
     <w:rPr>
-      <w:rFonts w:asciiTheme="majorHAnsi" w:cstheme="majorBidi" w:eastAsiaTheme="majorEastAsia" w:hAnsiTheme="majorHAnsi"/>
+      <w:rFonts w:asciiTheme="majorHAnsi" w:cstheme="majorBidi" w:hAnsiTheme="majorHAnsi" w:eastAsia="黑体"/>
       <w:color w:themeColor="text1" w:val="000000"/>
     </w:rPr>
     <w:tblPr>
@@ -9121,6 +9540,7 @@
     </w:tblPr>
     <w:tblStylePr w:type="firstRow">
       <w:rPr>
+        <w:rFonts w:eastAsia="黑体"/>
         <w:sz w:val="24"/>
         <w:szCs w:val="24"/>
       </w:rPr>
@@ -9227,7 +9647,7 @@
       <w:spacing w:after="0" w:line="240" w:lineRule="auto"/>
     </w:pPr>
     <w:rPr>
-      <w:rFonts w:asciiTheme="majorHAnsi" w:cstheme="majorBidi" w:eastAsiaTheme="majorEastAsia" w:hAnsiTheme="majorHAnsi"/>
+      <w:rFonts w:asciiTheme="majorHAnsi" w:cstheme="majorBidi" w:hAnsiTheme="majorHAnsi" w:eastAsia="黑体"/>
       <w:color w:themeColor="text1" w:val="000000"/>
     </w:rPr>
     <w:tblPr>
@@ -9249,6 +9669,7 @@
     </w:tblPr>
     <w:tblStylePr w:type="firstRow">
       <w:rPr>
+        <w:rFonts w:eastAsia="黑体"/>
         <w:sz w:val="24"/>
         <w:szCs w:val="24"/>
       </w:rPr>
@@ -9355,7 +9776,7 @@
       <w:spacing w:after="0" w:line="240" w:lineRule="auto"/>
     </w:pPr>
     <w:rPr>
-      <w:rFonts w:asciiTheme="majorHAnsi" w:cstheme="majorBidi" w:eastAsiaTheme="majorEastAsia" w:hAnsiTheme="majorHAnsi"/>
+      <w:rFonts w:asciiTheme="majorHAnsi" w:cstheme="majorBidi" w:hAnsiTheme="majorHAnsi" w:eastAsia="黑体"/>
       <w:color w:themeColor="text1" w:val="000000"/>
     </w:rPr>
     <w:tblPr>
@@ -9377,6 +9798,7 @@
     </w:tblPr>
     <w:tblStylePr w:type="firstRow">
       <w:rPr>
+        <w:rFonts w:eastAsia="黑体"/>
         <w:sz w:val="24"/>
         <w:szCs w:val="24"/>
       </w:rPr>
@@ -9483,7 +9905,7 @@
       <w:spacing w:after="0" w:line="240" w:lineRule="auto"/>
     </w:pPr>
     <w:rPr>
-      <w:rFonts w:asciiTheme="majorHAnsi" w:cstheme="majorBidi" w:eastAsiaTheme="majorEastAsia" w:hAnsiTheme="majorHAnsi"/>
+      <w:rFonts w:asciiTheme="majorHAnsi" w:cstheme="majorBidi" w:hAnsiTheme="majorHAnsi" w:eastAsia="黑体"/>
       <w:color w:themeColor="text1" w:val="000000"/>
     </w:rPr>
     <w:tblPr>
@@ -9505,6 +9927,7 @@
     </w:tblPr>
     <w:tblStylePr w:type="firstRow">
       <w:rPr>
+        <w:rFonts w:eastAsia="黑体"/>
         <w:sz w:val="24"/>
         <w:szCs w:val="24"/>
       </w:rPr>
@@ -9611,7 +10034,7 @@
       <w:spacing w:after="0" w:line="240" w:lineRule="auto"/>
     </w:pPr>
     <w:rPr>
-      <w:rFonts w:asciiTheme="majorHAnsi" w:cstheme="majorBidi" w:eastAsiaTheme="majorEastAsia" w:hAnsiTheme="majorHAnsi"/>
+      <w:rFonts w:asciiTheme="majorHAnsi" w:cstheme="majorBidi" w:hAnsiTheme="majorHAnsi" w:eastAsia="黑体"/>
       <w:color w:themeColor="text1" w:val="000000"/>
     </w:rPr>
     <w:tblPr>
@@ -9633,6 +10056,7 @@
     </w:tblPr>
     <w:tblStylePr w:type="firstRow">
       <w:rPr>
+        <w:rFonts w:eastAsia="黑体"/>
         <w:sz w:val="24"/>
         <w:szCs w:val="24"/>
       </w:rPr>
@@ -9739,7 +10163,7 @@
       <w:spacing w:after="0" w:line="240" w:lineRule="auto"/>
     </w:pPr>
     <w:rPr>
-      <w:rFonts w:asciiTheme="majorHAnsi" w:cstheme="majorBidi" w:eastAsiaTheme="majorEastAsia" w:hAnsiTheme="majorHAnsi"/>
+      <w:rFonts w:asciiTheme="majorHAnsi" w:cstheme="majorBidi" w:hAnsiTheme="majorHAnsi" w:eastAsia="黑体"/>
       <w:color w:themeColor="text1" w:val="000000"/>
     </w:rPr>
     <w:tblPr>
@@ -9761,6 +10185,7 @@
     </w:tblPr>
     <w:tblStylePr w:type="firstRow">
       <w:rPr>
+        <w:rFonts w:eastAsia="黑体"/>
         <w:sz w:val="24"/>
         <w:szCs w:val="24"/>
       </w:rPr>
@@ -9867,7 +10292,7 @@
       <w:spacing w:after="0" w:line="240" w:lineRule="auto"/>
     </w:pPr>
     <w:rPr>
-      <w:rFonts w:asciiTheme="majorHAnsi" w:cstheme="majorBidi" w:eastAsiaTheme="majorEastAsia" w:hAnsiTheme="majorHAnsi"/>
+      <w:rFonts w:asciiTheme="majorHAnsi" w:cstheme="majorBidi" w:hAnsiTheme="majorHAnsi" w:eastAsia="黑体"/>
       <w:color w:themeColor="text1" w:val="000000"/>
     </w:rPr>
     <w:tblPr>
@@ -9889,6 +10314,7 @@
     </w:tblPr>
     <w:tblStylePr w:type="firstRow">
       <w:rPr>
+        <w:rFonts w:eastAsia="黑体"/>
         <w:sz w:val="24"/>
         <w:szCs w:val="24"/>
       </w:rPr>
@@ -10018,12 +10444,14 @@
     </w:tcPr>
     <w:tblStylePr w:type="firstRow">
       <w:rPr>
+        <w:rFonts w:eastAsia="黑体"/>
         <w:b/>
         <w:bCs/>
       </w:rPr>
     </w:tblStylePr>
     <w:tblStylePr w:type="lastRow">
       <w:rPr>
+        <w:rFonts w:eastAsia="黑体"/>
         <w:b/>
         <w:bCs/>
       </w:rPr>
@@ -10036,12 +10464,14 @@
     </w:tblStylePr>
     <w:tblStylePr w:type="firstCol">
       <w:rPr>
+        <w:rFonts w:eastAsia="黑体"/>
         <w:b/>
         <w:bCs/>
       </w:rPr>
     </w:tblStylePr>
     <w:tblStylePr w:type="lastCol">
       <w:rPr>
+        <w:rFonts w:eastAsia="黑体"/>
         <w:b/>
         <w:bCs/>
       </w:rPr>
@@ -10091,12 +10521,14 @@
     </w:tcPr>
     <w:tblStylePr w:type="firstRow">
       <w:rPr>
+        <w:rFonts w:eastAsia="黑体"/>
         <w:b/>
         <w:bCs/>
       </w:rPr>
     </w:tblStylePr>
     <w:tblStylePr w:type="lastRow">
       <w:rPr>
+        <w:rFonts w:eastAsia="黑体"/>
         <w:b/>
         <w:bCs/>
       </w:rPr>
@@ -10109,12 +10541,14 @@
     </w:tblStylePr>
     <w:tblStylePr w:type="firstCol">
       <w:rPr>
+        <w:rFonts w:eastAsia="黑体"/>
         <w:b/>
         <w:bCs/>
       </w:rPr>
     </w:tblStylePr>
     <w:tblStylePr w:type="lastCol">
       <w:rPr>
+        <w:rFonts w:eastAsia="黑体"/>
         <w:b/>
         <w:bCs/>
       </w:rPr>
@@ -10164,12 +10598,14 @@
     </w:tcPr>
     <w:tblStylePr w:type="firstRow">
       <w:rPr>
+        <w:rFonts w:eastAsia="黑体"/>
         <w:b/>
         <w:bCs/>
       </w:rPr>
     </w:tblStylePr>
     <w:tblStylePr w:type="lastRow">
       <w:rPr>
+        <w:rFonts w:eastAsia="黑体"/>
         <w:b/>
         <w:bCs/>
       </w:rPr>
@@ -10182,12 +10618,14 @@
     </w:tblStylePr>
     <w:tblStylePr w:type="firstCol">
       <w:rPr>
+        <w:rFonts w:eastAsia="黑体"/>
         <w:b/>
         <w:bCs/>
       </w:rPr>
     </w:tblStylePr>
     <w:tblStylePr w:type="lastCol">
       <w:rPr>
+        <w:rFonts w:eastAsia="黑体"/>
         <w:b/>
         <w:bCs/>
       </w:rPr>
@@ -10237,12 +10675,14 @@
     </w:tcPr>
     <w:tblStylePr w:type="firstRow">
       <w:rPr>
+        <w:rFonts w:eastAsia="黑体"/>
         <w:b/>
         <w:bCs/>
       </w:rPr>
     </w:tblStylePr>
     <w:tblStylePr w:type="lastRow">
       <w:rPr>
+        <w:rFonts w:eastAsia="黑体"/>
         <w:b/>
         <w:bCs/>
       </w:rPr>
@@ -10255,12 +10695,14 @@
     </w:tblStylePr>
     <w:tblStylePr w:type="firstCol">
       <w:rPr>
+        <w:rFonts w:eastAsia="黑体"/>
         <w:b/>
         <w:bCs/>
       </w:rPr>
     </w:tblStylePr>
     <w:tblStylePr w:type="lastCol">
       <w:rPr>
+        <w:rFonts w:eastAsia="黑体"/>
         <w:b/>
         <w:bCs/>
       </w:rPr>
@@ -10310,12 +10752,14 @@
     </w:tcPr>
     <w:tblStylePr w:type="firstRow">
       <w:rPr>
+        <w:rFonts w:eastAsia="黑体"/>
         <w:b/>
         <w:bCs/>
       </w:rPr>
     </w:tblStylePr>
     <w:tblStylePr w:type="lastRow">
       <w:rPr>
+        <w:rFonts w:eastAsia="黑体"/>
         <w:b/>
         <w:bCs/>
       </w:rPr>
@@ -10328,12 +10772,14 @@
     </w:tblStylePr>
     <w:tblStylePr w:type="firstCol">
       <w:rPr>
+        <w:rFonts w:eastAsia="黑体"/>
         <w:b/>
         <w:bCs/>
       </w:rPr>
     </w:tblStylePr>
     <w:tblStylePr w:type="lastCol">
       <w:rPr>
+        <w:rFonts w:eastAsia="黑体"/>
         <w:b/>
         <w:bCs/>
       </w:rPr>
@@ -10383,12 +10829,14 @@
     </w:tcPr>
     <w:tblStylePr w:type="firstRow">
       <w:rPr>
+        <w:rFonts w:eastAsia="黑体"/>
         <w:b/>
         <w:bCs/>
       </w:rPr>
     </w:tblStylePr>
     <w:tblStylePr w:type="lastRow">
       <w:rPr>
+        <w:rFonts w:eastAsia="黑体"/>
         <w:b/>
         <w:bCs/>
       </w:rPr>
@@ -10401,12 +10849,14 @@
     </w:tblStylePr>
     <w:tblStylePr w:type="firstCol">
       <w:rPr>
+        <w:rFonts w:eastAsia="黑体"/>
         <w:b/>
         <w:bCs/>
       </w:rPr>
     </w:tblStylePr>
     <w:tblStylePr w:type="lastCol">
       <w:rPr>
+        <w:rFonts w:eastAsia="黑体"/>
         <w:b/>
         <w:bCs/>
       </w:rPr>
@@ -10456,12 +10906,14 @@
     </w:tcPr>
     <w:tblStylePr w:type="firstRow">
       <w:rPr>
+        <w:rFonts w:eastAsia="黑体"/>
         <w:b/>
         <w:bCs/>
       </w:rPr>
     </w:tblStylePr>
     <w:tblStylePr w:type="lastRow">
       <w:rPr>
+        <w:rFonts w:eastAsia="黑体"/>
         <w:b/>
         <w:bCs/>
       </w:rPr>
@@ -10474,12 +10926,14 @@
     </w:tblStylePr>
     <w:tblStylePr w:type="firstCol">
       <w:rPr>
+        <w:rFonts w:eastAsia="黑体"/>
         <w:b/>
         <w:bCs/>
       </w:rPr>
     </w:tblStylePr>
     <w:tblStylePr w:type="lastCol">
       <w:rPr>
+        <w:rFonts w:eastAsia="黑体"/>
         <w:b/>
         <w:bCs/>
       </w:rPr>
@@ -10506,7 +10960,7 @@
       <w:spacing w:after="0" w:line="240" w:lineRule="auto"/>
     </w:pPr>
     <w:rPr>
-      <w:rFonts w:asciiTheme="majorHAnsi" w:cstheme="majorBidi" w:eastAsiaTheme="majorEastAsia" w:hAnsiTheme="majorHAnsi"/>
+      <w:rFonts w:asciiTheme="majorHAnsi" w:cstheme="majorBidi" w:hAnsiTheme="majorHAnsi" w:eastAsia="黑体"/>
       <w:color w:themeColor="text1" w:val="000000"/>
     </w:rPr>
     <w:tblPr>
@@ -10533,6 +10987,7 @@
     </w:tcPr>
     <w:tblStylePr w:type="firstRow">
       <w:rPr>
+        <w:rFonts w:eastAsia="黑体"/>
         <w:b/>
         <w:bCs/>
         <w:color w:themeColor="text1" w:val="000000"/>
@@ -10544,6 +10999,7 @@
     </w:tblStylePr>
     <w:tblStylePr w:type="lastRow">
       <w:rPr>
+        <w:rFonts w:eastAsia="黑体"/>
         <w:b/>
         <w:bCs/>
         <w:color w:themeColor="text1" w:val="000000"/>
@@ -10563,6 +11019,7 @@
     </w:tblStylePr>
     <w:tblStylePr w:type="firstCol">
       <w:rPr>
+        <w:rFonts w:eastAsia="黑体"/>
         <w:b/>
         <w:bCs/>
         <w:color w:themeColor="text1" w:val="000000"/>
@@ -10582,6 +11039,7 @@
     </w:tblStylePr>
     <w:tblStylePr w:type="lastCol">
       <w:rPr>
+        <w:rFonts w:eastAsia="黑体"/>
         <w:b w:val="0"/>
         <w:bCs w:val="0"/>
         <w:color w:themeColor="text1" w:val="000000"/>
@@ -10631,7 +11089,7 @@
       <w:spacing w:after="0" w:line="240" w:lineRule="auto"/>
     </w:pPr>
     <w:rPr>
-      <w:rFonts w:asciiTheme="majorHAnsi" w:cstheme="majorBidi" w:eastAsiaTheme="majorEastAsia" w:hAnsiTheme="majorHAnsi"/>
+      <w:rFonts w:asciiTheme="majorHAnsi" w:cstheme="majorBidi" w:hAnsiTheme="majorHAnsi" w:eastAsia="黑体"/>
       <w:color w:themeColor="text1" w:val="000000"/>
     </w:rPr>
     <w:tblPr>
@@ -10658,6 +11116,7 @@
     </w:tcPr>
     <w:tblStylePr w:type="firstRow">
       <w:rPr>
+        <w:rFonts w:eastAsia="黑体"/>
         <w:b/>
         <w:bCs/>
         <w:color w:themeColor="text1" w:val="000000"/>
@@ -10669,6 +11128,7 @@
     </w:tblStylePr>
     <w:tblStylePr w:type="lastRow">
       <w:rPr>
+        <w:rFonts w:eastAsia="黑体"/>
         <w:b/>
         <w:bCs/>
         <w:color w:themeColor="text1" w:val="000000"/>
@@ -10688,6 +11148,7 @@
     </w:tblStylePr>
     <w:tblStylePr w:type="firstCol">
       <w:rPr>
+        <w:rFonts w:eastAsia="黑体"/>
         <w:b/>
         <w:bCs/>
         <w:color w:themeColor="text1" w:val="000000"/>
@@ -10707,6 +11168,7 @@
     </w:tblStylePr>
     <w:tblStylePr w:type="lastCol">
       <w:rPr>
+        <w:rFonts w:eastAsia="黑体"/>
         <w:b w:val="0"/>
         <w:bCs w:val="0"/>
         <w:color w:themeColor="text1" w:val="000000"/>
@@ -10756,7 +11218,7 @@
       <w:spacing w:after="0" w:line="240" w:lineRule="auto"/>
     </w:pPr>
     <w:rPr>
-      <w:rFonts w:asciiTheme="majorHAnsi" w:cstheme="majorBidi" w:eastAsiaTheme="majorEastAsia" w:hAnsiTheme="majorHAnsi"/>
+      <w:rFonts w:asciiTheme="majorHAnsi" w:cstheme="majorBidi" w:hAnsiTheme="majorHAnsi" w:eastAsia="黑体"/>
       <w:color w:themeColor="text1" w:val="000000"/>
     </w:rPr>
     <w:tblPr>
@@ -10783,6 +11245,7 @@
     </w:tcPr>
     <w:tblStylePr w:type="firstRow">
       <w:rPr>
+        <w:rFonts w:eastAsia="黑体"/>
         <w:b/>
         <w:bCs/>
         <w:color w:themeColor="text1" w:val="000000"/>
@@ -10794,6 +11257,7 @@
     </w:tblStylePr>
     <w:tblStylePr w:type="lastRow">
       <w:rPr>
+        <w:rFonts w:eastAsia="黑体"/>
         <w:b/>
         <w:bCs/>
         <w:color w:themeColor="text1" w:val="000000"/>
@@ -10813,6 +11277,7 @@
     </w:tblStylePr>
     <w:tblStylePr w:type="firstCol">
       <w:rPr>
+        <w:rFonts w:eastAsia="黑体"/>
         <w:b/>
         <w:bCs/>
         <w:color w:themeColor="text1" w:val="000000"/>
@@ -10832,6 +11297,7 @@
     </w:tblStylePr>
     <w:tblStylePr w:type="lastCol">
       <w:rPr>
+        <w:rFonts w:eastAsia="黑体"/>
         <w:b w:val="0"/>
         <w:bCs w:val="0"/>
         <w:color w:themeColor="text1" w:val="000000"/>
@@ -10881,7 +11347,7 @@
       <w:spacing w:after="0" w:line="240" w:lineRule="auto"/>
     </w:pPr>
     <w:rPr>
-      <w:rFonts w:asciiTheme="majorHAnsi" w:cstheme="majorBidi" w:eastAsiaTheme="majorEastAsia" w:hAnsiTheme="majorHAnsi"/>
+      <w:rFonts w:asciiTheme="majorHAnsi" w:cstheme="majorBidi" w:hAnsiTheme="majorHAnsi" w:eastAsia="黑体"/>
       <w:color w:themeColor="text1" w:val="000000"/>
     </w:rPr>
     <w:tblPr>
@@ -10908,6 +11374,7 @@
     </w:tcPr>
     <w:tblStylePr w:type="firstRow">
       <w:rPr>
+        <w:rFonts w:eastAsia="黑体"/>
         <w:b/>
         <w:bCs/>
         <w:color w:themeColor="text1" w:val="000000"/>
@@ -10919,6 +11386,7 @@
     </w:tblStylePr>
     <w:tblStylePr w:type="lastRow">
       <w:rPr>
+        <w:rFonts w:eastAsia="黑体"/>
         <w:b/>
         <w:bCs/>
         <w:color w:themeColor="text1" w:val="000000"/>
@@ -10938,6 +11406,7 @@
     </w:tblStylePr>
     <w:tblStylePr w:type="firstCol">
       <w:rPr>
+        <w:rFonts w:eastAsia="黑体"/>
         <w:b/>
         <w:bCs/>
         <w:color w:themeColor="text1" w:val="000000"/>
@@ -10957,6 +11426,7 @@
     </w:tblStylePr>
     <w:tblStylePr w:type="lastCol">
       <w:rPr>
+        <w:rFonts w:eastAsia="黑体"/>
         <w:b w:val="0"/>
         <w:bCs w:val="0"/>
         <w:color w:themeColor="text1" w:val="000000"/>
@@ -11006,7 +11476,7 @@
       <w:spacing w:after="0" w:line="240" w:lineRule="auto"/>
     </w:pPr>
     <w:rPr>
-      <w:rFonts w:asciiTheme="majorHAnsi" w:cstheme="majorBidi" w:eastAsiaTheme="majorEastAsia" w:hAnsiTheme="majorHAnsi"/>
+      <w:rFonts w:asciiTheme="majorHAnsi" w:cstheme="majorBidi" w:hAnsiTheme="majorHAnsi" w:eastAsia="黑体"/>
       <w:color w:themeColor="text1" w:val="000000"/>
     </w:rPr>
     <w:tblPr>
@@ -11033,6 +11503,7 @@
     </w:tcPr>
     <w:tblStylePr w:type="firstRow">
       <w:rPr>
+        <w:rFonts w:eastAsia="黑体"/>
         <w:b/>
         <w:bCs/>
         <w:color w:themeColor="text1" w:val="000000"/>
@@ -11044,6 +11515,7 @@
     </w:tblStylePr>
     <w:tblStylePr w:type="lastRow">
       <w:rPr>
+        <w:rFonts w:eastAsia="黑体"/>
         <w:b/>
         <w:bCs/>
         <w:color w:themeColor="text1" w:val="000000"/>
@@ -11063,6 +11535,7 @@
     </w:tblStylePr>
     <w:tblStylePr w:type="firstCol">
       <w:rPr>
+        <w:rFonts w:eastAsia="黑体"/>
         <w:b/>
         <w:bCs/>
         <w:color w:themeColor="text1" w:val="000000"/>
@@ -11082,6 +11555,7 @@
     </w:tblStylePr>
     <w:tblStylePr w:type="lastCol">
       <w:rPr>
+        <w:rFonts w:eastAsia="黑体"/>
         <w:b w:val="0"/>
         <w:bCs w:val="0"/>
         <w:color w:themeColor="text1" w:val="000000"/>
@@ -11131,7 +11605,7 @@
       <w:spacing w:after="0" w:line="240" w:lineRule="auto"/>
     </w:pPr>
     <w:rPr>
-      <w:rFonts w:asciiTheme="majorHAnsi" w:cstheme="majorBidi" w:eastAsiaTheme="majorEastAsia" w:hAnsiTheme="majorHAnsi"/>
+      <w:rFonts w:asciiTheme="majorHAnsi" w:cstheme="majorBidi" w:hAnsiTheme="majorHAnsi" w:eastAsia="黑体"/>
       <w:color w:themeColor="text1" w:val="000000"/>
     </w:rPr>
     <w:tblPr>
@@ -11158,6 +11632,7 @@
     </w:tcPr>
     <w:tblStylePr w:type="firstRow">
       <w:rPr>
+        <w:rFonts w:eastAsia="黑体"/>
         <w:b/>
         <w:bCs/>
         <w:color w:themeColor="text1" w:val="000000"/>
@@ -11169,6 +11644,7 @@
     </w:tblStylePr>
     <w:tblStylePr w:type="lastRow">
       <w:rPr>
+        <w:rFonts w:eastAsia="黑体"/>
         <w:b/>
         <w:bCs/>
         <w:color w:themeColor="text1" w:val="000000"/>
@@ -11188,6 +11664,7 @@
     </w:tblStylePr>
     <w:tblStylePr w:type="firstCol">
       <w:rPr>
+        <w:rFonts w:eastAsia="黑体"/>
         <w:b/>
         <w:bCs/>
         <w:color w:themeColor="text1" w:val="000000"/>
@@ -11207,6 +11684,7 @@
     </w:tblStylePr>
     <w:tblStylePr w:type="lastCol">
       <w:rPr>
+        <w:rFonts w:eastAsia="黑体"/>
         <w:b w:val="0"/>
         <w:bCs w:val="0"/>
         <w:color w:themeColor="text1" w:val="000000"/>
@@ -11256,7 +11734,7 @@
       <w:spacing w:after="0" w:line="240" w:lineRule="auto"/>
     </w:pPr>
     <w:rPr>
-      <w:rFonts w:asciiTheme="majorHAnsi" w:cstheme="majorBidi" w:eastAsiaTheme="majorEastAsia" w:hAnsiTheme="majorHAnsi"/>
+      <w:rFonts w:asciiTheme="majorHAnsi" w:cstheme="majorBidi" w:hAnsiTheme="majorHAnsi" w:eastAsia="黑体"/>
       <w:color w:themeColor="text1" w:val="000000"/>
     </w:rPr>
     <w:tblPr>
@@ -11283,6 +11761,7 @@
     </w:tcPr>
     <w:tblStylePr w:type="firstRow">
       <w:rPr>
+        <w:rFonts w:eastAsia="黑体"/>
         <w:b/>
         <w:bCs/>
         <w:color w:themeColor="text1" w:val="000000"/>
@@ -11294,6 +11773,7 @@
     </w:tblStylePr>
     <w:tblStylePr w:type="lastRow">
       <w:rPr>
+        <w:rFonts w:eastAsia="黑体"/>
         <w:b/>
         <w:bCs/>
         <w:color w:themeColor="text1" w:val="000000"/>
@@ -11313,6 +11793,7 @@
     </w:tblStylePr>
     <w:tblStylePr w:type="firstCol">
       <w:rPr>
+        <w:rFonts w:eastAsia="黑体"/>
         <w:b/>
         <w:bCs/>
         <w:color w:themeColor="text1" w:val="000000"/>
@@ -11332,6 +11813,7 @@
     </w:tblStylePr>
     <w:tblStylePr w:type="lastCol">
       <w:rPr>
+        <w:rFonts w:eastAsia="黑体"/>
         <w:b w:val="0"/>
         <w:bCs w:val="0"/>
         <w:color w:themeColor="text1" w:val="000000"/>
@@ -11404,6 +11886,7 @@
     </w:tcPr>
     <w:tblStylePr w:type="firstRow">
       <w:rPr>
+        <w:rFonts w:eastAsia="黑体"/>
         <w:b/>
         <w:bCs/>
         <w:i w:val="0"/>
@@ -11425,6 +11908,7 @@
     </w:tblStylePr>
     <w:tblStylePr w:type="lastRow">
       <w:rPr>
+        <w:rFonts w:eastAsia="黑体"/>
         <w:b/>
         <w:bCs/>
         <w:i w:val="0"/>
@@ -11446,6 +11930,7 @@
     </w:tblStylePr>
     <w:tblStylePr w:type="firstCol">
       <w:rPr>
+        <w:rFonts w:eastAsia="黑体"/>
         <w:b/>
         <w:bCs/>
         <w:i w:val="0"/>
@@ -11465,6 +11950,7 @@
     </w:tblStylePr>
     <w:tblStylePr w:type="lastCol">
       <w:rPr>
+        <w:rFonts w:eastAsia="黑体"/>
         <w:b/>
         <w:bCs/>
         <w:i w:val="0"/>
@@ -11545,6 +12031,7 @@
     </w:tcPr>
     <w:tblStylePr w:type="firstRow">
       <w:rPr>
+        <w:rFonts w:eastAsia="黑体"/>
         <w:b/>
         <w:bCs/>
         <w:i w:val="0"/>
@@ -11566,6 +12053,7 @@
     </w:tblStylePr>
     <w:tblStylePr w:type="lastRow">
       <w:rPr>
+        <w:rFonts w:eastAsia="黑体"/>
         <w:b/>
         <w:bCs/>
         <w:i w:val="0"/>
@@ -11587,6 +12075,7 @@
     </w:tblStylePr>
     <w:tblStylePr w:type="firstCol">
       <w:rPr>
+        <w:rFonts w:eastAsia="黑体"/>
         <w:b/>
         <w:bCs/>
         <w:i w:val="0"/>
@@ -11606,6 +12095,7 @@
     </w:tblStylePr>
     <w:tblStylePr w:type="lastCol">
       <w:rPr>
+        <w:rFonts w:eastAsia="黑体"/>
         <w:b/>
         <w:bCs/>
         <w:i w:val="0"/>
@@ -11686,6 +12176,7 @@
     </w:tcPr>
     <w:tblStylePr w:type="firstRow">
       <w:rPr>
+        <w:rFonts w:eastAsia="黑体"/>
         <w:b/>
         <w:bCs/>
         <w:i w:val="0"/>
@@ -11707,6 +12198,7 @@
     </w:tblStylePr>
     <w:tblStylePr w:type="lastRow">
       <w:rPr>
+        <w:rFonts w:eastAsia="黑体"/>
         <w:b/>
         <w:bCs/>
         <w:i w:val="0"/>
@@ -11728,6 +12220,7 @@
     </w:tblStylePr>
     <w:tblStylePr w:type="firstCol">
       <w:rPr>
+        <w:rFonts w:eastAsia="黑体"/>
         <w:b/>
         <w:bCs/>
         <w:i w:val="0"/>
@@ -11747,6 +12240,7 @@
     </w:tblStylePr>
     <w:tblStylePr w:type="lastCol">
       <w:rPr>
+        <w:rFonts w:eastAsia="黑体"/>
         <w:b/>
         <w:bCs/>
         <w:i w:val="0"/>
@@ -11827,6 +12321,7 @@
     </w:tcPr>
     <w:tblStylePr w:type="firstRow">
       <w:rPr>
+        <w:rFonts w:eastAsia="黑体"/>
         <w:b/>
         <w:bCs/>
         <w:i w:val="0"/>
@@ -11848,6 +12343,7 @@
     </w:tblStylePr>
     <w:tblStylePr w:type="lastRow">
       <w:rPr>
+        <w:rFonts w:eastAsia="黑体"/>
         <w:b/>
         <w:bCs/>
         <w:i w:val="0"/>
@@ -11869,6 +12365,7 @@
     </w:tblStylePr>
     <w:tblStylePr w:type="firstCol">
       <w:rPr>
+        <w:rFonts w:eastAsia="黑体"/>
         <w:b/>
         <w:bCs/>
         <w:i w:val="0"/>
@@ -11888,6 +12385,7 @@
     </w:tblStylePr>
     <w:tblStylePr w:type="lastCol">
       <w:rPr>
+        <w:rFonts w:eastAsia="黑体"/>
         <w:b/>
         <w:bCs/>
         <w:i w:val="0"/>
@@ -11968,6 +12466,7 @@
     </w:tcPr>
     <w:tblStylePr w:type="firstRow">
       <w:rPr>
+        <w:rFonts w:eastAsia="黑体"/>
         <w:b/>
         <w:bCs/>
         <w:i w:val="0"/>
@@ -11989,6 +12488,7 @@
     </w:tblStylePr>
     <w:tblStylePr w:type="lastRow">
       <w:rPr>
+        <w:rFonts w:eastAsia="黑体"/>
         <w:b/>
         <w:bCs/>
         <w:i w:val="0"/>
@@ -12010,6 +12510,7 @@
     </w:tblStylePr>
     <w:tblStylePr w:type="firstCol">
       <w:rPr>
+        <w:rFonts w:eastAsia="黑体"/>
         <w:b/>
         <w:bCs/>
         <w:i w:val="0"/>
@@ -12029,6 +12530,7 @@
     </w:tblStylePr>
     <w:tblStylePr w:type="lastCol">
       <w:rPr>
+        <w:rFonts w:eastAsia="黑体"/>
         <w:b/>
         <w:bCs/>
         <w:i w:val="0"/>
@@ -12109,6 +12611,7 @@
     </w:tcPr>
     <w:tblStylePr w:type="firstRow">
       <w:rPr>
+        <w:rFonts w:eastAsia="黑体"/>
         <w:b/>
         <w:bCs/>
         <w:i w:val="0"/>
@@ -12130,6 +12633,7 @@
     </w:tblStylePr>
     <w:tblStylePr w:type="lastRow">
       <w:rPr>
+        <w:rFonts w:eastAsia="黑体"/>
         <w:b/>
         <w:bCs/>
         <w:i w:val="0"/>
@@ -12151,6 +12655,7 @@
     </w:tblStylePr>
     <w:tblStylePr w:type="firstCol">
       <w:rPr>
+        <w:rFonts w:eastAsia="黑体"/>
         <w:b/>
         <w:bCs/>
         <w:i w:val="0"/>
@@ -12170,6 +12675,7 @@
     </w:tblStylePr>
     <w:tblStylePr w:type="lastCol">
       <w:rPr>
+        <w:rFonts w:eastAsia="黑体"/>
         <w:b/>
         <w:bCs/>
         <w:i w:val="0"/>
@@ -12250,6 +12756,7 @@
     </w:tcPr>
     <w:tblStylePr w:type="firstRow">
       <w:rPr>
+        <w:rFonts w:eastAsia="黑体"/>
         <w:b/>
         <w:bCs/>
         <w:i w:val="0"/>
@@ -12271,6 +12778,7 @@
     </w:tblStylePr>
     <w:tblStylePr w:type="lastRow">
       <w:rPr>
+        <w:rFonts w:eastAsia="黑体"/>
         <w:b/>
         <w:bCs/>
         <w:i w:val="0"/>
@@ -12292,6 +12800,7 @@
     </w:tblStylePr>
     <w:tblStylePr w:type="firstCol">
       <w:rPr>
+        <w:rFonts w:eastAsia="黑体"/>
         <w:b/>
         <w:bCs/>
         <w:i w:val="0"/>
@@ -12311,6 +12820,7 @@
     </w:tblStylePr>
     <w:tblStylePr w:type="lastCol">
       <w:rPr>
+        <w:rFonts w:eastAsia="黑体"/>
         <w:b/>
         <w:bCs/>
         <w:i w:val="0"/>
@@ -12368,6 +12878,7 @@
       <w:spacing w:after="0" w:line="240" w:lineRule="auto"/>
     </w:pPr>
     <w:rPr>
+      <w:rFonts w:eastAsia="黑体"/>
       <w:color w:themeColor="background1" w:val="FFFFFF"/>
     </w:rPr>
     <w:tblPr>
@@ -12386,6 +12897,7 @@
     </w:tcPr>
     <w:tblStylePr w:type="firstRow">
       <w:rPr>
+        <w:rFonts w:eastAsia="黑体"/>
         <w:b/>
         <w:bCs/>
       </w:rPr>
@@ -12482,6 +12994,7 @@
       <w:spacing w:after="0" w:line="240" w:lineRule="auto"/>
     </w:pPr>
     <w:rPr>
+      <w:rFonts w:eastAsia="黑体"/>
       <w:color w:themeColor="background1" w:val="FFFFFF"/>
     </w:rPr>
     <w:tblPr>
@@ -12500,6 +13013,7 @@
     </w:tcPr>
     <w:tblStylePr w:type="firstRow">
       <w:rPr>
+        <w:rFonts w:eastAsia="黑体"/>
         <w:b/>
         <w:bCs/>
       </w:rPr>
@@ -12596,6 +13110,7 @@
       <w:spacing w:after="0" w:line="240" w:lineRule="auto"/>
     </w:pPr>
     <w:rPr>
+      <w:rFonts w:eastAsia="黑体"/>
       <w:color w:themeColor="background1" w:val="FFFFFF"/>
     </w:rPr>
     <w:tblPr>
@@ -12614,6 +13129,7 @@
     </w:tcPr>
     <w:tblStylePr w:type="firstRow">
       <w:rPr>
+        <w:rFonts w:eastAsia="黑体"/>
         <w:b/>
         <w:bCs/>
       </w:rPr>
@@ -12710,6 +13226,7 @@
       <w:spacing w:after="0" w:line="240" w:lineRule="auto"/>
     </w:pPr>
     <w:rPr>
+      <w:rFonts w:eastAsia="黑体"/>
       <w:color w:themeColor="background1" w:val="FFFFFF"/>
     </w:rPr>
     <w:tblPr>
@@ -12728,6 +13245,7 @@
     </w:tcPr>
     <w:tblStylePr w:type="firstRow">
       <w:rPr>
+        <w:rFonts w:eastAsia="黑体"/>
         <w:b/>
         <w:bCs/>
       </w:rPr>
@@ -12824,6 +13342,7 @@
       <w:spacing w:after="0" w:line="240" w:lineRule="auto"/>
     </w:pPr>
     <w:rPr>
+      <w:rFonts w:eastAsia="黑体"/>
       <w:color w:themeColor="background1" w:val="FFFFFF"/>
     </w:rPr>
     <w:tblPr>
@@ -12842,6 +13361,7 @@
     </w:tcPr>
     <w:tblStylePr w:type="firstRow">
       <w:rPr>
+        <w:rFonts w:eastAsia="黑体"/>
         <w:b/>
         <w:bCs/>
       </w:rPr>
@@ -12938,6 +13458,7 @@
       <w:spacing w:after="0" w:line="240" w:lineRule="auto"/>
     </w:pPr>
     <w:rPr>
+      <w:rFonts w:eastAsia="黑体"/>
       <w:color w:themeColor="background1" w:val="FFFFFF"/>
     </w:rPr>
     <w:tblPr>
@@ -12956,6 +13477,7 @@
     </w:tcPr>
     <w:tblStylePr w:type="firstRow">
       <w:rPr>
+        <w:rFonts w:eastAsia="黑体"/>
         <w:b/>
         <w:bCs/>
       </w:rPr>
@@ -13052,6 +13574,7 @@
       <w:spacing w:after="0" w:line="240" w:lineRule="auto"/>
     </w:pPr>
     <w:rPr>
+      <w:rFonts w:eastAsia="黑体"/>
       <w:color w:themeColor="background1" w:val="FFFFFF"/>
     </w:rPr>
     <w:tblPr>
@@ -13070,6 +13593,7 @@
     </w:tcPr>
     <w:tblStylePr w:type="firstRow">
       <w:rPr>
+        <w:rFonts w:eastAsia="黑体"/>
         <w:b/>
         <w:bCs/>
       </w:rPr>
@@ -13166,6 +13690,7 @@
       <w:spacing w:after="0" w:line="240" w:lineRule="auto"/>
     </w:pPr>
     <w:rPr>
+      <w:rFonts w:eastAsia="黑体"/>
       <w:color w:themeColor="text1" w:val="000000"/>
     </w:rPr>
     <w:tblPr>
@@ -13192,6 +13717,7 @@
     </w:tcPr>
     <w:tblStylePr w:type="firstRow">
       <w:rPr>
+        <w:rFonts w:eastAsia="黑体"/>
         <w:b/>
         <w:bCs/>
       </w:rPr>
@@ -13210,6 +13736,7 @@
     </w:tblStylePr>
     <w:tblStylePr w:type="lastRow">
       <w:rPr>
+        <w:rFonts w:eastAsia="黑体"/>
         <w:b/>
         <w:bCs/>
         <w:color w:themeColor="background1" w:val="FFFFFF"/>
@@ -13224,6 +13751,7 @@
     </w:tblStylePr>
     <w:tblStylePr w:type="firstCol">
       <w:rPr>
+        <w:rFonts w:eastAsia="黑体"/>
         <w:color w:themeColor="background1" w:val="FFFFFF"/>
       </w:rPr>
       <w:tblPr/>
@@ -13241,6 +13769,7 @@
     </w:tblStylePr>
     <w:tblStylePr w:type="lastCol">
       <w:rPr>
+        <w:rFonts w:eastAsia="黑体"/>
         <w:color w:themeColor="background1" w:val="FFFFFF"/>
       </w:rPr>
       <w:tblPr/>
@@ -13270,11 +13799,13 @@
     </w:tblStylePr>
     <w:tblStylePr w:type="neCell">
       <w:rPr>
+        <w:rFonts w:eastAsia="黑体"/>
         <w:color w:themeColor="text1" w:val="000000"/>
       </w:rPr>
     </w:tblStylePr>
     <w:tblStylePr w:type="nwCell">
       <w:rPr>
+        <w:rFonts w:eastAsia="黑体"/>
         <w:color w:themeColor="text1" w:val="000000"/>
       </w:rPr>
     </w:tblStylePr>
@@ -13288,6 +13819,7 @@
       <w:spacing w:after="0" w:line="240" w:lineRule="auto"/>
     </w:pPr>
     <w:rPr>
+      <w:rFonts w:eastAsia="黑体"/>
       <w:color w:themeColor="text1" w:val="000000"/>
     </w:rPr>
     <w:tblPr>
@@ -13314,6 +13846,7 @@
     </w:tcPr>
     <w:tblStylePr w:type="firstRow">
       <w:rPr>
+        <w:rFonts w:eastAsia="黑体"/>
         <w:b/>
         <w:bCs/>
       </w:rPr>
@@ -13332,6 +13865,7 @@
     </w:tblStylePr>
     <w:tblStylePr w:type="lastRow">
       <w:rPr>
+        <w:rFonts w:eastAsia="黑体"/>
         <w:b/>
         <w:bCs/>
         <w:color w:themeColor="background1" w:val="FFFFFF"/>
@@ -13346,6 +13880,7 @@
     </w:tblStylePr>
     <w:tblStylePr w:type="firstCol">
       <w:rPr>
+        <w:rFonts w:eastAsia="黑体"/>
         <w:color w:themeColor="background1" w:val="FFFFFF"/>
       </w:rPr>
       <w:tblPr/>
@@ -13363,6 +13898,7 @@
     </w:tblStylePr>
     <w:tblStylePr w:type="lastCol">
       <w:rPr>
+        <w:rFonts w:eastAsia="黑体"/>
         <w:color w:themeColor="background1" w:val="FFFFFF"/>
       </w:rPr>
       <w:tblPr/>
@@ -13392,11 +13928,13 @@
     </w:tblStylePr>
     <w:tblStylePr w:type="neCell">
       <w:rPr>
+        <w:rFonts w:eastAsia="黑体"/>
         <w:color w:themeColor="text1" w:val="000000"/>
       </w:rPr>
     </w:tblStylePr>
     <w:tblStylePr w:type="nwCell">
       <w:rPr>
+        <w:rFonts w:eastAsia="黑体"/>
         <w:color w:themeColor="text1" w:val="000000"/>
       </w:rPr>
     </w:tblStylePr>
@@ -13410,6 +13948,7 @@
       <w:spacing w:after="0" w:line="240" w:lineRule="auto"/>
     </w:pPr>
     <w:rPr>
+      <w:rFonts w:eastAsia="黑体"/>
       <w:color w:themeColor="text1" w:val="000000"/>
     </w:rPr>
     <w:tblPr>
@@ -13436,6 +13975,7 @@
     </w:tcPr>
     <w:tblStylePr w:type="firstRow">
       <w:rPr>
+        <w:rFonts w:eastAsia="黑体"/>
         <w:b/>
         <w:bCs/>
       </w:rPr>
@@ -13454,6 +13994,7 @@
     </w:tblStylePr>
     <w:tblStylePr w:type="lastRow">
       <w:rPr>
+        <w:rFonts w:eastAsia="黑体"/>
         <w:b/>
         <w:bCs/>
         <w:color w:themeColor="background1" w:val="FFFFFF"/>
@@ -13468,6 +14009,7 @@
     </w:tblStylePr>
     <w:tblStylePr w:type="firstCol">
       <w:rPr>
+        <w:rFonts w:eastAsia="黑体"/>
         <w:color w:themeColor="background1" w:val="FFFFFF"/>
       </w:rPr>
       <w:tblPr/>
@@ -13485,6 +14027,7 @@
     </w:tblStylePr>
     <w:tblStylePr w:type="lastCol">
       <w:rPr>
+        <w:rFonts w:eastAsia="黑体"/>
         <w:color w:themeColor="background1" w:val="FFFFFF"/>
       </w:rPr>
       <w:tblPr/>
@@ -13514,11 +14057,13 @@
     </w:tblStylePr>
     <w:tblStylePr w:type="neCell">
       <w:rPr>
+        <w:rFonts w:eastAsia="黑体"/>
         <w:color w:themeColor="text1" w:val="000000"/>
       </w:rPr>
     </w:tblStylePr>
     <w:tblStylePr w:type="nwCell">
       <w:rPr>
+        <w:rFonts w:eastAsia="黑体"/>
         <w:color w:themeColor="text1" w:val="000000"/>
       </w:rPr>
     </w:tblStylePr>
@@ -13532,6 +14077,7 @@
       <w:spacing w:after="0" w:line="240" w:lineRule="auto"/>
     </w:pPr>
     <w:rPr>
+      <w:rFonts w:eastAsia="黑体"/>
       <w:color w:themeColor="text1" w:val="000000"/>
     </w:rPr>
     <w:tblPr>
@@ -13558,6 +14104,7 @@
     </w:tcPr>
     <w:tblStylePr w:type="firstRow">
       <w:rPr>
+        <w:rFonts w:eastAsia="黑体"/>
         <w:b/>
         <w:bCs/>
       </w:rPr>
@@ -13576,6 +14123,7 @@
     </w:tblStylePr>
     <w:tblStylePr w:type="lastRow">
       <w:rPr>
+        <w:rFonts w:eastAsia="黑体"/>
         <w:b/>
         <w:bCs/>
         <w:color w:themeColor="background1" w:val="FFFFFF"/>
@@ -13590,6 +14138,7 @@
     </w:tblStylePr>
     <w:tblStylePr w:type="firstCol">
       <w:rPr>
+        <w:rFonts w:eastAsia="黑体"/>
         <w:color w:themeColor="background1" w:val="FFFFFF"/>
       </w:rPr>
       <w:tblPr/>
@@ -13607,6 +14156,7 @@
     </w:tblStylePr>
     <w:tblStylePr w:type="lastCol">
       <w:rPr>
+        <w:rFonts w:eastAsia="黑体"/>
         <w:color w:themeColor="background1" w:val="FFFFFF"/>
       </w:rPr>
       <w:tblPr/>
@@ -13644,6 +14194,7 @@
       <w:spacing w:after="0" w:line="240" w:lineRule="auto"/>
     </w:pPr>
     <w:rPr>
+      <w:rFonts w:eastAsia="黑体"/>
       <w:color w:themeColor="text1" w:val="000000"/>
     </w:rPr>
     <w:tblPr>
@@ -13670,6 +14221,7 @@
     </w:tcPr>
     <w:tblStylePr w:type="firstRow">
       <w:rPr>
+        <w:rFonts w:eastAsia="黑体"/>
         <w:b/>
         <w:bCs/>
       </w:rPr>
@@ -13688,6 +14240,7 @@
     </w:tblStylePr>
     <w:tblStylePr w:type="lastRow">
       <w:rPr>
+        <w:rFonts w:eastAsia="黑体"/>
         <w:b/>
         <w:bCs/>
         <w:color w:themeColor="background1" w:val="FFFFFF"/>
@@ -13702,6 +14255,7 @@
     </w:tblStylePr>
     <w:tblStylePr w:type="firstCol">
       <w:rPr>
+        <w:rFonts w:eastAsia="黑体"/>
         <w:color w:themeColor="background1" w:val="FFFFFF"/>
       </w:rPr>
       <w:tblPr/>
@@ -13719,6 +14273,7 @@
     </w:tblStylePr>
     <w:tblStylePr w:type="lastCol">
       <w:rPr>
+        <w:rFonts w:eastAsia="黑体"/>
         <w:color w:themeColor="background1" w:val="FFFFFF"/>
       </w:rPr>
       <w:tblPr/>
@@ -13748,11 +14303,13 @@
     </w:tblStylePr>
     <w:tblStylePr w:type="neCell">
       <w:rPr>
+        <w:rFonts w:eastAsia="黑体"/>
         <w:color w:themeColor="text1" w:val="000000"/>
       </w:rPr>
     </w:tblStylePr>
     <w:tblStylePr w:type="nwCell">
       <w:rPr>
+        <w:rFonts w:eastAsia="黑体"/>
         <w:color w:themeColor="text1" w:val="000000"/>
       </w:rPr>
     </w:tblStylePr>
@@ -13766,6 +14323,7 @@
       <w:spacing w:after="0" w:line="240" w:lineRule="auto"/>
     </w:pPr>
     <w:rPr>
+      <w:rFonts w:eastAsia="黑体"/>
       <w:color w:themeColor="text1" w:val="000000"/>
     </w:rPr>
     <w:tblPr>
@@ -13792,6 +14350,7 @@
     </w:tcPr>
     <w:tblStylePr w:type="firstRow">
       <w:rPr>
+        <w:rFonts w:eastAsia="黑体"/>
         <w:b/>
         <w:bCs/>
       </w:rPr>
@@ -13810,6 +14369,7 @@
     </w:tblStylePr>
     <w:tblStylePr w:type="lastRow">
       <w:rPr>
+        <w:rFonts w:eastAsia="黑体"/>
         <w:b/>
         <w:bCs/>
         <w:color w:themeColor="background1" w:val="FFFFFF"/>
@@ -13824,6 +14384,7 @@
     </w:tblStylePr>
     <w:tblStylePr w:type="firstCol">
       <w:rPr>
+        <w:rFonts w:eastAsia="黑体"/>
         <w:color w:themeColor="background1" w:val="FFFFFF"/>
       </w:rPr>
       <w:tblPr/>
@@ -13841,6 +14402,7 @@
     </w:tblStylePr>
     <w:tblStylePr w:type="lastCol">
       <w:rPr>
+        <w:rFonts w:eastAsia="黑体"/>
         <w:color w:themeColor="background1" w:val="FFFFFF"/>
       </w:rPr>
       <w:tblPr/>
@@ -13870,11 +14432,13 @@
     </w:tblStylePr>
     <w:tblStylePr w:type="neCell">
       <w:rPr>
+        <w:rFonts w:eastAsia="黑体"/>
         <w:color w:themeColor="text1" w:val="000000"/>
       </w:rPr>
     </w:tblStylePr>
     <w:tblStylePr w:type="nwCell">
       <w:rPr>
+        <w:rFonts w:eastAsia="黑体"/>
         <w:color w:themeColor="text1" w:val="000000"/>
       </w:rPr>
     </w:tblStylePr>
@@ -13888,6 +14452,7 @@
       <w:spacing w:after="0" w:line="240" w:lineRule="auto"/>
     </w:pPr>
     <w:rPr>
+      <w:rFonts w:eastAsia="黑体"/>
       <w:color w:themeColor="text1" w:val="000000"/>
     </w:rPr>
     <w:tblPr>
@@ -13914,6 +14479,7 @@
     </w:tcPr>
     <w:tblStylePr w:type="firstRow">
       <w:rPr>
+        <w:rFonts w:eastAsia="黑体"/>
         <w:b/>
         <w:bCs/>
       </w:rPr>
@@ -13932,6 +14498,7 @@
     </w:tblStylePr>
     <w:tblStylePr w:type="lastRow">
       <w:rPr>
+        <w:rFonts w:eastAsia="黑体"/>
         <w:b/>
         <w:bCs/>
         <w:color w:themeColor="background1" w:val="FFFFFF"/>
@@ -13946,6 +14513,7 @@
     </w:tblStylePr>
     <w:tblStylePr w:type="firstCol">
       <w:rPr>
+        <w:rFonts w:eastAsia="黑体"/>
         <w:color w:themeColor="background1" w:val="FFFFFF"/>
       </w:rPr>
       <w:tblPr/>
@@ -13963,6 +14531,7 @@
     </w:tblStylePr>
     <w:tblStylePr w:type="lastCol">
       <w:rPr>
+        <w:rFonts w:eastAsia="黑体"/>
         <w:color w:themeColor="background1" w:val="FFFFFF"/>
       </w:rPr>
       <w:tblPr/>
@@ -13992,11 +14561,13 @@
     </w:tblStylePr>
     <w:tblStylePr w:type="neCell">
       <w:rPr>
+        <w:rFonts w:eastAsia="黑体"/>
         <w:color w:themeColor="text1" w:val="000000"/>
       </w:rPr>
     </w:tblStylePr>
     <w:tblStylePr w:type="nwCell">
       <w:rPr>
+        <w:rFonts w:eastAsia="黑体"/>
         <w:color w:themeColor="text1" w:val="000000"/>
       </w:rPr>
     </w:tblStylePr>
@@ -14010,6 +14581,7 @@
       <w:spacing w:after="0" w:line="240" w:lineRule="auto"/>
     </w:pPr>
     <w:rPr>
+      <w:rFonts w:eastAsia="黑体"/>
       <w:color w:themeColor="text1" w:val="000000"/>
     </w:rPr>
     <w:tblPr>
@@ -14028,6 +14600,7 @@
     </w:tcPr>
     <w:tblStylePr w:type="firstRow">
       <w:rPr>
+        <w:rFonts w:eastAsia="黑体"/>
         <w:b/>
         <w:bCs/>
         <w:color w:themeColor="background1" w:val="FFFFFF"/>
@@ -14042,6 +14615,7 @@
     </w:tblStylePr>
     <w:tblStylePr w:type="lastRow">
       <w:rPr>
+        <w:rFonts w:eastAsia="黑体"/>
         <w:b/>
         <w:bCs/>
         <w:color w:themeColor="accent2" w:themeShade="CC" w:val="9E3A38"/>
@@ -14056,12 +14630,14 @@
     </w:tblStylePr>
     <w:tblStylePr w:type="firstCol">
       <w:rPr>
+        <w:rFonts w:eastAsia="黑体"/>
         <w:b/>
         <w:bCs/>
       </w:rPr>
     </w:tblStylePr>
     <w:tblStylePr w:type="lastCol">
       <w:rPr>
+        <w:rFonts w:eastAsia="黑体"/>
         <w:b/>
         <w:bCs/>
       </w:rPr>
@@ -14096,6 +14672,7 @@
       <w:spacing w:after="0" w:line="240" w:lineRule="auto"/>
     </w:pPr>
     <w:rPr>
+      <w:rFonts w:eastAsia="黑体"/>
       <w:color w:themeColor="text1" w:val="000000"/>
     </w:rPr>
     <w:tblPr>
@@ -14114,6 +14691,7 @@
     </w:tcPr>
     <w:tblStylePr w:type="firstRow">
       <w:rPr>
+        <w:rFonts w:eastAsia="黑体"/>
         <w:b/>
         <w:bCs/>
         <w:color w:themeColor="background1" w:val="FFFFFF"/>
@@ -14128,6 +14706,7 @@
     </w:tblStylePr>
     <w:tblStylePr w:type="lastRow">
       <w:rPr>
+        <w:rFonts w:eastAsia="黑体"/>
         <w:b/>
         <w:bCs/>
         <w:color w:themeColor="accent2" w:themeShade="CC" w:val="9E3A38"/>
@@ -14142,12 +14721,14 @@
     </w:tblStylePr>
     <w:tblStylePr w:type="firstCol">
       <w:rPr>
+        <w:rFonts w:eastAsia="黑体"/>
         <w:b/>
         <w:bCs/>
       </w:rPr>
     </w:tblStylePr>
     <w:tblStylePr w:type="lastCol">
       <w:rPr>
+        <w:rFonts w:eastAsia="黑体"/>
         <w:b/>
         <w:bCs/>
       </w:rPr>
@@ -14182,6 +14763,7 @@
       <w:spacing w:after="0" w:line="240" w:lineRule="auto"/>
     </w:pPr>
     <w:rPr>
+      <w:rFonts w:eastAsia="黑体"/>
       <w:color w:themeColor="text1" w:val="000000"/>
     </w:rPr>
     <w:tblPr>
@@ -14200,6 +14782,7 @@
     </w:tcPr>
     <w:tblStylePr w:type="firstRow">
       <w:rPr>
+        <w:rFonts w:eastAsia="黑体"/>
         <w:b/>
         <w:bCs/>
         <w:color w:themeColor="background1" w:val="FFFFFF"/>
@@ -14214,6 +14797,7 @@
     </w:tblStylePr>
     <w:tblStylePr w:type="lastRow">
       <w:rPr>
+        <w:rFonts w:eastAsia="黑体"/>
         <w:b/>
         <w:bCs/>
         <w:color w:themeColor="accent2" w:themeShade="CC" w:val="9E3A38"/>
@@ -14228,12 +14812,14 @@
     </w:tblStylePr>
     <w:tblStylePr w:type="firstCol">
       <w:rPr>
+        <w:rFonts w:eastAsia="黑体"/>
         <w:b/>
         <w:bCs/>
       </w:rPr>
     </w:tblStylePr>
     <w:tblStylePr w:type="lastCol">
       <w:rPr>
+        <w:rFonts w:eastAsia="黑体"/>
         <w:b/>
         <w:bCs/>
       </w:rPr>
@@ -14268,6 +14854,7 @@
       <w:spacing w:after="0" w:line="240" w:lineRule="auto"/>
     </w:pPr>
     <w:rPr>
+      <w:rFonts w:eastAsia="黑体"/>
       <w:color w:themeColor="text1" w:val="000000"/>
     </w:rPr>
     <w:tblPr>
@@ -14286,6 +14873,7 @@
     </w:tcPr>
     <w:tblStylePr w:type="firstRow">
       <w:rPr>
+        <w:rFonts w:eastAsia="黑体"/>
         <w:b/>
         <w:bCs/>
         <w:color w:themeColor="background1" w:val="FFFFFF"/>
@@ -14300,6 +14888,7 @@
     </w:tblStylePr>
     <w:tblStylePr w:type="lastRow">
       <w:rPr>
+        <w:rFonts w:eastAsia="黑体"/>
         <w:b/>
         <w:bCs/>
         <w:color w:themeColor="accent4" w:themeShade="CC" w:val="664E82"/>
@@ -14314,12 +14903,14 @@
     </w:tblStylePr>
     <w:tblStylePr w:type="firstCol">
       <w:rPr>
+        <w:rFonts w:eastAsia="黑体"/>
         <w:b/>
         <w:bCs/>
       </w:rPr>
     </w:tblStylePr>
     <w:tblStylePr w:type="lastCol">
       <w:rPr>
+        <w:rFonts w:eastAsia="黑体"/>
         <w:b/>
         <w:bCs/>
       </w:rPr>
@@ -14354,6 +14945,7 @@
       <w:spacing w:after="0" w:line="240" w:lineRule="auto"/>
     </w:pPr>
     <w:rPr>
+      <w:rFonts w:eastAsia="黑体"/>
       <w:color w:themeColor="text1" w:val="000000"/>
     </w:rPr>
     <w:tblPr>
@@ -14372,6 +14964,7 @@
     </w:tcPr>
     <w:tblStylePr w:type="firstRow">
       <w:rPr>
+        <w:rFonts w:eastAsia="黑体"/>
         <w:b/>
         <w:bCs/>
         <w:color w:themeColor="background1" w:val="FFFFFF"/>
@@ -14386,6 +14979,7 @@
     </w:tblStylePr>
     <w:tblStylePr w:type="lastRow">
       <w:rPr>
+        <w:rFonts w:eastAsia="黑体"/>
         <w:b/>
         <w:bCs/>
         <w:color w:themeColor="accent3" w:themeShade="CC" w:val="7E9C40"/>
@@ -14400,12 +14994,14 @@
     </w:tblStylePr>
     <w:tblStylePr w:type="firstCol">
       <w:rPr>
+        <w:rFonts w:eastAsia="黑体"/>
         <w:b/>
         <w:bCs/>
       </w:rPr>
     </w:tblStylePr>
     <w:tblStylePr w:type="lastCol">
       <w:rPr>
+        <w:rFonts w:eastAsia="黑体"/>
         <w:b/>
         <w:bCs/>
       </w:rPr>
@@ -14440,6 +15036,7 @@
       <w:spacing w:after="0" w:line="240" w:lineRule="auto"/>
     </w:pPr>
     <w:rPr>
+      <w:rFonts w:eastAsia="黑体"/>
       <w:color w:themeColor="text1" w:val="000000"/>
     </w:rPr>
     <w:tblPr>
@@ -14458,6 +15055,7 @@
     </w:tcPr>
     <w:tblStylePr w:type="firstRow">
       <w:rPr>
+        <w:rFonts w:eastAsia="黑体"/>
         <w:b/>
         <w:bCs/>
         <w:color w:themeColor="background1" w:val="FFFFFF"/>
@@ -14472,6 +15070,7 @@
     </w:tblStylePr>
     <w:tblStylePr w:type="lastRow">
       <w:rPr>
+        <w:rFonts w:eastAsia="黑体"/>
         <w:b/>
         <w:bCs/>
         <w:color w:themeColor="accent6" w:themeShade="CC" w:val="F2730A"/>
@@ -14486,12 +15085,14 @@
     </w:tblStylePr>
     <w:tblStylePr w:type="firstCol">
       <w:rPr>
+        <w:rFonts w:eastAsia="黑体"/>
         <w:b/>
         <w:bCs/>
       </w:rPr>
     </w:tblStylePr>
     <w:tblStylePr w:type="lastCol">
       <w:rPr>
+        <w:rFonts w:eastAsia="黑体"/>
         <w:b/>
         <w:bCs/>
       </w:rPr>
@@ -14526,6 +15127,7 @@
       <w:spacing w:after="0" w:line="240" w:lineRule="auto"/>
     </w:pPr>
     <w:rPr>
+      <w:rFonts w:eastAsia="黑体"/>
       <w:color w:themeColor="text1" w:val="000000"/>
     </w:rPr>
     <w:tblPr>
@@ -14544,6 +15146,7 @@
     </w:tcPr>
     <w:tblStylePr w:type="firstRow">
       <w:rPr>
+        <w:rFonts w:eastAsia="黑体"/>
         <w:b/>
         <w:bCs/>
         <w:color w:themeColor="background1" w:val="FFFFFF"/>
@@ -14558,6 +15161,7 @@
     </w:tblStylePr>
     <w:tblStylePr w:type="lastRow">
       <w:rPr>
+        <w:rFonts w:eastAsia="黑体"/>
         <w:b/>
         <w:bCs/>
         <w:color w:themeColor="accent5" w:themeShade="CC" w:val="348DA5"/>
@@ -14572,12 +15176,14 @@
     </w:tblStylePr>
     <w:tblStylePr w:type="firstCol">
       <w:rPr>
+        <w:rFonts w:eastAsia="黑体"/>
         <w:b/>
         <w:bCs/>
       </w:rPr>
     </w:tblStylePr>
     <w:tblStylePr w:type="lastCol">
       <w:rPr>
+        <w:rFonts w:eastAsia="黑体"/>
         <w:b/>
         <w:bCs/>
       </w:rPr>
@@ -14612,6 +15218,7 @@
       <w:spacing w:after="0" w:line="240" w:lineRule="auto"/>
     </w:pPr>
     <w:rPr>
+      <w:rFonts w:eastAsia="黑体"/>
       <w:color w:themeColor="text1" w:val="000000"/>
     </w:rPr>
     <w:tblPr>
@@ -14633,6 +15240,7 @@
     </w:tcPr>
     <w:tblStylePr w:type="firstRow">
       <w:rPr>
+        <w:rFonts w:eastAsia="黑体"/>
         <w:b/>
         <w:bCs/>
       </w:rPr>
@@ -14643,6 +15251,7 @@
     </w:tblStylePr>
     <w:tblStylePr w:type="lastRow">
       <w:rPr>
+        <w:rFonts w:eastAsia="黑体"/>
         <w:b/>
         <w:bCs/>
         <w:color w:themeColor="text1" w:val="000000"/>
@@ -14654,6 +15263,7 @@
     </w:tblStylePr>
     <w:tblStylePr w:type="firstCol">
       <w:rPr>
+        <w:rFonts w:eastAsia="黑体"/>
         <w:color w:themeColor="background1" w:val="FFFFFF"/>
       </w:rPr>
       <w:tblPr/>
@@ -14663,6 +15273,7 @@
     </w:tblStylePr>
     <w:tblStylePr w:type="lastCol">
       <w:rPr>
+        <w:rFonts w:eastAsia="黑体"/>
         <w:color w:themeColor="background1" w:val="FFFFFF"/>
       </w:rPr>
       <w:tblPr/>
@@ -14692,6 +15303,7 @@
       <w:spacing w:after="0" w:line="240" w:lineRule="auto"/>
     </w:pPr>
     <w:rPr>
+      <w:rFonts w:eastAsia="黑体"/>
       <w:color w:themeColor="text1" w:val="000000"/>
     </w:rPr>
     <w:tblPr>
@@ -14713,6 +15325,7 @@
     </w:tcPr>
     <w:tblStylePr w:type="firstRow">
       <w:rPr>
+        <w:rFonts w:eastAsia="黑体"/>
         <w:b/>
         <w:bCs/>
       </w:rPr>
@@ -14723,6 +15336,7 @@
     </w:tblStylePr>
     <w:tblStylePr w:type="lastRow">
       <w:rPr>
+        <w:rFonts w:eastAsia="黑体"/>
         <w:b/>
         <w:bCs/>
         <w:color w:themeColor="text1" w:val="000000"/>
@@ -14734,6 +15348,7 @@
     </w:tblStylePr>
     <w:tblStylePr w:type="firstCol">
       <w:rPr>
+        <w:rFonts w:eastAsia="黑体"/>
         <w:color w:themeColor="background1" w:val="FFFFFF"/>
       </w:rPr>
       <w:tblPr/>
@@ -14743,6 +15358,7 @@
     </w:tblStylePr>
     <w:tblStylePr w:type="lastCol">
       <w:rPr>
+        <w:rFonts w:eastAsia="黑体"/>
         <w:color w:themeColor="background1" w:val="FFFFFF"/>
       </w:rPr>
       <w:tblPr/>
@@ -14772,6 +15388,7 @@
       <w:spacing w:after="0" w:line="240" w:lineRule="auto"/>
     </w:pPr>
     <w:rPr>
+      <w:rFonts w:eastAsia="黑体"/>
       <w:color w:themeColor="text1" w:val="000000"/>
     </w:rPr>
     <w:tblPr>
@@ -14793,6 +15410,7 @@
     </w:tcPr>
     <w:tblStylePr w:type="firstRow">
       <w:rPr>
+        <w:rFonts w:eastAsia="黑体"/>
         <w:b/>
         <w:bCs/>
       </w:rPr>
@@ -14803,6 +15421,7 @@
     </w:tblStylePr>
     <w:tblStylePr w:type="lastRow">
       <w:rPr>
+        <w:rFonts w:eastAsia="黑体"/>
         <w:b/>
         <w:bCs/>
         <w:color w:themeColor="text1" w:val="000000"/>
@@ -14814,6 +15433,7 @@
     </w:tblStylePr>
     <w:tblStylePr w:type="firstCol">
       <w:rPr>
+        <w:rFonts w:eastAsia="黑体"/>
         <w:color w:themeColor="background1" w:val="FFFFFF"/>
       </w:rPr>
       <w:tblPr/>
@@ -14823,6 +15443,7 @@
     </w:tblStylePr>
     <w:tblStylePr w:type="lastCol">
       <w:rPr>
+        <w:rFonts w:eastAsia="黑体"/>
         <w:color w:themeColor="background1" w:val="FFFFFF"/>
       </w:rPr>
       <w:tblPr/>
@@ -14852,6 +15473,7 @@
       <w:spacing w:after="0" w:line="240" w:lineRule="auto"/>
     </w:pPr>
     <w:rPr>
+      <w:rFonts w:eastAsia="黑体"/>
       <w:color w:themeColor="text1" w:val="000000"/>
     </w:rPr>
     <w:tblPr>
@@ -14873,6 +15495,7 @@
     </w:tcPr>
     <w:tblStylePr w:type="firstRow">
       <w:rPr>
+        <w:rFonts w:eastAsia="黑体"/>
         <w:b/>
         <w:bCs/>
       </w:rPr>
@@ -14883,6 +15506,7 @@
     </w:tblStylePr>
     <w:tblStylePr w:type="lastRow">
       <w:rPr>
+        <w:rFonts w:eastAsia="黑体"/>
         <w:b/>
         <w:bCs/>
         <w:color w:themeColor="text1" w:val="000000"/>
@@ -14894,6 +15518,7 @@
     </w:tblStylePr>
     <w:tblStylePr w:type="firstCol">
       <w:rPr>
+        <w:rFonts w:eastAsia="黑体"/>
         <w:color w:themeColor="background1" w:val="FFFFFF"/>
       </w:rPr>
       <w:tblPr/>
@@ -14903,6 +15528,7 @@
     </w:tblStylePr>
     <w:tblStylePr w:type="lastCol">
       <w:rPr>
+        <w:rFonts w:eastAsia="黑体"/>
         <w:color w:themeColor="background1" w:val="FFFFFF"/>
       </w:rPr>
       <w:tblPr/>
@@ -14932,6 +15558,7 @@
       <w:spacing w:after="0" w:line="240" w:lineRule="auto"/>
     </w:pPr>
     <w:rPr>
+      <w:rFonts w:eastAsia="黑体"/>
       <w:color w:themeColor="text1" w:val="000000"/>
     </w:rPr>
     <w:tblPr>
@@ -14953,6 +15580,7 @@
     </w:tcPr>
     <w:tblStylePr w:type="firstRow">
       <w:rPr>
+        <w:rFonts w:eastAsia="黑体"/>
         <w:b/>
         <w:bCs/>
       </w:rPr>
@@ -14963,6 +15591,7 @@
     </w:tblStylePr>
     <w:tblStylePr w:type="lastRow">
       <w:rPr>
+        <w:rFonts w:eastAsia="黑体"/>
         <w:b/>
         <w:bCs/>
         <w:color w:themeColor="text1" w:val="000000"/>
@@ -14974,6 +15603,7 @@
     </w:tblStylePr>
     <w:tblStylePr w:type="firstCol">
       <w:rPr>
+        <w:rFonts w:eastAsia="黑体"/>
         <w:color w:themeColor="background1" w:val="FFFFFF"/>
       </w:rPr>
       <w:tblPr/>
@@ -14983,6 +15613,7 @@
     </w:tblStylePr>
     <w:tblStylePr w:type="lastCol">
       <w:rPr>
+        <w:rFonts w:eastAsia="黑体"/>
         <w:color w:themeColor="background1" w:val="FFFFFF"/>
       </w:rPr>
       <w:tblPr/>
@@ -15012,6 +15643,7 @@
       <w:spacing w:after="0" w:line="240" w:lineRule="auto"/>
     </w:pPr>
     <w:rPr>
+      <w:rFonts w:eastAsia="黑体"/>
       <w:color w:themeColor="text1" w:val="000000"/>
     </w:rPr>
     <w:tblPr>
@@ -15033,6 +15665,7 @@
     </w:tcPr>
     <w:tblStylePr w:type="firstRow">
       <w:rPr>
+        <w:rFonts w:eastAsia="黑体"/>
         <w:b/>
         <w:bCs/>
       </w:rPr>
@@ -15043,6 +15676,7 @@
     </w:tblStylePr>
     <w:tblStylePr w:type="lastRow">
       <w:rPr>
+        <w:rFonts w:eastAsia="黑体"/>
         <w:b/>
         <w:bCs/>
         <w:color w:themeColor="text1" w:val="000000"/>
@@ -15054,6 +15688,7 @@
     </w:tblStylePr>
     <w:tblStylePr w:type="firstCol">
       <w:rPr>
+        <w:rFonts w:eastAsia="黑体"/>
         <w:color w:themeColor="background1" w:val="FFFFFF"/>
       </w:rPr>
       <w:tblPr/>
@@ -15063,6 +15698,7 @@
     </w:tblStylePr>
     <w:tblStylePr w:type="lastCol">
       <w:rPr>
+        <w:rFonts w:eastAsia="黑体"/>
         <w:color w:themeColor="background1" w:val="FFFFFF"/>
       </w:rPr>
       <w:tblPr/>
@@ -15092,6 +15728,7 @@
       <w:spacing w:after="0" w:line="240" w:lineRule="auto"/>
     </w:pPr>
     <w:rPr>
+      <w:rFonts w:eastAsia="黑体"/>
       <w:color w:themeColor="text1" w:val="000000"/>
     </w:rPr>
     <w:tblPr>
@@ -15113,6 +15750,7 @@
     </w:tcPr>
     <w:tblStylePr w:type="firstRow">
       <w:rPr>
+        <w:rFonts w:eastAsia="黑体"/>
         <w:b/>
         <w:bCs/>
       </w:rPr>
@@ -15123,6 +15761,7 @@
     </w:tblStylePr>
     <w:tblStylePr w:type="lastRow">
       <w:rPr>
+        <w:rFonts w:eastAsia="黑体"/>
         <w:b/>
         <w:bCs/>
         <w:color w:themeColor="text1" w:val="000000"/>
@@ -15134,6 +15773,7 @@
     </w:tblStylePr>
     <w:tblStylePr w:type="firstCol">
       <w:rPr>
+        <w:rFonts w:eastAsia="黑体"/>
         <w:color w:themeColor="background1" w:val="FFFFFF"/>
       </w:rPr>
       <w:tblPr/>
@@ -15143,6 +15783,7 @@
     </w:tblStylePr>
     <w:tblStylePr w:type="lastCol">
       <w:rPr>
+        <w:rFonts w:eastAsia="黑体"/>
         <w:color w:themeColor="background1" w:val="FFFFFF"/>
       </w:rPr>
       <w:tblPr/>
@@ -15175,6 +15816,7 @@
     <w:name w:val="KeywordTok"/>
     <w:basedOn w:val="VerbatimChar"/>
     <w:rPr>
+      <w:rFonts w:eastAsia="黑体"/>
       <w:b/>
       <w:color w:val="007020"/>
     </w:rPr>
@@ -15183,6 +15825,7 @@
     <w:name w:val="DataTypeTok"/>
     <w:basedOn w:val="VerbatimChar"/>
     <w:rPr>
+      <w:rFonts w:eastAsia="黑体"/>
       <w:color w:val="902000"/>
     </w:rPr>
   </w:style>
@@ -15190,6 +15833,7 @@
     <w:name w:val="DecValTok"/>
     <w:basedOn w:val="VerbatimChar"/>
     <w:rPr>
+      <w:rFonts w:eastAsia="黑体"/>
       <w:color w:val="40a070"/>
     </w:rPr>
   </w:style>
@@ -15197,6 +15841,7 @@
     <w:name w:val="BaseNTok"/>
     <w:basedOn w:val="VerbatimChar"/>
     <w:rPr>
+      <w:rFonts w:eastAsia="黑体"/>
       <w:color w:val="40a070"/>
     </w:rPr>
   </w:style>
@@ -15204,6 +15849,7 @@
     <w:name w:val="FloatTok"/>
     <w:basedOn w:val="VerbatimChar"/>
     <w:rPr>
+      <w:rFonts w:eastAsia="黑体"/>
       <w:color w:val="40a070"/>
     </w:rPr>
   </w:style>
@@ -15211,6 +15857,7 @@
     <w:name w:val="ConstantTok"/>
     <w:basedOn w:val="VerbatimChar"/>
     <w:rPr>
+      <w:rFonts w:eastAsia="黑体"/>
       <w:color w:val="880000"/>
     </w:rPr>
   </w:style>
@@ -15218,6 +15865,7 @@
     <w:name w:val="CharTok"/>
     <w:basedOn w:val="VerbatimChar"/>
     <w:rPr>
+      <w:rFonts w:eastAsia="黑体"/>
       <w:color w:val="4070a0"/>
     </w:rPr>
   </w:style>
@@ -15225,6 +15873,7 @@
     <w:name w:val="SpecialCharTok"/>
     <w:basedOn w:val="VerbatimChar"/>
     <w:rPr>
+      <w:rFonts w:eastAsia="黑体"/>
       <w:color w:val="4070a0"/>
     </w:rPr>
   </w:style>
@@ -15232,6 +15881,7 @@
     <w:name w:val="StringTok"/>
     <w:basedOn w:val="VerbatimChar"/>
     <w:rPr>
+      <w:rFonts w:eastAsia="黑体"/>
       <w:color w:val="4070a0"/>
     </w:rPr>
   </w:style>
@@ -15239,6 +15889,7 @@
     <w:name w:val="VerbatimStringTok"/>
     <w:basedOn w:val="VerbatimChar"/>
     <w:rPr>
+      <w:rFonts w:eastAsia="黑体"/>
       <w:color w:val="4070a0"/>
     </w:rPr>
   </w:style>
@@ -15246,6 +15897,7 @@
     <w:name w:val="SpecialStringTok"/>
     <w:basedOn w:val="VerbatimChar"/>
     <w:rPr>
+      <w:rFonts w:eastAsia="黑体"/>
       <w:color w:val="bb6688"/>
     </w:rPr>
   </w:style>
@@ -15253,6 +15905,7 @@
     <w:name w:val="ImportTok"/>
     <w:basedOn w:val="VerbatimChar"/>
     <w:rPr>
+      <w:rFonts w:eastAsia="黑体"/>
       <w:b/>
       <w:color w:val="008000"/>
     </w:rPr>
@@ -15261,6 +15914,7 @@
     <w:name w:val="CommentTok"/>
     <w:basedOn w:val="VerbatimChar"/>
     <w:rPr>
+      <w:rFonts w:eastAsia="黑体"/>
       <w:i/>
       <w:color w:val="60a0b0"/>
     </w:rPr>
@@ -15269,6 +15923,7 @@
     <w:name w:val="DocumentationTok"/>
     <w:basedOn w:val="VerbatimChar"/>
     <w:rPr>
+      <w:rFonts w:eastAsia="黑体"/>
       <w:i/>
       <w:color w:val="ba2121"/>
     </w:rPr>
@@ -15277,6 +15932,7 @@
     <w:name w:val="AnnotationTok"/>
     <w:basedOn w:val="VerbatimChar"/>
     <w:rPr>
+      <w:rFonts w:eastAsia="黑体"/>
       <w:b/>
       <w:i/>
       <w:color w:val="60a0b0"/>
@@ -15286,6 +15942,7 @@
     <w:name w:val="CommentVarTok"/>
     <w:basedOn w:val="VerbatimChar"/>
     <w:rPr>
+      <w:rFonts w:eastAsia="黑体"/>
       <w:b/>
       <w:i/>
       <w:color w:val="60a0b0"/>
@@ -15295,6 +15952,7 @@
     <w:name w:val="OtherTok"/>
     <w:basedOn w:val="VerbatimChar"/>
     <w:rPr>
+      <w:rFonts w:eastAsia="黑体"/>
       <w:color w:val="007020"/>
     </w:rPr>
   </w:style>
@@ -15302,6 +15960,7 @@
     <w:name w:val="FunctionTok"/>
     <w:basedOn w:val="VerbatimChar"/>
     <w:rPr>
+      <w:rFonts w:eastAsia="黑体"/>
       <w:color w:val="06287e"/>
     </w:rPr>
   </w:style>
@@ -15309,6 +15968,7 @@
     <w:name w:val="VariableTok"/>
     <w:basedOn w:val="VerbatimChar"/>
     <w:rPr>
+      <w:rFonts w:eastAsia="黑体"/>
       <w:color w:val="19177c"/>
     </w:rPr>
   </w:style>
@@ -15316,6 +15976,7 @@
     <w:name w:val="ControlFlowTok"/>
     <w:basedOn w:val="VerbatimChar"/>
     <w:rPr>
+      <w:rFonts w:eastAsia="黑体"/>
       <w:b/>
       <w:color w:val="007020"/>
     </w:rPr>
@@ -15324,6 +15985,7 @@
     <w:name w:val="OperatorTok"/>
     <w:basedOn w:val="VerbatimChar"/>
     <w:rPr>
+      <w:rFonts w:eastAsia="黑体"/>
       <w:color w:val="666666"/>
     </w:rPr>
   </w:style>
@@ -15331,18 +15993,22 @@
     <w:name w:val="BuiltInTok"/>
     <w:basedOn w:val="VerbatimChar"/>
     <w:rPr>
+      <w:rFonts w:eastAsia="黑体"/>
       <w:color w:val="008000"/>
     </w:rPr>
   </w:style>
   <w:style w:type="character" w:customStyle="1" w:styleId="ExtensionTok">
     <w:name w:val="ExtensionTok"/>
     <w:basedOn w:val="VerbatimChar"/>
-    <w:rPr/>
+    <w:rPr>
+      <w:rFonts w:eastAsia="黑体"/>
+    </w:rPr>
   </w:style>
   <w:style w:type="character" w:customStyle="1" w:styleId="PreprocessorTok">
     <w:name w:val="PreprocessorTok"/>
     <w:basedOn w:val="VerbatimChar"/>
     <w:rPr>
+      <w:rFonts w:eastAsia="黑体"/>
       <w:color w:val="bc7a00"/>
     </w:rPr>
   </w:style>
@@ -15350,18 +16016,22 @@
     <w:name w:val="AttributeTok"/>
     <w:basedOn w:val="VerbatimChar"/>
     <w:rPr>
+      <w:rFonts w:eastAsia="黑体"/>
       <w:color w:val="7d9029"/>
     </w:rPr>
   </w:style>
   <w:style w:type="character" w:customStyle="1" w:styleId="RegionMarkerTok">
     <w:name w:val="RegionMarkerTok"/>
     <w:basedOn w:val="VerbatimChar"/>
-    <w:rPr/>
+    <w:rPr>
+      <w:rFonts w:eastAsia="黑体"/>
+    </w:rPr>
   </w:style>
   <w:style w:type="character" w:customStyle="1" w:styleId="InformationTok">
     <w:name w:val="InformationTok"/>
     <w:basedOn w:val="VerbatimChar"/>
     <w:rPr>
+      <w:rFonts w:eastAsia="黑体"/>
       <w:b/>
       <w:i/>
       <w:color w:val="60a0b0"/>
@@ -15371,6 +16041,7 @@
     <w:name w:val="WarningTok"/>
     <w:basedOn w:val="VerbatimChar"/>
     <w:rPr>
+      <w:rFonts w:eastAsia="黑体"/>
       <w:b/>
       <w:i/>
       <w:color w:val="60a0b0"/>
@@ -15380,6 +16051,7 @@
     <w:name w:val="AlertTok"/>
     <w:basedOn w:val="VerbatimChar"/>
     <w:rPr>
+      <w:rFonts w:eastAsia="黑体"/>
       <w:b/>
       <w:color w:val="ff0000"/>
     </w:rPr>
@@ -15388,6 +16060,7 @@
     <w:name w:val="ErrorTok"/>
     <w:basedOn w:val="VerbatimChar"/>
     <w:rPr>
+      <w:rFonts w:eastAsia="黑体"/>
       <w:b/>
       <w:color w:val="ff0000"/>
     </w:rPr>
@@ -15395,7 +16068,9 @@
   <w:style w:type="character" w:customStyle="1" w:styleId="NormalTok">
     <w:name w:val="NormalTok"/>
     <w:basedOn w:val="VerbatimChar"/>
-    <w:rPr/>
+    <w:rPr>
+      <w:rFonts w:eastAsia="黑体"/>
+    </w:rPr>
   </w:style>
 </w:styles>
 </file>
@@ -15444,12 +16119,12 @@
     <a:fontScheme name="Office">
       <a:majorFont>
         <a:latin typeface="Calibri"/>
-        <a:ea typeface=""/>
+        <a:ea typeface="黑体"/>
         <a:cs typeface=""/>
         <a:font script="Jpan" typeface="ＭＳ ゴシック"/>
         <a:font script="Hang" typeface="맑은 고딕"/>
-        <a:font script="Hans" typeface="宋体"/>
-        <a:font script="Hant" typeface="新細明體"/>
+        <a:font script="Hans" typeface="黑体"/>
+        <a:font script="Hant" typeface="黑体"/>
         <a:font script="Arab" typeface="Times New Roman"/>
         <a:font script="Hebr" typeface="Times New Roman"/>
         <a:font script="Thai" typeface="Angsana New"/>
@@ -15479,12 +16154,12 @@
       </a:majorFont>
       <a:minorFont>
         <a:latin typeface="Cambria"/>
-        <a:ea typeface=""/>
+        <a:ea typeface="黑体"/>
         <a:cs typeface=""/>
         <a:font script="Jpan" typeface="ＭＳ 明朝"/>
         <a:font script="Hang" typeface="맑은 고딕"/>
-        <a:font script="Hans" typeface="宋体"/>
-        <a:font script="Hant" typeface="新細明體"/>
+        <a:font script="Hans" typeface="黑体"/>
+        <a:font script="Hant" typeface="黑体"/>
         <a:font script="Arab" typeface="Arial"/>
         <a:font script="Hebr" typeface="Arial"/>
         <a:font script="Thai" typeface="Cordia New"/>

--- a/01-电源电路/02-开关电源/全桥/全桥逆变电路/全桥逆变电路.docx
+++ b/01-电源电路/02-开关电源/全桥/全桥逆变电路/全桥逆变电路.docx
@@ -3048,7 +3048,7 @@
           <w:color w:val="555555"/>
           <w:sz w:val="21"/>
         </w:rPr>
-        <w:t>材料收集者：杜文杰，WX手机：19519196569，QQ:3478827729</w:t>
+        <w:t>材料收集者：杜文杰，微信/手机：19519196569，QQ:3478827729</w:t>
       </w:r>
     </w:p>
     <w:sectPr>
